--- a/대본/5부/04화_The_Chain.docx
+++ b/대본/5부/04화_The_Chain.docx
@@ -2,7 +2,7 @@
 <file path=word/document.xml><?xml version="1.0" encoding="utf-8"?>
 <w:document xmlns:w="http://schemas.openxmlformats.org/wordprocessingml/2006/main" xmlns:m="http://schemas.openxmlformats.org/officeDocument/2006/math" xmlns:r="http://schemas.openxmlformats.org/officeDocument/2006/relationships" xmlns:o="urn:schemas-microsoft-com:office:office" xmlns:v="urn:schemas-microsoft-com:vml" xmlns:w10="urn:schemas-microsoft-com:office:word" xmlns:a="http://schemas.openxmlformats.org/drawingml/2006/main" xmlns:pic="http://schemas.openxmlformats.org/drawingml/2006/picture" xmlns:wp="http://schemas.openxmlformats.org/drawingml/2006/wordprocessingDrawing">
   <w:body>
-    <w:bookmarkStart w:id="31" w:name="ship-it-5부-4화"/>
+    <w:bookmarkStart w:id="32" w:name="ship-it-5부-4화"/>
     <w:p>
       <w:pPr>
         <w:pStyle w:val="Heading1"/>
@@ -65,7 +65,7 @@
         <w:t xml:space="preserve"> </w:t>
       </w:r>
       <w:r>
-        <w:t xml:space="preserve">- 규칙: 지문 없음. 전 화 100% 「화자명: 대사」. 1턴 20단어 이내.</w:t>
+        <w:t xml:space="preserve">- 규칙: 지문 없음. 전 화 100% 「화자명: 대사」. 1턴 20단어 이내 + 긴 턴 10~15회(30~60단어).</w:t>
       </w:r>
       <w:r>
         <w:t xml:space="preserve"> </w:t>
@@ -336,7 +336,7 @@
         </w:numPr>
       </w:pPr>
       <w:r>
-        <w:t xml:space="preserve">SOFIA: He’ll say no to a price. We’re not selling a price. We’re selling his problem back to him, solved.</w:t>
+        <w:t xml:space="preserve">SOFIA: He’ll say no to a price, because that’s his job and he’s very good at it. But we’re not selling a price. We’re selling his own problem back to him, solved, and nobody says no to that.</w:t>
       </w:r>
       <w:r>
         <w:t xml:space="preserve"> </w:t>
@@ -357,7 +357,22 @@
         <w:t xml:space="preserve">”</w:t>
       </w:r>
       <w:r>
-        <w:t xml:space="preserve">라고 하겠죠. 우린 가격을 파는 게 아니에요. 그 사람 문제를 해결해서 돌려주는 거예요.</w:t>
+        <w:t xml:space="preserve">라고 하겠죠. 그게 그 사람 일이고, 아주 잘하니까요. 하지만 우린 가격을 파는 게 아니에요. 그 사람 자신의 문제를 해결해서 돌려주는 거고, 거기엔 아무도</w:t>
+      </w:r>
+      <w:r>
+        <w:t xml:space="preserve"> </w:t>
+      </w:r>
+      <w:r>
+        <w:t xml:space="preserve">“</w:t>
+      </w:r>
+      <w:r>
+        <w:t xml:space="preserve">노</w:t>
+      </w:r>
+      <w:r>
+        <w:t xml:space="preserve">”</w:t>
+      </w:r>
+      <w:r>
+        <w:t xml:space="preserve">라고 못 해요.</w:t>
       </w:r>
     </w:p>
     <w:p>
@@ -419,13 +434,13 @@
         </w:numPr>
       </w:pPr>
       <w:r>
-        <w:t xml:space="preserve">NOAH: Just wishing you luck. And a reminder. Training in the contract. Or no contract.</w:t>
-      </w:r>
-      <w:r>
-        <w:t xml:space="preserve"> </w:t>
-      </w:r>
-      <w:r>
-        <w:t xml:space="preserve">노아: 행운을 빌려고요. 그리고 한 가지 상기. 계약에 교육. 아니면 계약 없음.</w:t>
+        <w:t xml:space="preserve">NOAH: Just wishing you luck. And a reminder, because I know how these meetings go when a big number is on the table. Training in the contract, every injector, including new hires. Or no contract.</w:t>
+      </w:r>
+      <w:r>
+        <w:t xml:space="preserve"> </w:t>
+      </w:r>
+      <w:r>
+        <w:t xml:space="preserve">노아: 행운을 빌려고요. 그리고 한 가지 상기. 큰 숫자가 테이블에 오르면 이런 미팅이 어떻게 흘러가는지 아니까요. 계약에 교육, 모든 시술자, 신규 채용자 포함. 아니면 계약 없음.</w:t>
       </w:r>
     </w:p>
     <w:p>
@@ -737,13 +752,13 @@
         </w:numPr>
       </w:pPr>
       <w:r>
-        <w:t xml:space="preserve">NADIA: Probably. Our nurses are afraid to report. They think they’ll be fired.</w:t>
-      </w:r>
-      <w:r>
-        <w:t xml:space="preserve"> </w:t>
-      </w:r>
-      <w:r>
-        <w:t xml:space="preserve">나디아: 아마도. 우리 간호사들은 보고하길 두려워해. 해고될 거라고 생각하거든.</w:t>
+        <w:t xml:space="preserve">NADIA: Probably. Our nurses are afraid to report, especially the new ones. They think one complication means they’ll be fired, so they call a friend instead of calling us. And by the time we hear about it, it’s too late.</w:t>
+      </w:r>
+      <w:r>
+        <w:t xml:space="preserve"> </w:t>
+      </w:r>
+      <w:r>
+        <w:t xml:space="preserve">나디아: 아마도. 우리 간호사들은 보고하길 두려워해, 특히 신입들은. 합병증 한 건이면 해고될 거라고 생각해서, 우리 대신 친구한테 전화해. 그리고 우리가 알게 될 때쯤엔 이미 늦어.</w:t>
       </w:r>
     </w:p>
     <w:p>
@@ -856,13 +871,13 @@
         </w:numPr>
       </w:pPr>
       <w:r>
-        <w:t xml:space="preserve">TASHA: Our certification. Theory online. Hands-on in the clinic. Half a day. New hires within a month.</w:t>
-      </w:r>
-      <w:r>
-        <w:t xml:space="preserve"> </w:t>
-      </w:r>
-      <w:r>
-        <w:t xml:space="preserve">타샤: 우리 인증이요. 이론은 온라인. 실습은 병원에서. 반나절. 신규 채용자는 한 달 안에.</w:t>
+        <w:t xml:space="preserve">TASHA: Our certification. The theory is online, so they can do it at home, and the hands-on part happens in the clinic. Half a day in total. And every new hire is certified within their first month, which is exactly the window you just described.</w:t>
+      </w:r>
+      <w:r>
+        <w:t xml:space="preserve"> </w:t>
+      </w:r>
+      <w:r>
+        <w:t xml:space="preserve">타샤: 우리 인증이요. 이론은 온라인이라 집에서 할 수 있고, 실습은 병원에서 해요. 다 합쳐 반나절. 그리고 신규 채용자는 전원 첫 달 안에 인증받아요. 방금 말씀하신 바로 그 기간이죠.</w:t>
       </w:r>
     </w:p>
     <w:p>
@@ -975,13 +990,13 @@
         </w:numPr>
       </w:pPr>
       <w:r>
-        <w:t xml:space="preserve">NADIA: I want this. But Greg signs contracts. And Greg cares about total cost. Not unit price.</w:t>
-      </w:r>
-      <w:r>
-        <w:t xml:space="preserve"> </w:t>
-      </w:r>
-      <w:r>
-        <w:t xml:space="preserve">나디아: 나 이거 원해. 하지만 계약은 그레그가 해. 그리고 그레그는 총비용을 신경 써. 단가가 아니라.</w:t>
+        <w:t xml:space="preserve">NADIA: I want this, Sofia. But I don’t sign contracts, Greg does. And Greg doesn’t care about unit price as much as total cost: what we spend on a location over a whole year. That’s the only language he listens to.</w:t>
+      </w:r>
+      <w:r>
+        <w:t xml:space="preserve"> </w:t>
+      </w:r>
+      <w:r>
+        <w:t xml:space="preserve">나디아: 나 이거 원해, 소피아. 하지만 계약은 내가 아니라 그레그가 해. 그리고 그레그는 단가보다 총비용, 그러니까 지점 하나에 1년 동안 쓰는 돈을 더 신경 써. 그 사람이 듣는 언어는 그것뿐이야.</w:t>
       </w:r>
     </w:p>
     <w:p>
@@ -1359,13 +1374,13 @@
         </w:numPr>
       </w:pPr>
       <w:r>
-        <w:t xml:space="preserve">SOFIA: Your problem is one and a half million dollars a year. Training and insurance. Before a single syringe.</w:t>
-      </w:r>
-      <w:r>
-        <w:t xml:space="preserve"> </w:t>
-      </w:r>
-      <w:r>
-        <w:t xml:space="preserve">소피아: 당신 문제는 연 150만 달러예요. 교육과 보험. 주사기 하나 사기도 전에.</w:t>
+        <w:t xml:space="preserve">SOFIA: Your problem is about one and a half million dollars a year. Almost eight hundred thousand on training new injectors, and about seven hundred thousand more on insurance. That’s before you buy a single syringe, from anyone.</w:t>
+      </w:r>
+      <w:r>
+        <w:t xml:space="preserve"> </w:t>
+      </w:r>
+      <w:r>
+        <w:t xml:space="preserve">소피아: 당신 문제는 연 150만 달러 정도예요. 신규 시술자 교육에 거의 80만, 보험에 약 70만 추가. 그게 누구한테서든 주사기 하나 사기도 전이에요.</w:t>
       </w:r>
     </w:p>
     <w:p>
@@ -1546,13 +1561,13 @@
         </w:numPr>
       </w:pPr>
       <w:r>
-        <w:t xml:space="preserve">DEREK: Close to two hundred thousand. If your insurer matches. We can’t promise that. But Medex offers it.</w:t>
-      </w:r>
-      <w:r>
-        <w:t xml:space="preserve"> </w:t>
-      </w:r>
-      <w:r>
-        <w:t xml:space="preserve">데릭: 20만 가까이요. 보험사가 맞춰 주면요. 그건 약속 못 해요. 하지만 메덱스는 제공해요.</w:t>
+        <w:t xml:space="preserve">DEREK: Close to two hundred thousand a year, if your insurer matches it. To be honest, we can’t promise that, because it’s their decision, not ours. But Medex offers it today, and we can show you their terms.</w:t>
+      </w:r>
+      <w:r>
+        <w:t xml:space="preserve"> </w:t>
+      </w:r>
+      <w:r>
+        <w:t xml:space="preserve">데릭: 연 20만 가까이요, 보험사가 맞춰 주면요. 솔직히 그건 약속 못 해요. 우리가 아니라 보험사가 결정하는 거니까요. 하지만 메덱스는 지금 제공하고 있고, 조건을 보여 드릴 수 있어요.</w:t>
       </w:r>
     </w:p>
     <w:p>
@@ -1563,13 +1578,13 @@
         </w:numPr>
       </w:pPr>
       <w:r>
-        <w:t xml:space="preserve">GREG: You’re not promising. I notice that. Most reps promise everything.</w:t>
-      </w:r>
-      <w:r>
-        <w:t xml:space="preserve"> </w:t>
-      </w:r>
-      <w:r>
-        <w:t xml:space="preserve">그레그: 약속은 안 하네요. 알아챘어요. 영업 사원 대부분은 다 약속하는데.</w:t>
+        <w:t xml:space="preserve">GREG: You’re not promising. I notice that. Most reps who walk into this room promise everything: lower prices, faster delivery, fewer lawsuits. Then I spend the next year holding them to it. You just did the opposite.</w:t>
+      </w:r>
+      <w:r>
+        <w:t xml:space="preserve"> </w:t>
+      </w:r>
+      <w:r>
+        <w:t xml:space="preserve">그레그: 약속은 안 하네요. 알아챘어요. 이 방에 들어오는 영업 사원 대부분은 다 약속해요. 더 낮은 가격, 더 빠른 배송, 더 적은 소송. 그리고 난 그다음 1년을 그 약속 지키게 하느라 보내죠. 당신은 방금 정반대로 했어요.</w:t>
       </w:r>
     </w:p>
     <w:p>
@@ -1773,13 +1788,13 @@
         </w:numPr>
       </w:pPr>
       <w:r>
-        <w:t xml:space="preserve">TIFFANY: An occlusion. A settlement. Insurance up forty percent. I almost lost the business. That’s why I sold.</w:t>
-      </w:r>
-      <w:r>
-        <w:t xml:space="preserve"> </w:t>
-      </w:r>
-      <w:r>
-        <w:t xml:space="preserve">티파니: 혈관 폐색. 합의. 보험료 40% 인상. 사업을 거의 잃을 뻔했어요. 그래서 판 거예요.</w:t>
+        <w:t xml:space="preserve">TIFFANY: An occlusion. One patient, one bad afternoon. Then a settlement, and our insurance went up forty percent the next year. I almost lost the whole business. That’s why I sold to you, Greg. Not because of the price.</w:t>
+      </w:r>
+      <w:r>
+        <w:t xml:space="preserve"> </w:t>
+      </w:r>
+      <w:r>
+        <w:t xml:space="preserve">티파니: 혈관 폐색. 환자 한 명, 운 나쁜 오후 한 번. 그다음 합의, 그리고 이듬해 보험료가 40% 올랐어요. 사업 전체를 거의 잃을 뻔했어요. 그래서 당신한테 판 거예요, 그레그. 가격 때문이 아니라.</w:t>
       </w:r>
     </w:p>
     <w:p>
@@ -1909,13 +1924,13 @@
         </w:numPr>
       </w:pPr>
       <w:r>
-        <w:t xml:space="preserve">GREG: Medically, maybe. Financially, I need proof. Not a story.</w:t>
-      </w:r>
-      <w:r>
-        <w:t xml:space="preserve"> </w:t>
-      </w:r>
-      <w:r>
-        <w:t xml:space="preserve">그레그: 의학적으론 그럴지도. 재무적으론 증거가 필요해요. 이야기 말고.</w:t>
+        <w:t xml:space="preserve">GREG: Medically, maybe. But I don’t get to approve things because they feel right. Financially, I need proof I can take to my CFO, with numbers from our own clinics. Not a story, however good the story is.</w:t>
+      </w:r>
+      <w:r>
+        <w:t xml:space="preserve"> </w:t>
+      </w:r>
+      <w:r>
+        <w:t xml:space="preserve">그레그: 의학적으론 그럴지도. 하지만 난 옳다고 느껴진다고 승인할 수 있는 자리가 아니에요. 재무적으론 우리 병원들 숫자로 된, CFO한테 가져갈 수 있는 증거가 필요해요. 이야기 말고요. 아무리 좋은 이야기라도.</w:t>
       </w:r>
     </w:p>
     <w:p>
@@ -1977,13 +1992,31 @@
         </w:numPr>
       </w:pPr>
       <w:r>
-        <w:t xml:space="preserve">NADIA: And reporting culture. Do nurses report more? That’s a good sign. Not a bad one.</w:t>
-      </w:r>
-      <w:r>
-        <w:t xml:space="preserve"> </w:t>
-      </w:r>
-      <w:r>
-        <w:t xml:space="preserve">나디아: 그리고 보고 문화. 간호사들이 더 보고하는지. 그건 나쁜 신호가 아니라 좋은 신호예요.</w:t>
+        <w:t xml:space="preserve">NADIA: And reporting culture. If nurses start reporting more complications, that’s a good sign, not a bad one. It means they trust us enough to tell the truth, and we finally see the real number instead of the one we know of.</w:t>
+      </w:r>
+      <w:r>
+        <w:t xml:space="preserve"> </w:t>
+      </w:r>
+      <w:r>
+        <w:t xml:space="preserve">나디아: 그리고 보고 문화. 간호사들이 합병증을 더 많이 보고하기 시작하면, 그건 나쁜 신호가 아니라 좋은 신호예요. 진실을 말할 만큼 우릴 믿는다는 뜻이고, 마침내</w:t>
+      </w:r>
+      <w:r>
+        <w:t xml:space="preserve"> </w:t>
+      </w:r>
+      <w:r>
+        <w:t xml:space="preserve">‘</w:t>
+      </w:r>
+      <w:r>
+        <w:t xml:space="preserve">우리가 아는</w:t>
+      </w:r>
+      <w:r>
+        <w:t xml:space="preserve">’</w:t>
+      </w:r>
+      <w:r>
+        <w:t xml:space="preserve"> </w:t>
+      </w:r>
+      <w:r>
+        <w:t xml:space="preserve">숫자가 아니라 진짜 숫자를 보게 되는 거죠.</w:t>
       </w:r>
     </w:p>
     <w:p>
@@ -2140,13 +2173,13 @@
         </w:numPr>
       </w:pPr>
       <w:r>
-        <w:t xml:space="preserve">SOFIA: I didn’t. Tiffany did. And Nadia. And Greg’s own numbers.</w:t>
-      </w:r>
-      <w:r>
-        <w:t xml:space="preserve"> </w:t>
-      </w:r>
-      <w:r>
-        <w:t xml:space="preserve">소피아: 내가 한 게 아니에요. 티파니가 했죠. 그리고 나디아. 그리고 그레그 자신의 숫자.</w:t>
+        <w:t xml:space="preserve">SOFIA: I didn’t. Tiffany did, with a story Greg had never heard. Nadia did, by wanting it for two years. And Greg’s own numbers did the rest. All I did was ask the questions and stay quiet.</w:t>
+      </w:r>
+      <w:r>
+        <w:t xml:space="preserve"> </w:t>
+      </w:r>
+      <w:r>
+        <w:t xml:space="preserve">소피아: 내가 한 게 아니에요. 티파니가 했죠, 그레그가 한 번도 못 들은 이야기로. 나디아가 했고요, 2년 동안 이걸 원해 왔으니까. 나머지는 그레그 자신의 숫자가 했어요. 난 질문하고 입 다물고 있었을 뿐이에요.</w:t>
       </w:r>
     </w:p>
     <w:p>
@@ -2436,7 +2469,7 @@
     </w:p>
     <w:bookmarkEnd w:id="25"/>
     <w:bookmarkEnd w:id="26"/>
-    <w:bookmarkStart w:id="30" w:name="학습-부록"/>
+    <w:bookmarkStart w:id="31" w:name="학습-부록"/>
     <w:p>
       <w:pPr>
         <w:pStyle w:val="Heading2"/>
@@ -3448,8 +3481,323 @@
       </w:r>
     </w:p>
     <w:bookmarkEnd w:id="29"/>
+    <w:bookmarkStart w:id="30" w:name="긴-발화-분석"/>
+    <w:p>
+      <w:pPr>
+        <w:pStyle w:val="Heading3"/>
+      </w:pPr>
+      <w:r>
+        <w:t xml:space="preserve">④ 긴 발화 분석</w:t>
+      </w:r>
+    </w:p>
+    <w:p>
+      <w:pPr>
+        <w:pStyle w:val="BlockText"/>
+      </w:pPr>
+      <w:r>
+        <w:rPr>
+          <w:bCs/>
+          <w:b/>
+        </w:rPr>
+        <w:t xml:space="preserve">64턴 SOFIA:</w:t>
+      </w:r>
+      <w:r>
+        <w:t xml:space="preserve"> </w:t>
+      </w:r>
+      <w:r>
+        <w:t xml:space="preserve">“</w:t>
+      </w:r>
+      <w:r>
+        <w:t xml:space="preserve">Your problem is about one and a half million dollars a year. Almost eight hundred thousand on training new injectors, and about seven hundred thousand more on insurance. That’s before you buy a single syringe, from anyone.</w:t>
+      </w:r>
+      <w:r>
+        <w:t xml:space="preserve">”</w:t>
+      </w:r>
+    </w:p>
+    <w:tbl>
+      <w:tblPr>
+        <w:tblStyle w:val="Table"/>
+        <w:tblW w:type="pct" w:w="5000"/>
+        <w:tblLook w:firstRow="1" w:lastRow="0" w:firstColumn="0" w:lastColumn="0" w:noHBand="0" w:noVBand="0" w:val="0020"/>
+        <w:jc w:val="start"/>
+      </w:tblPr>
+      <w:tblGrid>
+        <w:gridCol w:w="2640"/>
+        <w:gridCol w:w="2640"/>
+        <w:gridCol w:w="2640"/>
+      </w:tblGrid>
+      <w:tr>
+        <w:trPr>
+          <w:tblHeader w:val="true"/>
+        </w:trPr>
+        <w:tc>
+          <w:tcPr/>
+          <w:p>
+            <w:pPr>
+              <w:pStyle w:val="Compact"/>
+              <w:jc w:val="left"/>
+            </w:pPr>
+            <w:r>
+              <w:t xml:space="preserve">구조</w:t>
+            </w:r>
+          </w:p>
+        </w:tc>
+        <w:tc>
+          <w:tcPr/>
+          <w:p>
+            <w:pPr>
+              <w:pStyle w:val="Compact"/>
+              <w:jc w:val="left"/>
+            </w:pPr>
+            <w:r>
+              <w:t xml:space="preserve">영어</w:t>
+            </w:r>
+          </w:p>
+        </w:tc>
+        <w:tc>
+          <w:tcPr/>
+          <w:p>
+            <w:pPr>
+              <w:pStyle w:val="Compact"/>
+              <w:jc w:val="left"/>
+            </w:pPr>
+            <w:r>
+              <w:t xml:space="preserve">기능</w:t>
+            </w:r>
+          </w:p>
+        </w:tc>
+      </w:tr>
+      <w:tr>
+        <w:tc>
+          <w:tcPr/>
+          <w:p>
+            <w:pPr>
+              <w:pStyle w:val="Compact"/>
+              <w:jc w:val="left"/>
+            </w:pPr>
+            <w:r>
+              <w:t xml:space="preserve">① 문제 재정의(총액)</w:t>
+            </w:r>
+          </w:p>
+        </w:tc>
+        <w:tc>
+          <w:tcPr/>
+          <w:p>
+            <w:pPr>
+              <w:pStyle w:val="Compact"/>
+              <w:jc w:val="left"/>
+            </w:pPr>
+            <w:r>
+              <w:t xml:space="preserve">Your problem is about one and a half million dollars a year.</w:t>
+            </w:r>
+          </w:p>
+        </w:tc>
+        <w:tc>
+          <w:tcPr/>
+          <w:p>
+            <w:pPr>
+              <w:pStyle w:val="Compact"/>
+              <w:jc w:val="left"/>
+            </w:pPr>
+            <w:r>
+              <w:t xml:space="preserve">상대가 말한</w:t>
+            </w:r>
+            <w:r>
+              <w:t xml:space="preserve"> </w:t>
+            </w:r>
+            <w:r>
+              <w:t xml:space="preserve">‘</w:t>
+            </w:r>
+            <w:r>
+              <w:t xml:space="preserve">단가</w:t>
+            </w:r>
+            <w:r>
+              <w:t xml:space="preserve">’</w:t>
+            </w:r>
+            <w:r>
+              <w:t xml:space="preserve"> </w:t>
+            </w:r>
+            <w:r>
+              <w:t xml:space="preserve">문제를 더 큰</w:t>
+            </w:r>
+            <w:r>
+              <w:t xml:space="preserve"> </w:t>
+            </w:r>
+            <w:r>
+              <w:t xml:space="preserve">‘</w:t>
+            </w:r>
+            <w:r>
+              <w:t xml:space="preserve">총비용</w:t>
+            </w:r>
+            <w:r>
+              <w:t xml:space="preserve">’</w:t>
+            </w:r>
+            <w:r>
+              <w:t xml:space="preserve"> </w:t>
+            </w:r>
+            <w:r>
+              <w:t xml:space="preserve">문제로 바꿈</w:t>
+            </w:r>
+          </w:p>
+        </w:tc>
+      </w:tr>
+      <w:tr>
+        <w:tc>
+          <w:tcPr/>
+          <w:p>
+            <w:pPr>
+              <w:pStyle w:val="Compact"/>
+              <w:jc w:val="left"/>
+            </w:pPr>
+            <w:r>
+              <w:t xml:space="preserve">② 근거(상대의 숫자 분해)</w:t>
+            </w:r>
+          </w:p>
+        </w:tc>
+        <w:tc>
+          <w:tcPr/>
+          <w:p>
+            <w:pPr>
+              <w:pStyle w:val="Compact"/>
+              <w:jc w:val="left"/>
+            </w:pPr>
+            <w:r>
+              <w:t xml:space="preserve">Almost eight hundred thousand on training new injectors, and about seven hundred thousand more on insurance.</w:t>
+            </w:r>
+          </w:p>
+        </w:tc>
+        <w:tc>
+          <w:tcPr/>
+          <w:p>
+            <w:pPr>
+              <w:pStyle w:val="Compact"/>
+              <w:jc w:val="left"/>
+            </w:pPr>
+            <w:r>
+              <w:t xml:space="preserve">고객이 직접 말한 숫자로 총액을 증명</w:t>
+            </w:r>
+          </w:p>
+        </w:tc>
+      </w:tr>
+      <w:tr>
+        <w:tc>
+          <w:tcPr/>
+          <w:p>
+            <w:pPr>
+              <w:pStyle w:val="Compact"/>
+              <w:jc w:val="left"/>
+            </w:pPr>
+            <w:r>
+              <w:t xml:space="preserve">③ 대비(단가는 작다)</w:t>
+            </w:r>
+          </w:p>
+        </w:tc>
+        <w:tc>
+          <w:tcPr/>
+          <w:p>
+            <w:pPr>
+              <w:pStyle w:val="Compact"/>
+              <w:jc w:val="left"/>
+            </w:pPr>
+            <w:r>
+              <w:t xml:space="preserve">That’s before you buy a single syringe, from anyone.</w:t>
+            </w:r>
+          </w:p>
+        </w:tc>
+        <w:tc>
+          <w:tcPr/>
+          <w:p>
+            <w:pPr>
+              <w:pStyle w:val="Compact"/>
+              <w:jc w:val="left"/>
+            </w:pPr>
+            <w:r>
+              <w:t xml:space="preserve">주사기 가격 논쟁을 상대적으로 작게 보이게 함</w:t>
+            </w:r>
+          </w:p>
+        </w:tc>
+      </w:tr>
+    </w:tbl>
+    <w:p>
+      <w:pPr>
+        <w:pStyle w:val="BodyText"/>
+      </w:pPr>
+      <w:r>
+        <w:rPr>
+          <w:bCs/>
+          <w:b/>
+        </w:rPr>
+        <w:t xml:space="preserve">활용 패턴:</w:t>
+      </w:r>
+      <w:r>
+        <w:t xml:space="preserve"> </w:t>
+      </w:r>
+      <w:r>
+        <w:t xml:space="preserve">“</w:t>
+      </w:r>
+      <w:r>
+        <w:t xml:space="preserve">Your problem is (총액).</w:t>
+      </w:r>
+      <w:r>
+        <w:t xml:space="preserve">”</w:t>
+      </w:r>
+      <w:r>
+        <w:t xml:space="preserve"> </w:t>
+      </w:r>
+      <w:r>
+        <w:t xml:space="preserve">→ 고객 숫자로 항목 분해 →</w:t>
+      </w:r>
+      <w:r>
+        <w:t xml:space="preserve"> </w:t>
+      </w:r>
+      <w:r>
+        <w:t xml:space="preserve">“</w:t>
+      </w:r>
+      <w:r>
+        <w:t xml:space="preserve">That’s before…</w:t>
+      </w:r>
+      <w:r>
+        <w:t xml:space="preserve">”</w:t>
+      </w:r>
+      <w:r>
+        <w:t xml:space="preserve">로 기존 쟁점 축소</w:t>
+      </w:r>
+      <w:r>
+        <w:t xml:space="preserve"> </w:t>
+      </w:r>
+      <w:r>
+        <w:rPr>
+          <w:bCs/>
+          <w:b/>
+        </w:rPr>
+        <w:t xml:space="preserve">연결 표현:</w:t>
+      </w:r>
+      <w:r>
+        <w:t xml:space="preserve"> </w:t>
+      </w:r>
+      <w:r>
+        <w:t xml:space="preserve">about(약) · almost(거의) · and…more on(거기에 ~에 더) · That’s before…(그건 ~하기도 전이다)</w:t>
+      </w:r>
+      <w:r>
+        <w:t xml:space="preserve"> </w:t>
+      </w:r>
+      <w:r>
+        <w:rPr>
+          <w:bCs/>
+          <w:b/>
+        </w:rPr>
+        <w:t xml:space="preserve">연습:</w:t>
+      </w:r>
+      <w:r>
+        <w:t xml:space="preserve"> </w:t>
+      </w:r>
+      <w:r>
+        <w:t xml:space="preserve">가격만 묻는 B2B 고객에게, 그 고객이 말한 숫자를 활용해 ’진짜 문제’의 총비용을 35단어 안팎으로 제시해 보기.</w:t>
+      </w:r>
+    </w:p>
     <w:bookmarkEnd w:id="30"/>
     <w:bookmarkEnd w:id="31"/>
+    <w:bookmarkEnd w:id="32"/>
     <w:sectPr/>
   </w:body>
 </w:document>

--- a/대본/5부/04화_The_Chain.docx
+++ b/대본/5부/04화_The_Chain.docx
@@ -2,7 +2,7 @@
 <file path=word/document.xml><?xml version="1.0" encoding="utf-8"?>
 <w:document xmlns:w="http://schemas.openxmlformats.org/wordprocessingml/2006/main" xmlns:m="http://schemas.openxmlformats.org/officeDocument/2006/math" xmlns:r="http://schemas.openxmlformats.org/officeDocument/2006/relationships" xmlns:o="urn:schemas-microsoft-com:office:office" xmlns:v="urn:schemas-microsoft-com:vml" xmlns:w10="urn:schemas-microsoft-com:office:word" xmlns:a="http://schemas.openxmlformats.org/drawingml/2006/main" xmlns:pic="http://schemas.openxmlformats.org/drawingml/2006/picture" xmlns:wp="http://schemas.openxmlformats.org/drawingml/2006/wordprocessingDrawing">
   <w:body>
-    <w:bookmarkStart w:id="32" w:name="ship-it-5부-4화"/>
+    <w:bookmarkStart w:id="38" w:name="ship-it-5부-4화"/>
     <w:p>
       <w:pPr>
         <w:pStyle w:val="Heading1"/>
@@ -181,317 +181,122 @@
     </w:p>
     <w:p>
       <w:pPr>
-        <w:numPr>
-          <w:ilvl w:val="0"/>
-          <w:numId w:val="1001"/>
-        </w:numPr>
+        <w:pStyle w:val="FirstParagraph"/>
       </w:pPr>
       <w:r>
         <w:t xml:space="preserve">DEREK: Three hundred locations. My hands are sweating. Fifteen years, and my hands are sweating.</w:t>
       </w:r>
-      <w:r>
-        <w:t xml:space="preserve"> </w:t>
-      </w:r>
-      <w:r>
-        <w:t xml:space="preserve">데릭: 지점 300곳. 손에 땀이 나요. 15년을 했는데 손에 땀이 나네요.</w:t>
-      </w:r>
-    </w:p>
-    <w:p>
-      <w:pPr>
-        <w:numPr>
-          <w:ilvl w:val="0"/>
-          <w:numId w:val="1001"/>
-        </w:numPr>
+    </w:p>
+    <w:p>
+      <w:pPr>
+        <w:pStyle w:val="BodyText"/>
       </w:pPr>
       <w:r>
         <w:t xml:space="preserve">SOFIA: Good. Sweaty hands listen better. Today we talk thirty percent. They talk seventy.</w:t>
       </w:r>
-      <w:r>
-        <w:t xml:space="preserve"> </w:t>
-      </w:r>
-      <w:r>
-        <w:t xml:space="preserve">소피아: 좋아요. 땀 나는 손이 더 잘 들어요. 오늘 우린 30% 말하고. 그쪽이 70% 말해요.</w:t>
-      </w:r>
-    </w:p>
-    <w:p>
-      <w:pPr>
-        <w:numPr>
-          <w:ilvl w:val="0"/>
-          <w:numId w:val="1001"/>
-        </w:numPr>
+    </w:p>
+    <w:p>
+      <w:pPr>
+        <w:pStyle w:val="BodyText"/>
       </w:pPr>
       <w:r>
         <w:t xml:space="preserve">TASHA: And I talk about training. Only when asked.</w:t>
       </w:r>
-      <w:r>
-        <w:t xml:space="preserve"> </w:t>
-      </w:r>
-      <w:r>
-        <w:t xml:space="preserve">타샤: 그리고 전 교육 얘기를 해요. 질문받을 때만.</w:t>
-      </w:r>
-    </w:p>
-    <w:p>
-      <w:pPr>
-        <w:numPr>
-          <w:ilvl w:val="0"/>
-          <w:numId w:val="1001"/>
-        </w:numPr>
+    </w:p>
+    <w:p>
+      <w:pPr>
+        <w:pStyle w:val="BodyText"/>
       </w:pPr>
       <w:r>
         <w:t xml:space="preserve">SOFIA: Exactly. Nadia first. She’s our ally. Greg second. He’s our test.</w:t>
       </w:r>
-      <w:r>
-        <w:t xml:space="preserve"> </w:t>
-      </w:r>
-      <w:r>
-        <w:t xml:space="preserve">소피아: 바로 그거예요. 나디아 먼저. 우리 편이에요. 그레그 다음. 그 사람은 시험이고요.</w:t>
-      </w:r>
-    </w:p>
-    <w:p>
-      <w:pPr>
-        <w:numPr>
-          <w:ilvl w:val="0"/>
-          <w:numId w:val="1001"/>
-        </w:numPr>
+    </w:p>
+    <w:p>
+      <w:pPr>
+        <w:pStyle w:val="BodyText"/>
       </w:pPr>
       <w:r>
         <w:t xml:space="preserve">DEREK: What do we know about Greg?</w:t>
       </w:r>
-      <w:r>
-        <w:t xml:space="preserve"> </w:t>
-      </w:r>
-      <w:r>
-        <w:t xml:space="preserve">데릭: 그레그에 대해 뭘 알아요?</w:t>
-      </w:r>
-    </w:p>
-    <w:p>
-      <w:pPr>
-        <w:numPr>
-          <w:ilvl w:val="0"/>
-          <w:numId w:val="1001"/>
-        </w:numPr>
+    </w:p>
+    <w:p>
+      <w:pPr>
+        <w:pStyle w:val="BodyText"/>
       </w:pPr>
       <w:r>
         <w:t xml:space="preserve">SOFIA: He saved Glow eleven million dollars last year. Mostly by saying no to suppliers.</w:t>
       </w:r>
-      <w:r>
-        <w:t xml:space="preserve"> </w:t>
-      </w:r>
-      <w:r>
-        <w:t xml:space="preserve">소피아: 작년에 글로우에 1,100만 달러를 절약해 줬어요. 대부분 공급사에</w:t>
-      </w:r>
-      <w:r>
-        <w:t xml:space="preserve"> </w:t>
-      </w:r>
-      <w:r>
-        <w:t xml:space="preserve">“</w:t>
-      </w:r>
-      <w:r>
-        <w:t xml:space="preserve">노</w:t>
-      </w:r>
-      <w:r>
-        <w:t xml:space="preserve">”</w:t>
-      </w:r>
-      <w:r>
-        <w:t xml:space="preserve">를 말해서요.</w:t>
-      </w:r>
-    </w:p>
-    <w:p>
-      <w:pPr>
-        <w:numPr>
-          <w:ilvl w:val="0"/>
-          <w:numId w:val="1001"/>
-        </w:numPr>
+    </w:p>
+    <w:p>
+      <w:pPr>
+        <w:pStyle w:val="BodyText"/>
       </w:pPr>
       <w:r>
         <w:t xml:space="preserve">TASHA: So he’ll say no to us.</w:t>
       </w:r>
-      <w:r>
-        <w:t xml:space="preserve"> </w:t>
-      </w:r>
-      <w:r>
-        <w:t xml:space="preserve">타샤: 그럼 우리한테도</w:t>
-      </w:r>
-      <w:r>
-        <w:t xml:space="preserve"> </w:t>
-      </w:r>
-      <w:r>
-        <w:t xml:space="preserve">“</w:t>
-      </w:r>
-      <w:r>
-        <w:t xml:space="preserve">노</w:t>
-      </w:r>
-      <w:r>
-        <w:t xml:space="preserve">”</w:t>
-      </w:r>
-      <w:r>
-        <w:t xml:space="preserve">라고 하겠네요.</w:t>
-      </w:r>
-    </w:p>
-    <w:p>
-      <w:pPr>
-        <w:numPr>
-          <w:ilvl w:val="0"/>
-          <w:numId w:val="1001"/>
-        </w:numPr>
+    </w:p>
+    <w:p>
+      <w:pPr>
+        <w:pStyle w:val="BodyText"/>
       </w:pPr>
       <w:r>
         <w:t xml:space="preserve">SOFIA: He’ll say no to a price, because that’s his job and he’s very good at it. But we’re not selling a price. We’re selling his own problem back to him, solved, and nobody says no to that.</w:t>
       </w:r>
-      <w:r>
-        <w:t xml:space="preserve"> </w:t>
-      </w:r>
-      <w:r>
-        <w:t xml:space="preserve">소피아: 가격엔</w:t>
-      </w:r>
-      <w:r>
-        <w:t xml:space="preserve"> </w:t>
-      </w:r>
-      <w:r>
-        <w:t xml:space="preserve">“</w:t>
-      </w:r>
-      <w:r>
-        <w:t xml:space="preserve">노</w:t>
-      </w:r>
-      <w:r>
-        <w:t xml:space="preserve">”</w:t>
-      </w:r>
-      <w:r>
-        <w:t xml:space="preserve">라고 하겠죠. 그게 그 사람 일이고, 아주 잘하니까요. 하지만 우린 가격을 파는 게 아니에요. 그 사람 자신의 문제를 해결해서 돌려주는 거고, 거기엔 아무도</w:t>
-      </w:r>
-      <w:r>
-        <w:t xml:space="preserve"> </w:t>
-      </w:r>
-      <w:r>
-        <w:t xml:space="preserve">“</w:t>
-      </w:r>
-      <w:r>
-        <w:t xml:space="preserve">노</w:t>
-      </w:r>
-      <w:r>
-        <w:t xml:space="preserve">”</w:t>
-      </w:r>
-      <w:r>
-        <w:t xml:space="preserve">라고 못 해요.</w:t>
-      </w:r>
-    </w:p>
-    <w:p>
-      <w:pPr>
-        <w:numPr>
-          <w:ilvl w:val="0"/>
-          <w:numId w:val="1001"/>
-        </w:numPr>
+    </w:p>
+    <w:p>
+      <w:pPr>
+        <w:pStyle w:val="BodyText"/>
       </w:pPr>
       <w:r>
         <w:t xml:space="preserve">DEREK: What’s his problem?</w:t>
       </w:r>
-      <w:r>
-        <w:t xml:space="preserve"> </w:t>
-      </w:r>
-      <w:r>
-        <w:t xml:space="preserve">데릭: 그 사람 문제가 뭔데요?</w:t>
-      </w:r>
-    </w:p>
-    <w:p>
-      <w:pPr>
-        <w:numPr>
-          <w:ilvl w:val="0"/>
-          <w:numId w:val="1001"/>
-        </w:numPr>
+    </w:p>
+    <w:p>
+      <w:pPr>
+        <w:pStyle w:val="BodyText"/>
       </w:pPr>
       <w:r>
         <w:t xml:space="preserve">SOFIA: I don’t know yet. That’s why Nadia goes first.</w:t>
       </w:r>
-      <w:r>
-        <w:t xml:space="preserve"> </w:t>
-      </w:r>
-      <w:r>
-        <w:t xml:space="preserve">소피아: 아직 몰라요. 그래서 나디아가 먼저예요.</w:t>
-      </w:r>
-    </w:p>
-    <w:p>
-      <w:pPr>
-        <w:numPr>
-          <w:ilvl w:val="0"/>
-          <w:numId w:val="1001"/>
-        </w:numPr>
+    </w:p>
+    <w:p>
+      <w:pPr>
+        <w:pStyle w:val="BodyText"/>
       </w:pPr>
       <w:r>
         <w:t xml:space="preserve">TASHA: Noah’s calling. Speaker?</w:t>
       </w:r>
-      <w:r>
-        <w:t xml:space="preserve"> </w:t>
-      </w:r>
-      <w:r>
-        <w:t xml:space="preserve">타샤: 노아 전화예요. 스피커로?</w:t>
-      </w:r>
-    </w:p>
-    <w:p>
-      <w:pPr>
-        <w:numPr>
-          <w:ilvl w:val="0"/>
-          <w:numId w:val="1001"/>
-        </w:numPr>
+    </w:p>
+    <w:p>
+      <w:pPr>
+        <w:pStyle w:val="BodyText"/>
       </w:pPr>
       <w:r>
         <w:t xml:space="preserve">NOAH: Just wishing you luck. And a reminder, because I know how these meetings go when a big number is on the table. Training in the contract, every injector, including new hires. Or no contract.</w:t>
       </w:r>
-      <w:r>
-        <w:t xml:space="preserve"> </w:t>
-      </w:r>
-      <w:r>
-        <w:t xml:space="preserve">노아: 행운을 빌려고요. 그리고 한 가지 상기. 큰 숫자가 테이블에 오르면 이런 미팅이 어떻게 흘러가는지 아니까요. 계약에 교육, 모든 시술자, 신규 채용자 포함. 아니면 계약 없음.</w:t>
-      </w:r>
-    </w:p>
-    <w:p>
-      <w:pPr>
-        <w:numPr>
-          <w:ilvl w:val="0"/>
-          <w:numId w:val="1001"/>
-        </w:numPr>
+    </w:p>
+    <w:p>
+      <w:pPr>
+        <w:pStyle w:val="BodyText"/>
       </w:pPr>
       <w:r>
         <w:t xml:space="preserve">SOFIA: Noah, I wrote that on my hand. In ink.</w:t>
       </w:r>
-      <w:r>
-        <w:t xml:space="preserve"> </w:t>
-      </w:r>
-      <w:r>
-        <w:t xml:space="preserve">소피아: 노아, 그거 손에 써 놨어요. 펜으로.</w:t>
-      </w:r>
-    </w:p>
-    <w:p>
-      <w:pPr>
-        <w:numPr>
-          <w:ilvl w:val="0"/>
-          <w:numId w:val="1001"/>
-        </w:numPr>
+    </w:p>
+    <w:p>
+      <w:pPr>
+        <w:pStyle w:val="BodyText"/>
       </w:pPr>
       <w:r>
         <w:t xml:space="preserve">NOAH: Sorry. I’m nervous for you.</w:t>
       </w:r>
-      <w:r>
-        <w:t xml:space="preserve"> </w:t>
-      </w:r>
-      <w:r>
-        <w:t xml:space="preserve">노아: 미안해요. 내가 대신 긴장돼서요.</w:t>
-      </w:r>
-    </w:p>
-    <w:p>
-      <w:pPr>
-        <w:numPr>
-          <w:ilvl w:val="0"/>
-          <w:numId w:val="1001"/>
-        </w:numPr>
+    </w:p>
+    <w:p>
+      <w:pPr>
+        <w:pStyle w:val="BodyText"/>
       </w:pPr>
       <w:r>
         <w:t xml:space="preserve">SOFIA: Don’t be. Be nervous for Greg. Bye, Noah.</w:t>
-      </w:r>
-      <w:r>
-        <w:t xml:space="preserve"> </w:t>
-      </w:r>
-      <w:r>
-        <w:t xml:space="preserve">소피아: 그러지 마요. 그레그를 위해 긴장해요. 끊어요, 노아.</w:t>
       </w:r>
     </w:p>
     <w:bookmarkEnd w:id="21"/>
@@ -506,633 +311,300 @@
     </w:p>
     <w:p>
       <w:pPr>
-        <w:numPr>
-          <w:ilvl w:val="0"/>
-          <w:numId w:val="1002"/>
-        </w:numPr>
+        <w:pStyle w:val="FirstParagraph"/>
       </w:pPr>
       <w:r>
         <w:t xml:space="preserve">NADIA: Sofia Alvarez. Ten years. You still bring your own pen to every meeting.</w:t>
       </w:r>
+    </w:p>
+    <w:p>
+      <w:pPr>
+        <w:pStyle w:val="BodyText"/>
+      </w:pPr>
+      <w:r>
+        <w:t xml:space="preserve">SOFIA: Some habits are good, Nadia. This is Derek. And Tasha, our training lead.</w:t>
+      </w:r>
+    </w:p>
+    <w:p>
+      <w:pPr>
+        <w:pStyle w:val="BodyText"/>
+      </w:pPr>
+      <w:r>
+        <w:t xml:space="preserve">NADIA: Tasha Brooks? The webinar? With the nurse from Ohio?</w:t>
+      </w:r>
+    </w:p>
+    <w:p>
+      <w:pPr>
+        <w:pStyle w:val="BodyText"/>
+      </w:pPr>
+      <w:r>
+        <w:t xml:space="preserve">TASHA: That’s me. You watched it?</w:t>
+      </w:r>
+    </w:p>
+    <w:p>
+      <w:pPr>
+        <w:pStyle w:val="BodyText"/>
+      </w:pPr>
+      <w:r>
+        <w:t xml:space="preserve">NADIA: Twice. I sent it to all our regional leads. Without telling purchasing.</w:t>
+      </w:r>
+    </w:p>
+    <w:p>
+      <w:pPr>
+        <w:pStyle w:val="BodyText"/>
+      </w:pPr>
+      <w:r>
+        <w:t xml:space="preserve">SOFIA: Nadia, can we start with your world? What keeps you up at night?</w:t>
+      </w:r>
+    </w:p>
+    <w:p>
+      <w:pPr>
+        <w:pStyle w:val="BodyText"/>
+      </w:pPr>
+      <w:r>
+        <w:t xml:space="preserve">NADIA: Turnover. We have eleven hundred injectors. About four hundred forty leave every year.</w:t>
+      </w:r>
+    </w:p>
+    <w:p>
+      <w:pPr>
+        <w:pStyle w:val="BodyText"/>
+      </w:pPr>
+      <w:r>
+        <w:t xml:space="preserve">DEREK: Forty percent. And the new ones?</w:t>
+      </w:r>
+    </w:p>
+    <w:p>
+      <w:pPr>
+        <w:pStyle w:val="BodyText"/>
+      </w:pPr>
+      <w:r>
+        <w:t xml:space="preserve">NADIA: Trained by whoever is in the clinic that week. Quality varies. A lot.</w:t>
+      </w:r>
+    </w:p>
+    <w:p>
+      <w:pPr>
+        <w:pStyle w:val="BodyText"/>
+      </w:pPr>
+      <w:r>
+        <w:t xml:space="preserve">TASHA: How many occlusions last year? If you can share.</w:t>
+      </w:r>
+    </w:p>
+    <w:p>
+      <w:pPr>
+        <w:pStyle w:val="BodyText"/>
+      </w:pPr>
+      <w:r>
+        <w:t xml:space="preserve">NADIA: Fourteen that we know of. Two became lawsuits. One is still open.</w:t>
+      </w:r>
+    </w:p>
+    <w:p>
+      <w:pPr>
+        <w:pStyle w:val="BodyText"/>
+      </w:pPr>
+      <w:r>
+        <w:t xml:space="preserve">SOFIA:</w:t>
+      </w:r>
       <w:r>
         <w:t xml:space="preserve"> </w:t>
       </w:r>
       <w:r>
-        <w:t xml:space="preserve">나디아: 소피아 알바레스. 10년 만이네. 아직도 회의마다 자기 펜을 들고 다니는구나.</w:t>
-      </w:r>
-    </w:p>
-    <w:p>
-      <w:pPr>
-        <w:numPr>
-          <w:ilvl w:val="0"/>
-          <w:numId w:val="1002"/>
-        </w:numPr>
-      </w:pPr>
-      <w:r>
-        <w:t xml:space="preserve">SOFIA: Some habits are good, Nadia. This is Derek. And Tasha, our training lead.</w:t>
+        <w:t xml:space="preserve">“</w:t>
+      </w:r>
+      <w:r>
+        <w:t xml:space="preserve">That we know of.</w:t>
+      </w:r>
+      <w:r>
+        <w:t xml:space="preserve">”</w:t>
       </w:r>
       <w:r>
         <w:t xml:space="preserve"> </w:t>
       </w:r>
       <w:r>
-        <w:t xml:space="preserve">소피아: 좋은 습관도 있는 거야, 나디아. 이쪽은 데릭. 그리고 우리 교육 총괄 타샤.</w:t>
-      </w:r>
-    </w:p>
-    <w:p>
-      <w:pPr>
-        <w:numPr>
-          <w:ilvl w:val="0"/>
-          <w:numId w:val="1002"/>
-        </w:numPr>
-      </w:pPr>
-      <w:r>
-        <w:t xml:space="preserve">NADIA: Tasha Brooks? The webinar? With the nurse from Ohio?</w:t>
-      </w:r>
-      <w:r>
-        <w:t xml:space="preserve"> </w:t>
-      </w:r>
-      <w:r>
-        <w:t xml:space="preserve">나디아: 타샤 브룩스? 그 웨비나? 오하이오 간호사 나온?</w:t>
-      </w:r>
-    </w:p>
-    <w:p>
-      <w:pPr>
-        <w:numPr>
-          <w:ilvl w:val="0"/>
-          <w:numId w:val="1002"/>
-        </w:numPr>
-      </w:pPr>
-      <w:r>
-        <w:t xml:space="preserve">TASHA: That’s me. You watched it?</w:t>
-      </w:r>
-      <w:r>
-        <w:t xml:space="preserve"> </w:t>
-      </w:r>
-      <w:r>
-        <w:t xml:space="preserve">타샤: 저예요. 보셨어요?</w:t>
-      </w:r>
-    </w:p>
-    <w:p>
-      <w:pPr>
-        <w:numPr>
-          <w:ilvl w:val="0"/>
-          <w:numId w:val="1002"/>
-        </w:numPr>
-      </w:pPr>
-      <w:r>
-        <w:t xml:space="preserve">NADIA: Twice. I sent it to all our regional leads. Without telling purchasing.</w:t>
-      </w:r>
-      <w:r>
-        <w:t xml:space="preserve"> </w:t>
-      </w:r>
-      <w:r>
-        <w:t xml:space="preserve">나디아: 두 번. 지역 책임자 전원한테 보냈어요. 구매팀한텐 말 안 하고.</w:t>
-      </w:r>
-    </w:p>
-    <w:p>
-      <w:pPr>
-        <w:numPr>
-          <w:ilvl w:val="0"/>
-          <w:numId w:val="1002"/>
-        </w:numPr>
-      </w:pPr>
-      <w:r>
-        <w:t xml:space="preserve">SOFIA: Nadia, can we start with your world? What keeps you up at night?</w:t>
-      </w:r>
-      <w:r>
-        <w:t xml:space="preserve"> </w:t>
-      </w:r>
-      <w:r>
-        <w:t xml:space="preserve">소피아: 나디아, 너의 세계부터 시작해도 될까? 밤에 잠 못 들게 하는 게 뭐야?</w:t>
-      </w:r>
-    </w:p>
-    <w:p>
-      <w:pPr>
-        <w:numPr>
-          <w:ilvl w:val="0"/>
-          <w:numId w:val="1002"/>
-        </w:numPr>
-      </w:pPr>
-      <w:r>
-        <w:t xml:space="preserve">NADIA: Turnover. We have eleven hundred injectors. About four hundred forty leave every year.</w:t>
-      </w:r>
-      <w:r>
-        <w:t xml:space="preserve"> </w:t>
-      </w:r>
-      <w:r>
-        <w:t xml:space="preserve">나디아: 이직률. 시술자가 1,100명이야. 매년 약 440명이 떠나.</w:t>
-      </w:r>
-    </w:p>
-    <w:p>
-      <w:pPr>
-        <w:numPr>
-          <w:ilvl w:val="0"/>
-          <w:numId w:val="1002"/>
-        </w:numPr>
-      </w:pPr>
-      <w:r>
-        <w:t xml:space="preserve">DEREK: Forty percent. And the new ones?</w:t>
-      </w:r>
-      <w:r>
-        <w:t xml:space="preserve"> </w:t>
-      </w:r>
-      <w:r>
-        <w:t xml:space="preserve">데릭: 40%. 그럼 새로 온 사람들은요?</w:t>
-      </w:r>
-    </w:p>
-    <w:p>
-      <w:pPr>
-        <w:numPr>
-          <w:ilvl w:val="0"/>
-          <w:numId w:val="1002"/>
-        </w:numPr>
-      </w:pPr>
-      <w:r>
-        <w:t xml:space="preserve">NADIA: Trained by whoever is in the clinic that week. Quality varies. A lot.</w:t>
-      </w:r>
-      <w:r>
-        <w:t xml:space="preserve"> </w:t>
-      </w:r>
-      <w:r>
-        <w:t xml:space="preserve">나디아: 그 주에 병원에 있는 사람이 가르쳐요. 품질 편차가 커요. 아주.</w:t>
-      </w:r>
-    </w:p>
-    <w:p>
-      <w:pPr>
-        <w:numPr>
-          <w:ilvl w:val="0"/>
-          <w:numId w:val="1002"/>
-        </w:numPr>
-      </w:pPr>
-      <w:r>
-        <w:t xml:space="preserve">TASHA: How many occlusions last year? If you can share.</w:t>
-      </w:r>
-      <w:r>
-        <w:t xml:space="preserve"> </w:t>
-      </w:r>
-      <w:r>
-        <w:t xml:space="preserve">타샤: 작년에 혈관 폐색이 몇 건이었어요? 공유해 주실 수 있다면.</w:t>
-      </w:r>
-    </w:p>
-    <w:p>
-      <w:pPr>
-        <w:numPr>
-          <w:ilvl w:val="0"/>
-          <w:numId w:val="1002"/>
-        </w:numPr>
-      </w:pPr>
-      <w:r>
-        <w:t xml:space="preserve">NADIA: Fourteen that we know of. Two became lawsuits. One is still open.</w:t>
-      </w:r>
-      <w:r>
-        <w:t xml:space="preserve"> </w:t>
-      </w:r>
-      <w:r>
-        <w:t xml:space="preserve">나디아: 우리가 아는 건 14건. 두 건이 소송이 됐어요. 하나는 아직 진행 중이고.</w:t>
-      </w:r>
-    </w:p>
-    <w:p>
-      <w:pPr>
-        <w:numPr>
-          <w:ilvl w:val="0"/>
-          <w:numId w:val="1002"/>
-        </w:numPr>
-      </w:pPr>
-      <w:r>
-        <w:t xml:space="preserve">SOFIA:</w:t>
-      </w:r>
-      <w:r>
-        <w:t xml:space="preserve"> </w:t>
-      </w:r>
-      <w:r>
-        <w:t xml:space="preserve">“</w:t>
-      </w:r>
-      <w:r>
-        <w:t xml:space="preserve">That we know of.</w:t>
-      </w:r>
-      <w:r>
-        <w:t xml:space="preserve">”</w:t>
-      </w:r>
-      <w:r>
-        <w:t xml:space="preserve"> </w:t>
-      </w:r>
-      <w:r>
         <w:t xml:space="preserve">So probably more.</w:t>
       </w:r>
-      <w:r>
-        <w:t xml:space="preserve"> </w:t>
-      </w:r>
-      <w:r>
-        <w:t xml:space="preserve">소피아:</w:t>
-      </w:r>
-      <w:r>
-        <w:t xml:space="preserve"> </w:t>
-      </w:r>
-      <w:r>
-        <w:t xml:space="preserve">“</w:t>
-      </w:r>
-      <w:r>
-        <w:t xml:space="preserve">우리가 아는 건.</w:t>
-      </w:r>
-      <w:r>
-        <w:t xml:space="preserve">”</w:t>
-      </w:r>
-      <w:r>
-        <w:t xml:space="preserve"> </w:t>
-      </w:r>
-      <w:r>
-        <w:t xml:space="preserve">그러니까 아마 더 있겠네.</w:t>
-      </w:r>
-    </w:p>
-    <w:p>
-      <w:pPr>
-        <w:numPr>
-          <w:ilvl w:val="0"/>
-          <w:numId w:val="1002"/>
-        </w:numPr>
+    </w:p>
+    <w:p>
+      <w:pPr>
+        <w:pStyle w:val="BodyText"/>
       </w:pPr>
       <w:r>
         <w:t xml:space="preserve">NADIA: Probably. Our nurses are afraid to report, especially the new ones. They think one complication means they’ll be fired, so they call a friend instead of calling us. And by the time we hear about it, it’s too late.</w:t>
       </w:r>
-      <w:r>
-        <w:t xml:space="preserve"> </w:t>
-      </w:r>
-      <w:r>
-        <w:t xml:space="preserve">나디아: 아마도. 우리 간호사들은 보고하길 두려워해, 특히 신입들은. 합병증 한 건이면 해고될 거라고 생각해서, 우리 대신 친구한테 전화해. 그리고 우리가 알게 될 때쯤엔 이미 늦어.</w:t>
-      </w:r>
-    </w:p>
-    <w:p>
-      <w:pPr>
-        <w:numPr>
-          <w:ilvl w:val="0"/>
-          <w:numId w:val="1002"/>
-        </w:numPr>
+    </w:p>
+    <w:p>
+      <w:pPr>
+        <w:pStyle w:val="BodyText"/>
       </w:pPr>
       <w:r>
         <w:t xml:space="preserve">TASHA: That’s the most dangerous sentence in aesthetics.</w:t>
       </w:r>
-      <w:r>
-        <w:t xml:space="preserve"> </w:t>
-      </w:r>
-      <w:r>
-        <w:t xml:space="preserve">타샤: 그게 미용 분야에서 가장 위험한 문장이에요.</w:t>
-      </w:r>
-    </w:p>
-    <w:p>
-      <w:pPr>
-        <w:numPr>
-          <w:ilvl w:val="0"/>
-          <w:numId w:val="1002"/>
-        </w:numPr>
+    </w:p>
+    <w:p>
+      <w:pPr>
+        <w:pStyle w:val="BodyText"/>
       </w:pPr>
       <w:r>
         <w:t xml:space="preserve">NADIA: I know. I’ve been trying to fix it for two years. Without a budget.</w:t>
       </w:r>
-      <w:r>
-        <w:t xml:space="preserve"> </w:t>
-      </w:r>
-      <w:r>
-        <w:t xml:space="preserve">나디아: 알아요. 2년 동안 고치려고 해 왔어요. 예산 없이.</w:t>
-      </w:r>
-    </w:p>
-    <w:p>
-      <w:pPr>
-        <w:numPr>
-          <w:ilvl w:val="0"/>
-          <w:numId w:val="1002"/>
-        </w:numPr>
+    </w:p>
+    <w:p>
+      <w:pPr>
+        <w:pStyle w:val="BodyText"/>
       </w:pPr>
       <w:r>
         <w:t xml:space="preserve">DEREK: What would fixing it look like? In your perfect world?</w:t>
       </w:r>
-      <w:r>
-        <w:t xml:space="preserve"> </w:t>
-      </w:r>
-      <w:r>
-        <w:t xml:space="preserve">데릭: 고친다면 어떤 모습일까요? 이상적인 세상에서?</w:t>
-      </w:r>
-    </w:p>
-    <w:p>
-      <w:pPr>
-        <w:numPr>
-          <w:ilvl w:val="0"/>
-          <w:numId w:val="1002"/>
-        </w:numPr>
+    </w:p>
+    <w:p>
+      <w:pPr>
+        <w:pStyle w:val="BodyText"/>
       </w:pPr>
       <w:r>
         <w:t xml:space="preserve">NADIA: Same training for every injector. Including new hires. Within their first month.</w:t>
       </w:r>
-      <w:r>
-        <w:t xml:space="preserve"> </w:t>
-      </w:r>
-      <w:r>
-        <w:t xml:space="preserve">나디아: 모든 시술자에게 같은 교육. 신규 채용자 포함. 첫 달 안에.</w:t>
-      </w:r>
-    </w:p>
-    <w:p>
-      <w:pPr>
-        <w:numPr>
-          <w:ilvl w:val="0"/>
-          <w:numId w:val="1002"/>
-        </w:numPr>
+    </w:p>
+    <w:p>
+      <w:pPr>
+        <w:pStyle w:val="BodyText"/>
       </w:pPr>
       <w:r>
         <w:t xml:space="preserve">SOFIA: And a culture where reporting is normal? Not shameful?</w:t>
       </w:r>
-      <w:r>
-        <w:t xml:space="preserve"> </w:t>
-      </w:r>
-      <w:r>
-        <w:t xml:space="preserve">소피아: 그리고 보고가 부끄러운 게 아니라 당연한 문화도?</w:t>
-      </w:r>
-    </w:p>
-    <w:p>
-      <w:pPr>
-        <w:numPr>
-          <w:ilvl w:val="0"/>
-          <w:numId w:val="1002"/>
-        </w:numPr>
+    </w:p>
+    <w:p>
+      <w:pPr>
+        <w:pStyle w:val="BodyText"/>
       </w:pPr>
       <w:r>
         <w:t xml:space="preserve">NADIA: Yes. Exactly that. Can you help with both?</w:t>
       </w:r>
-      <w:r>
-        <w:t xml:space="preserve"> </w:t>
-      </w:r>
-      <w:r>
-        <w:t xml:space="preserve">나디아: 맞아. 바로 그거. 둘 다 도와줄 수 있어?</w:t>
-      </w:r>
-    </w:p>
-    <w:p>
-      <w:pPr>
-        <w:numPr>
-          <w:ilvl w:val="0"/>
-          <w:numId w:val="1002"/>
-        </w:numPr>
+    </w:p>
+    <w:p>
+      <w:pPr>
+        <w:pStyle w:val="BodyText"/>
       </w:pPr>
       <w:r>
         <w:t xml:space="preserve">TASHA: Our certification. The theory is online, so they can do it at home, and the hands-on part happens in the clinic. Half a day in total. And every new hire is certified within their first month, which is exactly the window you just described.</w:t>
       </w:r>
-      <w:r>
-        <w:t xml:space="preserve"> </w:t>
-      </w:r>
-      <w:r>
-        <w:t xml:space="preserve">타샤: 우리 인증이요. 이론은 온라인이라 집에서 할 수 있고, 실습은 병원에서 해요. 다 합쳐 반나절. 그리고 신규 채용자는 전원 첫 달 안에 인증받아요. 방금 말씀하신 바로 그 기간이죠.</w:t>
-      </w:r>
-    </w:p>
-    <w:p>
-      <w:pPr>
-        <w:numPr>
-          <w:ilvl w:val="0"/>
-          <w:numId w:val="1002"/>
-        </w:numPr>
+    </w:p>
+    <w:p>
+      <w:pPr>
+        <w:pStyle w:val="BodyText"/>
       </w:pPr>
       <w:r>
         <w:t xml:space="preserve">NADIA: Half a day? Our current onboarding is three days. And inconsistent.</w:t>
       </w:r>
-      <w:r>
-        <w:t xml:space="preserve"> </w:t>
-      </w:r>
-      <w:r>
-        <w:t xml:space="preserve">나디아: 반나절이요? 지금 우리 온보딩은 사흘이에요. 그리고 일관성도 없고.</w:t>
-      </w:r>
-    </w:p>
-    <w:p>
-      <w:pPr>
-        <w:numPr>
-          <w:ilvl w:val="0"/>
-          <w:numId w:val="1002"/>
-        </w:numPr>
+    </w:p>
+    <w:p>
+      <w:pPr>
+        <w:pStyle w:val="BodyText"/>
       </w:pPr>
       <w:r>
         <w:t xml:space="preserve">TASHA: And we measure time to first action. Before and after. Every learner.</w:t>
       </w:r>
-      <w:r>
-        <w:t xml:space="preserve"> </w:t>
-      </w:r>
-      <w:r>
-        <w:t xml:space="preserve">타샤: 그리고 첫 행동까지 시간을 측정해요. 전후로. 모든 학습자.</w:t>
-      </w:r>
-    </w:p>
-    <w:p>
-      <w:pPr>
-        <w:numPr>
-          <w:ilvl w:val="0"/>
-          <w:numId w:val="1002"/>
-        </w:numPr>
+    </w:p>
+    <w:p>
+      <w:pPr>
+        <w:pStyle w:val="BodyText"/>
       </w:pPr>
       <w:r>
         <w:t xml:space="preserve">NADIA: You measure it? Then I could show my board real numbers.</w:t>
       </w:r>
-      <w:r>
-        <w:t xml:space="preserve"> </w:t>
-      </w:r>
-      <w:r>
-        <w:t xml:space="preserve">나디아: 측정한다고요? 그럼 우리 이사회에 진짜 숫자를 보여 줄 수 있겠네요.</w:t>
-      </w:r>
-    </w:p>
-    <w:p>
-      <w:pPr>
-        <w:numPr>
-          <w:ilvl w:val="0"/>
-          <w:numId w:val="1002"/>
-        </w:numPr>
+    </w:p>
+    <w:p>
+      <w:pPr>
+        <w:pStyle w:val="BodyText"/>
       </w:pPr>
       <w:r>
         <w:t xml:space="preserve">SOFIA: And the kit. One in every room. With the First Ten Seconds card.</w:t>
       </w:r>
-      <w:r>
-        <w:t xml:space="preserve"> </w:t>
-      </w:r>
-      <w:r>
-        <w:t xml:space="preserve">소피아: 그리고 키트. 모든 방에 하나씩. 처음 10초 카드와 함께.</w:t>
-      </w:r>
-    </w:p>
-    <w:p>
-      <w:pPr>
-        <w:numPr>
-          <w:ilvl w:val="0"/>
-          <w:numId w:val="1002"/>
-        </w:numPr>
+    </w:p>
+    <w:p>
+      <w:pPr>
+        <w:pStyle w:val="BodyText"/>
       </w:pPr>
       <w:r>
         <w:t xml:space="preserve">NADIA: Three hundred locations. Maybe nine hundred rooms. That’s a lot of kits.</w:t>
       </w:r>
-      <w:r>
-        <w:t xml:space="preserve"> </w:t>
-      </w:r>
-      <w:r>
-        <w:t xml:space="preserve">나디아: 지점 300곳. 방은 아마 900개. 키트가 많이 필요하겠네.</w:t>
-      </w:r>
-    </w:p>
-    <w:p>
-      <w:pPr>
-        <w:numPr>
-          <w:ilvl w:val="0"/>
-          <w:numId w:val="1002"/>
-        </w:numPr>
+    </w:p>
+    <w:p>
+      <w:pPr>
+        <w:pStyle w:val="BodyText"/>
       </w:pPr>
       <w:r>
         <w:t xml:space="preserve">SOFIA: It’s included with volume. Not a separate line item.</w:t>
       </w:r>
-      <w:r>
-        <w:t xml:space="preserve"> </w:t>
-      </w:r>
-      <w:r>
-        <w:t xml:space="preserve">소피아: 물량에 포함돼. 별도 항목이 아니야.</w:t>
-      </w:r>
-    </w:p>
-    <w:p>
-      <w:pPr>
-        <w:numPr>
-          <w:ilvl w:val="0"/>
-          <w:numId w:val="1002"/>
-        </w:numPr>
+    </w:p>
+    <w:p>
+      <w:pPr>
+        <w:pStyle w:val="BodyText"/>
       </w:pPr>
       <w:r>
         <w:t xml:space="preserve">NADIA: I want this, Sofia. But I don’t sign contracts, Greg does. And Greg doesn’t care about unit price as much as total cost: what we spend on a location over a whole year. That’s the only language he listens to.</w:t>
       </w:r>
-      <w:r>
-        <w:t xml:space="preserve"> </w:t>
-      </w:r>
-      <w:r>
-        <w:t xml:space="preserve">나디아: 나 이거 원해, 소피아. 하지만 계약은 내가 아니라 그레그가 해. 그리고 그레그는 단가보다 총비용, 그러니까 지점 하나에 1년 동안 쓰는 돈을 더 신경 써. 그 사람이 듣는 언어는 그것뿐이야.</w:t>
-      </w:r>
-    </w:p>
-    <w:p>
-      <w:pPr>
-        <w:numPr>
-          <w:ilvl w:val="0"/>
-          <w:numId w:val="1002"/>
-        </w:numPr>
+    </w:p>
+    <w:p>
+      <w:pPr>
+        <w:pStyle w:val="BodyText"/>
       </w:pPr>
       <w:r>
         <w:t xml:space="preserve">SOFIA: Total cost. Then we’ll talk total cost. What does he hate most?</w:t>
       </w:r>
-      <w:r>
-        <w:t xml:space="preserve"> </w:t>
-      </w:r>
-      <w:r>
-        <w:t xml:space="preserve">소피아: 총비용. 그럼 총비용으로 얘기하자. 그 사람이 제일 싫어하는 건?</w:t>
-      </w:r>
-    </w:p>
-    <w:p>
-      <w:pPr>
-        <w:numPr>
-          <w:ilvl w:val="0"/>
-          <w:numId w:val="1002"/>
-        </w:numPr>
+    </w:p>
+    <w:p>
+      <w:pPr>
+        <w:pStyle w:val="BodyText"/>
       </w:pPr>
       <w:r>
         <w:t xml:space="preserve">NADIA: Surprises. And lawsuits. He hates lawsuits more than I do.</w:t>
       </w:r>
-      <w:r>
-        <w:t xml:space="preserve"> </w:t>
-      </w:r>
-      <w:r>
-        <w:t xml:space="preserve">나디아: 놀랄 일. 그리고 소송. 소송은 나보다 더 싫어해.</w:t>
-      </w:r>
-    </w:p>
-    <w:p>
-      <w:pPr>
-        <w:numPr>
-          <w:ilvl w:val="0"/>
-          <w:numId w:val="1002"/>
-        </w:numPr>
+    </w:p>
+    <w:p>
+      <w:pPr>
+        <w:pStyle w:val="BodyText"/>
       </w:pPr>
       <w:r>
         <w:t xml:space="preserve">DEREK: So training costs. Legal costs. Insurance.</w:t>
       </w:r>
-      <w:r>
-        <w:t xml:space="preserve"> </w:t>
-      </w:r>
-      <w:r>
-        <w:t xml:space="preserve">데릭: 그러니까 교육비. 법률 비용. 보험.</w:t>
-      </w:r>
-    </w:p>
-    <w:p>
-      <w:pPr>
-        <w:numPr>
-          <w:ilvl w:val="0"/>
-          <w:numId w:val="1002"/>
-        </w:numPr>
+    </w:p>
+    <w:p>
+      <w:pPr>
+        <w:pStyle w:val="BodyText"/>
       </w:pPr>
       <w:r>
         <w:t xml:space="preserve">NADIA: Insurance especially. Our premium went up thirty percent after the two lawsuits.</w:t>
       </w:r>
-      <w:r>
-        <w:t xml:space="preserve"> </w:t>
-      </w:r>
-      <w:r>
-        <w:t xml:space="preserve">나디아: 특히 보험. 소송 두 건 이후 보험료가 30% 올랐어요.</w:t>
-      </w:r>
-    </w:p>
-    <w:p>
-      <w:pPr>
-        <w:numPr>
-          <w:ilvl w:val="0"/>
-          <w:numId w:val="1002"/>
-        </w:numPr>
+    </w:p>
+    <w:p>
+      <w:pPr>
+        <w:pStyle w:val="BodyText"/>
       </w:pPr>
       <w:r>
         <w:t xml:space="preserve">TASHA: Thirty percent. A clinic owner told Noah something similar. Years ago. Forty percent, actually.</w:t>
       </w:r>
-      <w:r>
-        <w:t xml:space="preserve"> </w:t>
-      </w:r>
-      <w:r>
-        <w:t xml:space="preserve">타샤: 30%. 몇 년 전 어떤 병원 원장이 노아한테 비슷한 얘기를 했어요. 실은 40%였지만.</w:t>
-      </w:r>
-    </w:p>
-    <w:p>
-      <w:pPr>
-        <w:numPr>
-          <w:ilvl w:val="0"/>
-          <w:numId w:val="1002"/>
-        </w:numPr>
+    </w:p>
+    <w:p>
+      <w:pPr>
+        <w:pStyle w:val="BodyText"/>
       </w:pPr>
       <w:r>
         <w:t xml:space="preserve">NADIA: Which owner?</w:t>
       </w:r>
-      <w:r>
-        <w:t xml:space="preserve"> </w:t>
-      </w:r>
-      <w:r>
-        <w:t xml:space="preserve">나디아: 어떤 원장이요?</w:t>
-      </w:r>
-    </w:p>
-    <w:p>
-      <w:pPr>
-        <w:numPr>
-          <w:ilvl w:val="0"/>
-          <w:numId w:val="1002"/>
-        </w:numPr>
+    </w:p>
+    <w:p>
+      <w:pPr>
+        <w:pStyle w:val="BodyText"/>
       </w:pPr>
       <w:r>
         <w:t xml:space="preserve">TASHA: I don’t remember the name. Glow Bar, in Austin. Noah wrote it in his notes.</w:t>
       </w:r>
-      <w:r>
-        <w:t xml:space="preserve"> </w:t>
-      </w:r>
-      <w:r>
-        <w:t xml:space="preserve">타샤: 이름은 기억 안 나요. 오스틴의 글로우 바. 노아가 메모에 적어 뒀어요.</w:t>
-      </w:r>
-    </w:p>
-    <w:p>
-      <w:pPr>
-        <w:numPr>
-          <w:ilvl w:val="0"/>
-          <w:numId w:val="1002"/>
-        </w:numPr>
+    </w:p>
+    <w:p>
+      <w:pPr>
+        <w:pStyle w:val="BodyText"/>
       </w:pPr>
       <w:r>
         <w:t xml:space="preserve">NADIA: …Glow Bar? We acquired Glow Bar last year. That owner works for us now. Tiffany.</w:t>
-      </w:r>
-      <w:r>
-        <w:t xml:space="preserve"> </w:t>
-      </w:r>
-      <w:r>
-        <w:t xml:space="preserve">나디아: …글로우 바? 작년에 글로우 바를 인수했어요. 그 원장, 지금 우리 회사에서 일해요. 티파니.</w:t>
       </w:r>
     </w:p>
     <w:bookmarkEnd w:id="22"/>
@@ -1147,512 +619,242 @@
     </w:p>
     <w:p>
       <w:pPr>
-        <w:numPr>
-          <w:ilvl w:val="0"/>
-          <w:numId w:val="1003"/>
-        </w:numPr>
+        <w:pStyle w:val="FirstParagraph"/>
       </w:pPr>
       <w:r>
         <w:t xml:space="preserve">GREG: Sofia. Derek. I have forty minutes. I’ll save you thirty-nine. We use Flex. At three hundred dollars.</w:t>
       </w:r>
-      <w:r>
-        <w:t xml:space="preserve"> </w:t>
-      </w:r>
-      <w:r>
-        <w:t xml:space="preserve">그레그: 소피아. 데릭. 40분 있어요. 39분 아껴 드리죠. 우린 플렉스를 써요. 300달러에.</w:t>
-      </w:r>
-    </w:p>
-    <w:p>
-      <w:pPr>
-        <w:numPr>
-          <w:ilvl w:val="0"/>
-          <w:numId w:val="1003"/>
-        </w:numPr>
+    </w:p>
+    <w:p>
+      <w:pPr>
+        <w:pStyle w:val="BodyText"/>
       </w:pPr>
       <w:r>
         <w:t xml:space="preserve">SOFIA: Thank you for being direct, Greg. Can I ask a few questions before we leave?</w:t>
       </w:r>
-      <w:r>
-        <w:t xml:space="preserve"> </w:t>
-      </w:r>
-      <w:r>
-        <w:t xml:space="preserve">소피아: 솔직하게 말해 줘서 고마워요, 그레그. 가기 전에 몇 가지 질문해도 될까요?</w:t>
-      </w:r>
-    </w:p>
-    <w:p>
-      <w:pPr>
-        <w:numPr>
-          <w:ilvl w:val="0"/>
-          <w:numId w:val="1003"/>
-        </w:numPr>
+    </w:p>
+    <w:p>
+      <w:pPr>
+        <w:pStyle w:val="BodyText"/>
       </w:pPr>
       <w:r>
         <w:t xml:space="preserve">GREG: You have one minute. Use it well.</w:t>
       </w:r>
-      <w:r>
-        <w:t xml:space="preserve"> </w:t>
-      </w:r>
-      <w:r>
-        <w:t xml:space="preserve">그레그: 1분 있어요. 잘 쓰세요.</w:t>
-      </w:r>
-    </w:p>
-    <w:p>
-      <w:pPr>
-        <w:numPr>
-          <w:ilvl w:val="0"/>
-          <w:numId w:val="1003"/>
-        </w:numPr>
+    </w:p>
+    <w:p>
+      <w:pPr>
+        <w:pStyle w:val="BodyText"/>
       </w:pPr>
       <w:r>
         <w:t xml:space="preserve">SOFIA: How much does Glow spend training each new injector?</w:t>
       </w:r>
-      <w:r>
-        <w:t xml:space="preserve"> </w:t>
-      </w:r>
-      <w:r>
-        <w:t xml:space="preserve">소피아: 글로우는 신규 시술자 한 명 교육에 얼마를 써요?</w:t>
-      </w:r>
-    </w:p>
-    <w:p>
-      <w:pPr>
-        <w:numPr>
-          <w:ilvl w:val="0"/>
-          <w:numId w:val="1003"/>
-        </w:numPr>
+    </w:p>
+    <w:p>
+      <w:pPr>
+        <w:pStyle w:val="BodyText"/>
       </w:pPr>
       <w:r>
         <w:t xml:space="preserve">GREG: …Eighteen hundred dollars. Three days of a senior injector’s time. Why?</w:t>
       </w:r>
-      <w:r>
-        <w:t xml:space="preserve"> </w:t>
-      </w:r>
-      <w:r>
-        <w:t xml:space="preserve">그레그: …1,800달러. 선임 시술자의 사흘. 왜요?</w:t>
-      </w:r>
-    </w:p>
-    <w:p>
-      <w:pPr>
-        <w:numPr>
-          <w:ilvl w:val="0"/>
-          <w:numId w:val="1003"/>
-        </w:numPr>
+    </w:p>
+    <w:p>
+      <w:pPr>
+        <w:pStyle w:val="BodyText"/>
       </w:pPr>
       <w:r>
         <w:t xml:space="preserve">SOFIA: And you hire about four hundred forty a year. That’s almost eight hundred thousand dollars.</w:t>
       </w:r>
-      <w:r>
-        <w:t xml:space="preserve"> </w:t>
-      </w:r>
-      <w:r>
-        <w:t xml:space="preserve">소피아: 그리고 1년에 약 440명을 뽑죠. 그럼 거의 80만 달러예요.</w:t>
-      </w:r>
-    </w:p>
-    <w:p>
-      <w:pPr>
-        <w:numPr>
-          <w:ilvl w:val="0"/>
-          <w:numId w:val="1003"/>
-        </w:numPr>
+    </w:p>
+    <w:p>
+      <w:pPr>
+        <w:pStyle w:val="BodyText"/>
       </w:pPr>
       <w:r>
         <w:t xml:space="preserve">GREG: You’ve done homework.</w:t>
       </w:r>
-      <w:r>
-        <w:t xml:space="preserve"> </w:t>
-      </w:r>
-      <w:r>
-        <w:t xml:space="preserve">그레그: 숙제를 했네요.</w:t>
-      </w:r>
-    </w:p>
-    <w:p>
-      <w:pPr>
-        <w:numPr>
-          <w:ilvl w:val="0"/>
-          <w:numId w:val="1003"/>
-        </w:numPr>
+    </w:p>
+    <w:p>
+      <w:pPr>
+        <w:pStyle w:val="BodyText"/>
       </w:pPr>
       <w:r>
         <w:t xml:space="preserve">SOFIA: And last year’s insurance increase. Thirty percent. On what base?</w:t>
       </w:r>
-      <w:r>
-        <w:t xml:space="preserve"> </w:t>
-      </w:r>
-      <w:r>
-        <w:t xml:space="preserve">소피아: 그리고 작년 보험료 인상. 30%. 기준 금액이 얼마예요?</w:t>
-      </w:r>
-    </w:p>
-    <w:p>
-      <w:pPr>
-        <w:numPr>
-          <w:ilvl w:val="0"/>
-          <w:numId w:val="1003"/>
-        </w:numPr>
+    </w:p>
+    <w:p>
+      <w:pPr>
+        <w:pStyle w:val="BodyText"/>
       </w:pPr>
       <w:r>
         <w:t xml:space="preserve">GREG: Two point four million. So yes, about seven hundred thousand more. Thank you for reminding me.</w:t>
       </w:r>
-      <w:r>
-        <w:t xml:space="preserve"> </w:t>
-      </w:r>
-      <w:r>
-        <w:t xml:space="preserve">그레그: 240만 달러. 그러니 네, 약 70만 달러 더. 상기시켜 줘서 고맙네요.</w:t>
-      </w:r>
-    </w:p>
-    <w:p>
-      <w:pPr>
-        <w:numPr>
-          <w:ilvl w:val="0"/>
-          <w:numId w:val="1003"/>
-        </w:numPr>
+    </w:p>
+    <w:p>
+      <w:pPr>
+        <w:pStyle w:val="BodyText"/>
       </w:pPr>
       <w:r>
         <w:t xml:space="preserve">DEREK: And the open lawsuit?</w:t>
       </w:r>
-      <w:r>
-        <w:t xml:space="preserve"> </w:t>
-      </w:r>
-      <w:r>
-        <w:t xml:space="preserve">데릭: 그리고 진행 중인 소송은요?</w:t>
-      </w:r>
-    </w:p>
-    <w:p>
-      <w:pPr>
-        <w:numPr>
-          <w:ilvl w:val="0"/>
-          <w:numId w:val="1003"/>
-        </w:numPr>
+    </w:p>
+    <w:p>
+      <w:pPr>
+        <w:pStyle w:val="BodyText"/>
       </w:pPr>
       <w:r>
         <w:t xml:space="preserve">GREG: I can’t discuss that. Your minute is up.</w:t>
       </w:r>
-      <w:r>
-        <w:t xml:space="preserve"> </w:t>
-      </w:r>
-      <w:r>
-        <w:t xml:space="preserve">그레그: 그건 얘기 못 해요. 1분 끝났어요.</w:t>
-      </w:r>
-    </w:p>
-    <w:p>
-      <w:pPr>
-        <w:numPr>
-          <w:ilvl w:val="0"/>
-          <w:numId w:val="1003"/>
-        </w:numPr>
+    </w:p>
+    <w:p>
+      <w:pPr>
+        <w:pStyle w:val="BodyText"/>
       </w:pPr>
       <w:r>
         <w:t xml:space="preserve">SOFIA: Then let me use the next thirty-eight. Your problem isn’t the price of a syringe.</w:t>
       </w:r>
-      <w:r>
-        <w:t xml:space="preserve"> </w:t>
-      </w:r>
-      <w:r>
-        <w:t xml:space="preserve">소피아: 그럼 남은 38분을 쓸게요. 당신 문제는 주사기 가격이 아니에요.</w:t>
-      </w:r>
-    </w:p>
-    <w:p>
-      <w:pPr>
-        <w:numPr>
-          <w:ilvl w:val="0"/>
-          <w:numId w:val="1003"/>
-        </w:numPr>
+    </w:p>
+    <w:p>
+      <w:pPr>
+        <w:pStyle w:val="BodyText"/>
       </w:pPr>
       <w:r>
         <w:t xml:space="preserve">GREG: Everyone’s problem is the price of a syringe.</w:t>
       </w:r>
-      <w:r>
-        <w:t xml:space="preserve"> </w:t>
-      </w:r>
-      <w:r>
-        <w:t xml:space="preserve">그레그: 모두의 문제는 주사기 가격이에요.</w:t>
-      </w:r>
-    </w:p>
-    <w:p>
-      <w:pPr>
-        <w:numPr>
-          <w:ilvl w:val="0"/>
-          <w:numId w:val="1003"/>
-        </w:numPr>
+    </w:p>
+    <w:p>
+      <w:pPr>
+        <w:pStyle w:val="BodyText"/>
       </w:pPr>
       <w:r>
         <w:t xml:space="preserve">SOFIA: Your problem is about one and a half million dollars a year. Almost eight hundred thousand on training new injectors, and about seven hundred thousand more on insurance. That’s before you buy a single syringe, from anyone.</w:t>
       </w:r>
-      <w:r>
-        <w:t xml:space="preserve"> </w:t>
-      </w:r>
-      <w:r>
-        <w:t xml:space="preserve">소피아: 당신 문제는 연 150만 달러 정도예요. 신규 시술자 교육에 거의 80만, 보험에 약 70만 추가. 그게 누구한테서든 주사기 하나 사기도 전이에요.</w:t>
-      </w:r>
-    </w:p>
-    <w:p>
-      <w:pPr>
-        <w:numPr>
-          <w:ilvl w:val="0"/>
-          <w:numId w:val="1003"/>
-        </w:numPr>
+    </w:p>
+    <w:p>
+      <w:pPr>
+        <w:pStyle w:val="BodyText"/>
       </w:pPr>
       <w:r>
         <w:t xml:space="preserve">GREG: …Go on.</w:t>
       </w:r>
-      <w:r>
-        <w:t xml:space="preserve"> </w:t>
-      </w:r>
-      <w:r>
-        <w:t xml:space="preserve">그레그: …계속하세요.</w:t>
-      </w:r>
-    </w:p>
-    <w:p>
-      <w:pPr>
-        <w:numPr>
-          <w:ilvl w:val="0"/>
-          <w:numId w:val="1003"/>
-        </w:numPr>
+    </w:p>
+    <w:p>
+      <w:pPr>
+        <w:pStyle w:val="BodyText"/>
       </w:pPr>
       <w:r>
         <w:t xml:space="preserve">SOFIA: What’s in it for your clinics? Three things. First, we certify every injector. Including new hires. Monthly.</w:t>
       </w:r>
-      <w:r>
-        <w:t xml:space="preserve"> </w:t>
-      </w:r>
-      <w:r>
-        <w:t xml:space="preserve">소피아: 당신 병원들한테 뭐가 이득이냐고요? 세 가지. 첫째, 모든 시술자를 인증해요. 신규 채용자 포함. 매달.</w:t>
-      </w:r>
-    </w:p>
-    <w:p>
-      <w:pPr>
-        <w:numPr>
-          <w:ilvl w:val="0"/>
-          <w:numId w:val="1003"/>
-        </w:numPr>
+    </w:p>
+    <w:p>
+      <w:pPr>
+        <w:pStyle w:val="BodyText"/>
       </w:pPr>
       <w:r>
         <w:t xml:space="preserve">TASHA: Half a day. In the clinic. Instead of three days. Your senior injectors go back to patients.</w:t>
       </w:r>
-      <w:r>
-        <w:t xml:space="preserve"> </w:t>
-      </w:r>
-      <w:r>
-        <w:t xml:space="preserve">타샤: 반나절. 병원에서. 사흘 대신. 선임 시술자들은 환자한테 돌아가고요.</w:t>
-      </w:r>
-    </w:p>
-    <w:p>
-      <w:pPr>
-        <w:numPr>
-          <w:ilvl w:val="0"/>
-          <w:numId w:val="1003"/>
-        </w:numPr>
+    </w:p>
+    <w:p>
+      <w:pPr>
+        <w:pStyle w:val="BodyText"/>
       </w:pPr>
       <w:r>
         <w:t xml:space="preserve">GREG: Who pays for your trainers?</w:t>
       </w:r>
-      <w:r>
-        <w:t xml:space="preserve"> </w:t>
-      </w:r>
-      <w:r>
-        <w:t xml:space="preserve">그레그: 트레이너 비용은 누가 내요?</w:t>
-      </w:r>
-    </w:p>
-    <w:p>
-      <w:pPr>
-        <w:numPr>
-          <w:ilvl w:val="0"/>
-          <w:numId w:val="1003"/>
-        </w:numPr>
+    </w:p>
+    <w:p>
+      <w:pPr>
+        <w:pStyle w:val="BodyText"/>
       </w:pPr>
       <w:r>
         <w:t xml:space="preserve">SOFIA: We do. It’s part of the volume agreement. Second, an emergency kit in every room.</w:t>
       </w:r>
-      <w:r>
-        <w:t xml:space="preserve"> </w:t>
-      </w:r>
-      <w:r>
-        <w:t xml:space="preserve">소피아: 우리가요. 물량 계약의 일부예요. 둘째, 모든 방에 응급 키트.</w:t>
-      </w:r>
-    </w:p>
-    <w:p>
-      <w:pPr>
-        <w:numPr>
-          <w:ilvl w:val="0"/>
-          <w:numId w:val="1003"/>
-        </w:numPr>
+    </w:p>
+    <w:p>
+      <w:pPr>
+        <w:pStyle w:val="BodyText"/>
       </w:pPr>
       <w:r>
         <w:t xml:space="preserve">GREG: And third?</w:t>
       </w:r>
-      <w:r>
-        <w:t xml:space="preserve"> </w:t>
-      </w:r>
-      <w:r>
-        <w:t xml:space="preserve">그레그: 그리고 셋째는?</w:t>
-      </w:r>
-    </w:p>
-    <w:p>
-      <w:pPr>
-        <w:numPr>
-          <w:ilvl w:val="0"/>
-          <w:numId w:val="1003"/>
-        </w:numPr>
+    </w:p>
+    <w:p>
+      <w:pPr>
+        <w:pStyle w:val="BodyText"/>
       </w:pPr>
       <w:r>
         <w:t xml:space="preserve">SOFIA: Data. Monthly reports. Time to first action. Complications. Your board will love it.</w:t>
       </w:r>
-      <w:r>
-        <w:t xml:space="preserve"> </w:t>
-      </w:r>
-      <w:r>
-        <w:t xml:space="preserve">소피아: 데이터. 월간 보고서. 첫 행동까지 시간. 합병증. 이사회가 좋아할 거예요.</w:t>
-      </w:r>
-    </w:p>
-    <w:p>
-      <w:pPr>
-        <w:numPr>
-          <w:ilvl w:val="0"/>
-          <w:numId w:val="1003"/>
-        </w:numPr>
+    </w:p>
+    <w:p>
+      <w:pPr>
+        <w:pStyle w:val="BodyText"/>
       </w:pPr>
       <w:r>
         <w:t xml:space="preserve">GREG: That’s nice. But our insurance company doesn’t care about your reports.</w:t>
       </w:r>
-      <w:r>
-        <w:t xml:space="preserve"> </w:t>
-      </w:r>
-      <w:r>
-        <w:t xml:space="preserve">그레그: 좋네요. 하지만 우리 보험사는 당신네 보고서에 관심 없어요.</w:t>
-      </w:r>
-    </w:p>
-    <w:p>
-      <w:pPr>
-        <w:numPr>
-          <w:ilvl w:val="0"/>
-          <w:numId w:val="1003"/>
-        </w:numPr>
+    </w:p>
+    <w:p>
+      <w:pPr>
+        <w:pStyle w:val="BodyText"/>
       </w:pPr>
       <w:r>
         <w:t xml:space="preserve">DEREK: Actually, one insurer does. Medex Mutual. Up to eight percent credit for documented emergency training.</w:t>
       </w:r>
-      <w:r>
-        <w:t xml:space="preserve"> </w:t>
-      </w:r>
-      <w:r>
-        <w:t xml:space="preserve">데릭: 사실 관심 있는 보험사가 있어요. 메덱스 뮤추얼. 응급 교육 기록이 있으면 최대 8% 크레딧.</w:t>
-      </w:r>
-    </w:p>
-    <w:p>
-      <w:pPr>
-        <w:numPr>
-          <w:ilvl w:val="0"/>
-          <w:numId w:val="1003"/>
-        </w:numPr>
+    </w:p>
+    <w:p>
+      <w:pPr>
+        <w:pStyle w:val="BodyText"/>
       </w:pPr>
       <w:r>
         <w:t xml:space="preserve">GREG: Eight percent? On two point four million?</w:t>
       </w:r>
-      <w:r>
-        <w:t xml:space="preserve"> </w:t>
-      </w:r>
-      <w:r>
-        <w:t xml:space="preserve">그레그: 8%? 240만에?</w:t>
-      </w:r>
-    </w:p>
-    <w:p>
-      <w:pPr>
-        <w:numPr>
-          <w:ilvl w:val="0"/>
-          <w:numId w:val="1003"/>
-        </w:numPr>
+    </w:p>
+    <w:p>
+      <w:pPr>
+        <w:pStyle w:val="BodyText"/>
       </w:pPr>
       <w:r>
         <w:t xml:space="preserve">DEREK: Close to two hundred thousand a year, if your insurer matches it. To be honest, we can’t promise that, because it’s their decision, not ours. But Medex offers it today, and we can show you their terms.</w:t>
       </w:r>
-      <w:r>
-        <w:t xml:space="preserve"> </w:t>
-      </w:r>
-      <w:r>
-        <w:t xml:space="preserve">데릭: 연 20만 가까이요, 보험사가 맞춰 주면요. 솔직히 그건 약속 못 해요. 우리가 아니라 보험사가 결정하는 거니까요. 하지만 메덱스는 지금 제공하고 있고, 조건을 보여 드릴 수 있어요.</w:t>
-      </w:r>
-    </w:p>
-    <w:p>
-      <w:pPr>
-        <w:numPr>
-          <w:ilvl w:val="0"/>
-          <w:numId w:val="1003"/>
-        </w:numPr>
+    </w:p>
+    <w:p>
+      <w:pPr>
+        <w:pStyle w:val="BodyText"/>
       </w:pPr>
       <w:r>
         <w:t xml:space="preserve">GREG: You’re not promising. I notice that. Most reps who walk into this room promise everything: lower prices, faster delivery, fewer lawsuits. Then I spend the next year holding them to it. You just did the opposite.</w:t>
       </w:r>
-      <w:r>
-        <w:t xml:space="preserve"> </w:t>
-      </w:r>
-      <w:r>
-        <w:t xml:space="preserve">그레그: 약속은 안 하네요. 알아챘어요. 이 방에 들어오는 영업 사원 대부분은 다 약속해요. 더 낮은 가격, 더 빠른 배송, 더 적은 소송. 그리고 난 그다음 1년을 그 약속 지키게 하느라 보내죠. 당신은 방금 정반대로 했어요.</w:t>
-      </w:r>
-    </w:p>
-    <w:p>
-      <w:pPr>
-        <w:numPr>
-          <w:ilvl w:val="0"/>
-          <w:numId w:val="1003"/>
-        </w:numPr>
+    </w:p>
+    <w:p>
+      <w:pPr>
+        <w:pStyle w:val="BodyText"/>
       </w:pPr>
       <w:r>
         <w:t xml:space="preserve">SOFIA: We explore. We don’t promise. It’s a company rule.</w:t>
       </w:r>
-      <w:r>
-        <w:t xml:space="preserve"> </w:t>
-      </w:r>
-      <w:r>
-        <w:t xml:space="preserve">소피아: 우린 알아봐요. 약속하진 않고요. 회사 규칙이에요.</w:t>
-      </w:r>
-    </w:p>
-    <w:p>
-      <w:pPr>
-        <w:numPr>
-          <w:ilvl w:val="0"/>
-          <w:numId w:val="1003"/>
-        </w:numPr>
+    </w:p>
+    <w:p>
+      <w:pPr>
+        <w:pStyle w:val="BodyText"/>
       </w:pPr>
       <w:r>
         <w:t xml:space="preserve">GREG: And your price? Four twenty-five? For three hundred locations?</w:t>
       </w:r>
-      <w:r>
-        <w:t xml:space="preserve"> </w:t>
-      </w:r>
-      <w:r>
-        <w:t xml:space="preserve">그레그: 그럼 가격은요? 425? 지점 300곳에?</w:t>
-      </w:r>
-    </w:p>
-    <w:p>
-      <w:pPr>
-        <w:numPr>
-          <w:ilvl w:val="0"/>
-          <w:numId w:val="1003"/>
-        </w:numPr>
+    </w:p>
+    <w:p>
+      <w:pPr>
+        <w:pStyle w:val="BodyText"/>
       </w:pPr>
       <w:r>
         <w:t xml:space="preserve">SOFIA: Volume tiers exist. Written. Same for everyone at that level. We’ll get there.</w:t>
       </w:r>
-      <w:r>
-        <w:t xml:space="preserve"> </w:t>
-      </w:r>
-      <w:r>
-        <w:t xml:space="preserve">소피아: 볼륨 등급이 있어요. 서면으로. 그 등급의 모두에게 동일하게. 거기까지 갈 거예요.</w:t>
-      </w:r>
-    </w:p>
-    <w:p>
-      <w:pPr>
-        <w:numPr>
-          <w:ilvl w:val="0"/>
-          <w:numId w:val="1003"/>
-        </w:numPr>
+    </w:p>
+    <w:p>
+      <w:pPr>
+        <w:pStyle w:val="BodyText"/>
       </w:pPr>
       <w:r>
         <w:t xml:space="preserve">GREG: Before price, I want to talk to someone. Tiffany Moore. Our Texas regional director.</w:t>
-      </w:r>
-      <w:r>
-        <w:t xml:space="preserve"> </w:t>
-      </w:r>
-      <w:r>
-        <w:t xml:space="preserve">그레그: 가격 전에 누구랑 얘기하고 싶어요. 티파니 무어. 우리 텍사스 지역 이사.</w:t>
       </w:r>
     </w:p>
     <w:bookmarkEnd w:id="23"/>
@@ -1667,52 +869,31 @@
     </w:p>
     <w:p>
       <w:pPr>
-        <w:numPr>
-          <w:ilvl w:val="0"/>
-          <w:numId w:val="1004"/>
-        </w:numPr>
+        <w:pStyle w:val="FirstParagraph"/>
       </w:pPr>
       <w:r>
         <w:t xml:space="preserve">TIFFANY: Greg. You called? Oh. Veyra. I know that name.</w:t>
       </w:r>
+    </w:p>
+    <w:p>
+      <w:pPr>
+        <w:pStyle w:val="BodyText"/>
+      </w:pPr>
+      <w:r>
+        <w:t xml:space="preserve">DEREK: Tiffany. Derek Shaw. You spoke to our CEO. Years ago. About insurance.</w:t>
+      </w:r>
+    </w:p>
+    <w:p>
+      <w:pPr>
+        <w:pStyle w:val="BodyText"/>
+      </w:pPr>
+      <w:r>
+        <w:t xml:space="preserve">TIFFANY: The guy with the notebook? Who asked about my</w:t>
+      </w:r>
       <w:r>
         <w:t xml:space="preserve"> </w:t>
       </w:r>
       <w:r>
-        <w:t xml:space="preserve">티파니: 그레그. 불렀어요? 아. 베이라. 아는 이름이네요.</w:t>
-      </w:r>
-    </w:p>
-    <w:p>
-      <w:pPr>
-        <w:numPr>
-          <w:ilvl w:val="0"/>
-          <w:numId w:val="1004"/>
-        </w:numPr>
-      </w:pPr>
-      <w:r>
-        <w:t xml:space="preserve">DEREK: Tiffany. Derek Shaw. You spoke to our CEO. Years ago. About insurance.</w:t>
-      </w:r>
-      <w:r>
-        <w:t xml:space="preserve"> </w:t>
-      </w:r>
-      <w:r>
-        <w:t xml:space="preserve">데릭: 티파니. 데릭 쇼예요. 몇 년 전에 우리 CEO와 얘기하셨죠. 보험에 대해.</w:t>
-      </w:r>
-    </w:p>
-    <w:p>
-      <w:pPr>
-        <w:numPr>
-          <w:ilvl w:val="0"/>
-          <w:numId w:val="1004"/>
-        </w:numPr>
-      </w:pPr>
-      <w:r>
-        <w:t xml:space="preserve">TIFFANY: The guy with the notebook? Who asked about my</w:t>
-      </w:r>
-      <w:r>
-        <w:t xml:space="preserve"> </w:t>
-      </w:r>
-      <w:r>
         <w:t xml:space="preserve">“</w:t>
       </w:r>
       <w:r>
@@ -1724,418 +905,181 @@
       <w:r>
         <w:t xml:space="preserve">? He actually built it?</w:t>
       </w:r>
-      <w:r>
-        <w:t xml:space="preserve"> </w:t>
-      </w:r>
-      <w:r>
-        <w:t xml:space="preserve">티파니: 공책 들고 온 그 사람? 내</w:t>
-      </w:r>
-      <w:r>
-        <w:t xml:space="preserve"> </w:t>
-      </w:r>
-      <w:r>
-        <w:t xml:space="preserve">“</w:t>
-      </w:r>
-      <w:r>
-        <w:t xml:space="preserve">두 번째로 큰 비용</w:t>
-      </w:r>
-      <w:r>
-        <w:t xml:space="preserve">”</w:t>
-      </w:r>
-      <w:r>
-        <w:t xml:space="preserve">을 물었던? 진짜 그걸 만들었어요?</w:t>
-      </w:r>
-    </w:p>
-    <w:p>
-      <w:pPr>
-        <w:numPr>
-          <w:ilvl w:val="0"/>
-          <w:numId w:val="1004"/>
-        </w:numPr>
+    </w:p>
+    <w:p>
+      <w:pPr>
+        <w:pStyle w:val="BodyText"/>
       </w:pPr>
       <w:r>
         <w:t xml:space="preserve">TASHA: He did. And the training is my part.</w:t>
       </w:r>
-      <w:r>
-        <w:t xml:space="preserve"> </w:t>
-      </w:r>
-      <w:r>
-        <w:t xml:space="preserve">타샤: 만들었어요. 그리고 교육은 제 담당이고요.</w:t>
-      </w:r>
-    </w:p>
-    <w:p>
-      <w:pPr>
-        <w:numPr>
-          <w:ilvl w:val="0"/>
-          <w:numId w:val="1004"/>
-        </w:numPr>
+    </w:p>
+    <w:p>
+      <w:pPr>
+        <w:pStyle w:val="BodyText"/>
       </w:pPr>
       <w:r>
         <w:t xml:space="preserve">GREG: Tiffany, your Austin clinics. Before we acquired you. What happened?</w:t>
       </w:r>
-      <w:r>
-        <w:t xml:space="preserve"> </w:t>
-      </w:r>
-      <w:r>
-        <w:t xml:space="preserve">그레그: 티파니, 오스틴 병원들. 우리가 인수하기 전에. 무슨 일이 있었죠?</w:t>
-      </w:r>
-    </w:p>
-    <w:p>
-      <w:pPr>
-        <w:numPr>
-          <w:ilvl w:val="0"/>
-          <w:numId w:val="1004"/>
-        </w:numPr>
+    </w:p>
+    <w:p>
+      <w:pPr>
+        <w:pStyle w:val="BodyText"/>
       </w:pPr>
       <w:r>
         <w:t xml:space="preserve">TIFFANY: An occlusion. One patient, one bad afternoon. Then a settlement, and our insurance went up forty percent the next year. I almost lost the whole business. That’s why I sold to you, Greg. Not because of the price.</w:t>
       </w:r>
-      <w:r>
-        <w:t xml:space="preserve"> </w:t>
-      </w:r>
-      <w:r>
-        <w:t xml:space="preserve">티파니: 혈관 폐색. 환자 한 명, 운 나쁜 오후 한 번. 그다음 합의, 그리고 이듬해 보험료가 40% 올랐어요. 사업 전체를 거의 잃을 뻔했어요. 그래서 당신한테 판 거예요, 그레그. 가격 때문이 아니라.</w:t>
-      </w:r>
-    </w:p>
-    <w:p>
-      <w:pPr>
-        <w:numPr>
-          <w:ilvl w:val="0"/>
-          <w:numId w:val="1004"/>
-        </w:numPr>
+    </w:p>
+    <w:p>
+      <w:pPr>
+        <w:pStyle w:val="BodyText"/>
       </w:pPr>
       <w:r>
         <w:t xml:space="preserve">GREG: You never told me that was why.</w:t>
       </w:r>
-      <w:r>
-        <w:t xml:space="preserve"> </w:t>
-      </w:r>
-      <w:r>
-        <w:t xml:space="preserve">그레그: 그게 이유라고는 말한 적 없잖아요.</w:t>
-      </w:r>
-    </w:p>
-    <w:p>
-      <w:pPr>
-        <w:numPr>
-          <w:ilvl w:val="0"/>
-          <w:numId w:val="1004"/>
-        </w:numPr>
+    </w:p>
+    <w:p>
+      <w:pPr>
+        <w:pStyle w:val="BodyText"/>
       </w:pPr>
       <w:r>
         <w:t xml:space="preserve">TIFFANY: You never asked. You asked about margins.</w:t>
       </w:r>
-      <w:r>
-        <w:t xml:space="preserve"> </w:t>
-      </w:r>
-      <w:r>
-        <w:t xml:space="preserve">티파니: 물어본 적 없잖아요. 마진만 물었지.</w:t>
-      </w:r>
-    </w:p>
-    <w:p>
-      <w:pPr>
-        <w:numPr>
-          <w:ilvl w:val="0"/>
-          <w:numId w:val="1004"/>
-        </w:numPr>
+    </w:p>
+    <w:p>
+      <w:pPr>
+        <w:pStyle w:val="BodyText"/>
       </w:pPr>
       <w:r>
         <w:t xml:space="preserve">GREG: …Fair.</w:t>
       </w:r>
-      <w:r>
-        <w:t xml:space="preserve"> </w:t>
-      </w:r>
-      <w:r>
-        <w:t xml:space="preserve">그레그: …그렇네요.</w:t>
-      </w:r>
-    </w:p>
-    <w:p>
-      <w:pPr>
-        <w:numPr>
-          <w:ilvl w:val="0"/>
-          <w:numId w:val="1004"/>
-        </w:numPr>
+    </w:p>
+    <w:p>
+      <w:pPr>
+        <w:pStyle w:val="BodyText"/>
       </w:pPr>
       <w:r>
         <w:t xml:space="preserve">TIFFANY: If someone had trained my nurses properly, I’d still own three clinics.</w:t>
       </w:r>
-      <w:r>
-        <w:t xml:space="preserve"> </w:t>
-      </w:r>
-      <w:r>
-        <w:t xml:space="preserve">티파니: 누가 우리 간호사들을 제대로 교육했다면, 난 아직 병원 세 곳을 갖고 있을 거예요.</w:t>
-      </w:r>
-    </w:p>
-    <w:p>
-      <w:pPr>
-        <w:numPr>
-          <w:ilvl w:val="0"/>
-          <w:numId w:val="1004"/>
-        </w:numPr>
+    </w:p>
+    <w:p>
+      <w:pPr>
+        <w:pStyle w:val="BodyText"/>
       </w:pPr>
       <w:r>
         <w:t xml:space="preserve">NADIA: Greg. May I join? I heard Tiffany’s voice from the hallway.</w:t>
       </w:r>
-      <w:r>
-        <w:t xml:space="preserve"> </w:t>
-      </w:r>
-      <w:r>
-        <w:t xml:space="preserve">나디아: 그레그. 들어가도 돼요? 복도에서 티파니 목소리가 들려서.</w:t>
-      </w:r>
-    </w:p>
-    <w:p>
-      <w:pPr>
-        <w:numPr>
-          <w:ilvl w:val="0"/>
-          <w:numId w:val="1004"/>
-        </w:numPr>
+    </w:p>
+    <w:p>
+      <w:pPr>
+        <w:pStyle w:val="BodyText"/>
       </w:pPr>
       <w:r>
         <w:t xml:space="preserve">GREG: Of course you did. Sit.</w:t>
       </w:r>
-      <w:r>
-        <w:t xml:space="preserve"> </w:t>
-      </w:r>
-      <w:r>
-        <w:t xml:space="preserve">그레그: 당연히 들었겠죠. 앉아요.</w:t>
-      </w:r>
-    </w:p>
-    <w:p>
-      <w:pPr>
-        <w:numPr>
-          <w:ilvl w:val="0"/>
-          <w:numId w:val="1004"/>
-        </w:numPr>
+    </w:p>
+    <w:p>
+      <w:pPr>
+        <w:pStyle w:val="BodyText"/>
       </w:pPr>
       <w:r>
         <w:t xml:space="preserve">NADIA: Greg, I want this program. Medically, it’s the right thing. You know it.</w:t>
       </w:r>
-      <w:r>
-        <w:t xml:space="preserve"> </w:t>
-      </w:r>
-      <w:r>
-        <w:t xml:space="preserve">나디아: 그레그, 난 이 프로그램을 원해요. 의학적으로 옳은 일이에요. 알잖아요.</w:t>
-      </w:r>
-    </w:p>
-    <w:p>
-      <w:pPr>
-        <w:numPr>
-          <w:ilvl w:val="0"/>
-          <w:numId w:val="1004"/>
-        </w:numPr>
+    </w:p>
+    <w:p>
+      <w:pPr>
+        <w:pStyle w:val="BodyText"/>
       </w:pPr>
       <w:r>
         <w:t xml:space="preserve">GREG: Medically, maybe. But I don’t get to approve things because they feel right. Financially, I need proof I can take to my CFO, with numbers from our own clinics. Not a story, however good the story is.</w:t>
       </w:r>
-      <w:r>
-        <w:t xml:space="preserve"> </w:t>
-      </w:r>
-      <w:r>
-        <w:t xml:space="preserve">그레그: 의학적으론 그럴지도. 하지만 난 옳다고 느껴진다고 승인할 수 있는 자리가 아니에요. 재무적으론 우리 병원들 숫자로 된, CFO한테 가져갈 수 있는 증거가 필요해요. 이야기 말고요. 아무리 좋은 이야기라도.</w:t>
-      </w:r>
-    </w:p>
-    <w:p>
-      <w:pPr>
-        <w:numPr>
-          <w:ilvl w:val="0"/>
-          <w:numId w:val="1004"/>
-        </w:numPr>
+    </w:p>
+    <w:p>
+      <w:pPr>
+        <w:pStyle w:val="BodyText"/>
       </w:pPr>
       <w:r>
         <w:t xml:space="preserve">SOFIA: Then let’s create proof. We’d love to pilot. Thirty locations. Ninety days.</w:t>
       </w:r>
-      <w:r>
-        <w:t xml:space="preserve"> </w:t>
-      </w:r>
-      <w:r>
-        <w:t xml:space="preserve">소피아: 그럼 증거를 만들죠. 파일럿을 하고 싶어요. 지점 30곳. 90일.</w:t>
-      </w:r>
-    </w:p>
-    <w:p>
-      <w:pPr>
-        <w:numPr>
-          <w:ilvl w:val="0"/>
-          <w:numId w:val="1004"/>
-        </w:numPr>
+    </w:p>
+    <w:p>
+      <w:pPr>
+        <w:pStyle w:val="BodyText"/>
       </w:pPr>
       <w:r>
         <w:t xml:space="preserve">GREG: Measured how?</w:t>
       </w:r>
-      <w:r>
-        <w:t xml:space="preserve"> </w:t>
-      </w:r>
-      <w:r>
-        <w:t xml:space="preserve">그레그: 어떻게 측정해요?</w:t>
-      </w:r>
-    </w:p>
-    <w:p>
-      <w:pPr>
-        <w:numPr>
-          <w:ilvl w:val="0"/>
-          <w:numId w:val="1004"/>
-        </w:numPr>
+    </w:p>
+    <w:p>
+      <w:pPr>
+        <w:pStyle w:val="BodyText"/>
       </w:pPr>
       <w:r>
         <w:t xml:space="preserve">TASHA: Time to first action. Complications reported. Patient satisfaction. Training hours saved.</w:t>
       </w:r>
-      <w:r>
-        <w:t xml:space="preserve"> </w:t>
-      </w:r>
-      <w:r>
-        <w:t xml:space="preserve">타샤: 첫 행동까지 시간. 보고된 합병증. 환자 만족도. 절약된 교육 시간.</w:t>
-      </w:r>
-    </w:p>
-    <w:p>
-      <w:pPr>
-        <w:numPr>
-          <w:ilvl w:val="0"/>
-          <w:numId w:val="1004"/>
-        </w:numPr>
+    </w:p>
+    <w:p>
+      <w:pPr>
+        <w:pStyle w:val="BodyText"/>
       </w:pPr>
       <w:r>
         <w:t xml:space="preserve">NADIA: And reporting culture. If nurses start reporting more complications, that’s a good sign, not a bad one. It means they trust us enough to tell the truth, and we finally see the real number instead of the one we know of.</w:t>
       </w:r>
-      <w:r>
-        <w:t xml:space="preserve"> </w:t>
-      </w:r>
-      <w:r>
-        <w:t xml:space="preserve">나디아: 그리고 보고 문화. 간호사들이 합병증을 더 많이 보고하기 시작하면, 그건 나쁜 신호가 아니라 좋은 신호예요. 진실을 말할 만큼 우릴 믿는다는 뜻이고, 마침내</w:t>
-      </w:r>
-      <w:r>
-        <w:t xml:space="preserve"> </w:t>
-      </w:r>
-      <w:r>
-        <w:t xml:space="preserve">‘</w:t>
-      </w:r>
-      <w:r>
-        <w:t xml:space="preserve">우리가 아는</w:t>
-      </w:r>
-      <w:r>
-        <w:t xml:space="preserve">’</w:t>
-      </w:r>
-      <w:r>
-        <w:t xml:space="preserve"> </w:t>
-      </w:r>
-      <w:r>
-        <w:t xml:space="preserve">숫자가 아니라 진짜 숫자를 보게 되는 거죠.</w:t>
-      </w:r>
-    </w:p>
-    <w:p>
-      <w:pPr>
-        <w:numPr>
-          <w:ilvl w:val="0"/>
-          <w:numId w:val="1004"/>
-        </w:numPr>
+    </w:p>
+    <w:p>
+      <w:pPr>
+        <w:pStyle w:val="BodyText"/>
       </w:pPr>
       <w:r>
         <w:t xml:space="preserve">GREG: More reports is good? That will be hard to explain to my CFO.</w:t>
       </w:r>
-      <w:r>
-        <w:t xml:space="preserve"> </w:t>
-      </w:r>
-      <w:r>
-        <w:t xml:space="preserve">그레그: 보고가 늘면 좋은 거라고요? CFO한테 설명하기 어렵겠네요.</w:t>
-      </w:r>
-    </w:p>
-    <w:p>
-      <w:pPr>
-        <w:numPr>
-          <w:ilvl w:val="0"/>
-          <w:numId w:val="1004"/>
-        </w:numPr>
+    </w:p>
+    <w:p>
+      <w:pPr>
+        <w:pStyle w:val="BodyText"/>
       </w:pPr>
       <w:r>
         <w:t xml:space="preserve">SOFIA: I’ll help you explain it. I’ve done it before. In orthopedics.</w:t>
       </w:r>
-      <w:r>
-        <w:t xml:space="preserve"> </w:t>
-      </w:r>
-      <w:r>
-        <w:t xml:space="preserve">소피아: 설명하는 거 도와줄게요. 해 봤어요. 정형외과에서.</w:t>
-      </w:r>
-    </w:p>
-    <w:p>
-      <w:pPr>
-        <w:numPr>
-          <w:ilvl w:val="0"/>
-          <w:numId w:val="1004"/>
-        </w:numPr>
+    </w:p>
+    <w:p>
+      <w:pPr>
+        <w:pStyle w:val="BodyText"/>
       </w:pPr>
       <w:r>
         <w:t xml:space="preserve">GREG: Which thirty locations?</w:t>
       </w:r>
-      <w:r>
-        <w:t xml:space="preserve"> </w:t>
-      </w:r>
-      <w:r>
-        <w:t xml:space="preserve">그레그: 어느 30곳이요?</w:t>
-      </w:r>
-    </w:p>
-    <w:p>
-      <w:pPr>
-        <w:numPr>
-          <w:ilvl w:val="0"/>
-          <w:numId w:val="1004"/>
-        </w:numPr>
+    </w:p>
+    <w:p>
+      <w:pPr>
+        <w:pStyle w:val="BodyText"/>
       </w:pPr>
       <w:r>
         <w:t xml:space="preserve">TIFFANY: Texas. Mine. I want to be first.</w:t>
       </w:r>
-      <w:r>
-        <w:t xml:space="preserve"> </w:t>
-      </w:r>
-      <w:r>
-        <w:t xml:space="preserve">티파니: 텍사스. 내 지역. 내가 첫 번째가 되고 싶어요.</w:t>
-      </w:r>
-    </w:p>
-    <w:p>
-      <w:pPr>
-        <w:numPr>
-          <w:ilvl w:val="0"/>
-          <w:numId w:val="1004"/>
-        </w:numPr>
+    </w:p>
+    <w:p>
+      <w:pPr>
+        <w:pStyle w:val="BodyText"/>
       </w:pPr>
       <w:r>
         <w:t xml:space="preserve">GREG: Fine. Texas. Thirty locations. Ninety days. But the commercial terms come from me. Next week.</w:t>
       </w:r>
-      <w:r>
-        <w:t xml:space="preserve"> </w:t>
-      </w:r>
-      <w:r>
-        <w:t xml:space="preserve">그레그: 좋아요. 텍사스. 30곳. 90일. 하지만 상업 조건은 내가 정해요. 다음 주에.</w:t>
-      </w:r>
-    </w:p>
-    <w:p>
-      <w:pPr>
-        <w:numPr>
-          <w:ilvl w:val="0"/>
-          <w:numId w:val="1004"/>
-        </w:numPr>
+    </w:p>
+    <w:p>
+      <w:pPr>
+        <w:pStyle w:val="BodyText"/>
       </w:pPr>
       <w:r>
         <w:t xml:space="preserve">SOFIA: We’ll be ready. With our lawyer.</w:t>
       </w:r>
-      <w:r>
-        <w:t xml:space="preserve"> </w:t>
-      </w:r>
-      <w:r>
-        <w:t xml:space="preserve">소피아: 준비하고 있을게요. 변호사와 함께.</w:t>
-      </w:r>
-    </w:p>
-    <w:p>
-      <w:pPr>
-        <w:numPr>
-          <w:ilvl w:val="0"/>
-          <w:numId w:val="1004"/>
-        </w:numPr>
+    </w:p>
+    <w:p>
+      <w:pPr>
+        <w:pStyle w:val="BodyText"/>
       </w:pPr>
       <w:r>
         <w:t xml:space="preserve">GREG: Bring a good one. You’ll need her.</w:t>
-      </w:r>
-      <w:r>
-        <w:t xml:space="preserve"> </w:t>
-      </w:r>
-      <w:r>
-        <w:t xml:space="preserve">그레그: 좋은 변호사로 데려와요. 필요할 거예요.</w:t>
       </w:r>
     </w:p>
     <w:bookmarkEnd w:id="24"/>
@@ -2150,314 +1094,152 @@
     </w:p>
     <w:p>
       <w:pPr>
-        <w:numPr>
-          <w:ilvl w:val="0"/>
-          <w:numId w:val="1005"/>
-        </w:numPr>
+        <w:pStyle w:val="FirstParagraph"/>
       </w:pPr>
       <w:r>
         <w:t xml:space="preserve">DEREK: Thirty locations. A pilot. In one meeting. Sofia, how did you do that?</w:t>
       </w:r>
+    </w:p>
+    <w:p>
+      <w:pPr>
+        <w:pStyle w:val="BodyText"/>
+      </w:pPr>
+      <w:r>
+        <w:t xml:space="preserve">SOFIA: I didn’t. Tiffany did, with a story Greg had never heard. Nadia did, by wanting it for two years. And Greg’s own numbers did the rest. All I did was ask the questions and stay quiet.</w:t>
+      </w:r>
+    </w:p>
+    <w:p>
+      <w:pPr>
+        <w:pStyle w:val="BodyText"/>
+      </w:pPr>
+      <w:r>
+        <w:t xml:space="preserve">TASHA: You asked him for his numbers. Then you gave them back to him.</w:t>
+      </w:r>
+    </w:p>
+    <w:p>
+      <w:pPr>
+        <w:pStyle w:val="BodyText"/>
+      </w:pPr>
+      <w:r>
+        <w:t xml:space="preserve">SOFIA: People believe their own numbers. Never ours.</w:t>
+      </w:r>
+    </w:p>
+    <w:p>
+      <w:pPr>
+        <w:pStyle w:val="BodyText"/>
+      </w:pPr>
+      <w:r>
+        <w:t xml:space="preserve">DEREK: Can I call Noah? He’ll want to hear it.</w:t>
+      </w:r>
+    </w:p>
+    <w:p>
+      <w:pPr>
+        <w:pStyle w:val="BodyText"/>
+      </w:pPr>
+      <w:r>
+        <w:t xml:space="preserve">SOFIA: You call him. It’s your account.</w:t>
+      </w:r>
+    </w:p>
+    <w:p>
+      <w:pPr>
+        <w:pStyle w:val="BodyText"/>
+      </w:pPr>
+      <w:r>
+        <w:t xml:space="preserve">DEREK: Noah. It’s Derek. Glow said yes. To a pilot. Thirty locations. Texas.</w:t>
+      </w:r>
+    </w:p>
+    <w:p>
+      <w:pPr>
+        <w:pStyle w:val="BodyText"/>
+      </w:pPr>
+      <w:r>
+        <w:t xml:space="preserve">NOAH: Derek! And training?</w:t>
+      </w:r>
+    </w:p>
+    <w:p>
+      <w:pPr>
+        <w:pStyle w:val="BodyText"/>
+      </w:pPr>
+      <w:r>
+        <w:t xml:space="preserve">DEREK: In the plan. Every injector. Including new hires. Tasha leads it.</w:t>
+      </w:r>
+    </w:p>
+    <w:p>
+      <w:pPr>
+        <w:pStyle w:val="BodyText"/>
+      </w:pPr>
+      <w:r>
+        <w:t xml:space="preserve">NOAH: And Tiffany? From Glow Bar? Sofia texted me.</w:t>
+      </w:r>
+    </w:p>
+    <w:p>
+      <w:pPr>
+        <w:pStyle w:val="BodyText"/>
+      </w:pPr>
+      <w:r>
+        <w:t xml:space="preserve">DEREK: She remembers your notebook. She says hi.</w:t>
+      </w:r>
+    </w:p>
+    <w:p>
+      <w:pPr>
+        <w:pStyle w:val="BodyText"/>
+      </w:pPr>
+      <w:r>
+        <w:t xml:space="preserve">TASHA: Derek, read the email. From Greg. It just came in.</w:t>
+      </w:r>
+    </w:p>
+    <w:p>
+      <w:pPr>
+        <w:pStyle w:val="BodyText"/>
+      </w:pPr>
+      <w:r>
+        <w:t xml:space="preserve">DEREK:</w:t>
+      </w:r>
       <w:r>
         <w:t xml:space="preserve"> </w:t>
       </w:r>
       <w:r>
-        <w:t xml:space="preserve">데릭: 30곳. 파일럿. 미팅 한 번에. 소피아, 어떻게 한 거예요?</w:t>
-      </w:r>
-    </w:p>
-    <w:p>
-      <w:pPr>
-        <w:numPr>
-          <w:ilvl w:val="0"/>
-          <w:numId w:val="1005"/>
-        </w:numPr>
-      </w:pPr>
-      <w:r>
-        <w:t xml:space="preserve">SOFIA: I didn’t. Tiffany did, with a story Greg had never heard. Nadia did, by wanting it for two years. And Greg’s own numbers did the rest. All I did was ask the questions and stay quiet.</w:t>
+        <w:t xml:space="preserve">“</w:t>
+      </w:r>
+      <w:r>
+        <w:t xml:space="preserve">Commercial terms for pilot discussion. Net sixty. Exclusivity in the Southwest. A twelve percent rebate.</w:t>
+      </w:r>
+      <w:r>
+        <w:t xml:space="preserve">”</w:t>
+      </w:r>
+    </w:p>
+    <w:p>
+      <w:pPr>
+        <w:pStyle w:val="BodyText"/>
+      </w:pPr>
+      <w:r>
+        <w:t xml:space="preserve">SOFIA: He wrote</w:t>
       </w:r>
       <w:r>
         <w:t xml:space="preserve"> </w:t>
       </w:r>
       <w:r>
-        <w:t xml:space="preserve">소피아: 내가 한 게 아니에요. 티파니가 했죠, 그레그가 한 번도 못 들은 이야기로. 나디아가 했고요, 2년 동안 이걸 원해 왔으니까. 나머지는 그레그 자신의 숫자가 했어요. 난 질문하고 입 다물고 있었을 뿐이에요.</w:t>
-      </w:r>
-    </w:p>
-    <w:p>
-      <w:pPr>
-        <w:numPr>
-          <w:ilvl w:val="0"/>
-          <w:numId w:val="1005"/>
-        </w:numPr>
-      </w:pPr>
-      <w:r>
-        <w:t xml:space="preserve">TASHA: You asked him for his numbers. Then you gave them back to him.</w:t>
+        <w:t xml:space="preserve">“</w:t>
+      </w:r>
+      <w:r>
+        <w:t xml:space="preserve">non-negotiable</w:t>
+      </w:r>
+      <w:r>
+        <w:t xml:space="preserve">”</w:t>
       </w:r>
       <w:r>
         <w:t xml:space="preserve"> </w:t>
       </w:r>
       <w:r>
-        <w:t xml:space="preserve">타샤: 그 사람한테 숫자를 물었죠. 그리고 그걸 다시 돌려줬고요.</w:t>
-      </w:r>
-    </w:p>
-    <w:p>
-      <w:pPr>
-        <w:numPr>
-          <w:ilvl w:val="0"/>
-          <w:numId w:val="1005"/>
-        </w:numPr>
-      </w:pPr>
-      <w:r>
-        <w:t xml:space="preserve">SOFIA: People believe their own numbers. Never ours.</w:t>
-      </w:r>
-      <w:r>
-        <w:t xml:space="preserve"> </w:t>
-      </w:r>
-      <w:r>
-        <w:t xml:space="preserve">소피아: 사람들은 자기 숫자를 믿어요. 우리 숫자는 절대 안 믿고요.</w:t>
-      </w:r>
-    </w:p>
-    <w:p>
-      <w:pPr>
-        <w:numPr>
-          <w:ilvl w:val="0"/>
-          <w:numId w:val="1005"/>
-        </w:numPr>
-      </w:pPr>
-      <w:r>
-        <w:t xml:space="preserve">DEREK: Can I call Noah? He’ll want to hear it.</w:t>
-      </w:r>
-      <w:r>
-        <w:t xml:space="preserve"> </w:t>
-      </w:r>
-      <w:r>
-        <w:t xml:space="preserve">데릭: 노아한테 전화해도 돼요? 듣고 싶어 할 거예요.</w:t>
-      </w:r>
-    </w:p>
-    <w:p>
-      <w:pPr>
-        <w:numPr>
-          <w:ilvl w:val="0"/>
-          <w:numId w:val="1005"/>
-        </w:numPr>
-      </w:pPr>
-      <w:r>
-        <w:t xml:space="preserve">SOFIA: You call him. It’s your account.</w:t>
-      </w:r>
-      <w:r>
-        <w:t xml:space="preserve"> </w:t>
-      </w:r>
-      <w:r>
-        <w:t xml:space="preserve">소피아: 당신이 전화해요. 당신 거래처잖아요.</w:t>
-      </w:r>
-    </w:p>
-    <w:p>
-      <w:pPr>
-        <w:numPr>
-          <w:ilvl w:val="0"/>
-          <w:numId w:val="1005"/>
-        </w:numPr>
-      </w:pPr>
-      <w:r>
-        <w:t xml:space="preserve">DEREK: Noah. It’s Derek. Glow said yes. To a pilot. Thirty locations. Texas.</w:t>
-      </w:r>
-      <w:r>
-        <w:t xml:space="preserve"> </w:t>
-      </w:r>
-      <w:r>
-        <w:t xml:space="preserve">데릭: 노아. 데릭이에요. 글로우가 승낙했어요. 파일럿에. 30곳. 텍사스.</w:t>
-      </w:r>
-    </w:p>
-    <w:p>
-      <w:pPr>
-        <w:numPr>
-          <w:ilvl w:val="0"/>
-          <w:numId w:val="1005"/>
-        </w:numPr>
-      </w:pPr>
-      <w:r>
-        <w:t xml:space="preserve">NOAH: Derek! And training?</w:t>
-      </w:r>
-      <w:r>
-        <w:t xml:space="preserve"> </w:t>
-      </w:r>
-      <w:r>
-        <w:t xml:space="preserve">노아: 데릭! 그리고 교육은?</w:t>
-      </w:r>
-    </w:p>
-    <w:p>
-      <w:pPr>
-        <w:numPr>
-          <w:ilvl w:val="0"/>
-          <w:numId w:val="1005"/>
-        </w:numPr>
-      </w:pPr>
-      <w:r>
-        <w:t xml:space="preserve">DEREK: In the plan. Every injector. Including new hires. Tasha leads it.</w:t>
-      </w:r>
-      <w:r>
-        <w:t xml:space="preserve"> </w:t>
-      </w:r>
-      <w:r>
-        <w:t xml:space="preserve">데릭: 계획에 들어가 있어요. 모든 시술자. 신규 채용자 포함. 타샤가 이끌어요.</w:t>
-      </w:r>
-    </w:p>
-    <w:p>
-      <w:pPr>
-        <w:numPr>
-          <w:ilvl w:val="0"/>
-          <w:numId w:val="1005"/>
-        </w:numPr>
-      </w:pPr>
-      <w:r>
-        <w:t xml:space="preserve">NOAH: And Tiffany? From Glow Bar? Sofia texted me.</w:t>
-      </w:r>
-      <w:r>
-        <w:t xml:space="preserve"> </w:t>
-      </w:r>
-      <w:r>
-        <w:t xml:space="preserve">노아: 그리고 티파니? 글로우 바? 소피아가 문자했어요.</w:t>
-      </w:r>
-    </w:p>
-    <w:p>
-      <w:pPr>
-        <w:numPr>
-          <w:ilvl w:val="0"/>
-          <w:numId w:val="1005"/>
-        </w:numPr>
-      </w:pPr>
-      <w:r>
-        <w:t xml:space="preserve">DEREK: She remembers your notebook. She says hi.</w:t>
-      </w:r>
-      <w:r>
-        <w:t xml:space="preserve"> </w:t>
-      </w:r>
-      <w:r>
-        <w:t xml:space="preserve">데릭: 당신 공책을 기억하더라고요. 안부 전하래요.</w:t>
-      </w:r>
-    </w:p>
-    <w:p>
-      <w:pPr>
-        <w:numPr>
-          <w:ilvl w:val="0"/>
-          <w:numId w:val="1005"/>
-        </w:numPr>
-      </w:pPr>
-      <w:r>
-        <w:t xml:space="preserve">TASHA: Derek, read the email. From Greg. It just came in.</w:t>
-      </w:r>
-      <w:r>
-        <w:t xml:space="preserve"> </w:t>
-      </w:r>
-      <w:r>
-        <w:t xml:space="preserve">타샤: 데릭, 이메일 읽어 봐요. 그레그한테서. 방금 왔어요.</w:t>
-      </w:r>
-    </w:p>
-    <w:p>
-      <w:pPr>
-        <w:numPr>
-          <w:ilvl w:val="0"/>
-          <w:numId w:val="1005"/>
-        </w:numPr>
-      </w:pPr>
-      <w:r>
-        <w:t xml:space="preserve">DEREK:</w:t>
-      </w:r>
-      <w:r>
-        <w:t xml:space="preserve"> </w:t>
-      </w:r>
-      <w:r>
-        <w:t xml:space="preserve">“</w:t>
-      </w:r>
-      <w:r>
-        <w:t xml:space="preserve">Commercial terms for pilot discussion. Net sixty. Exclusivity in the Southwest. A twelve percent rebate.</w:t>
-      </w:r>
-      <w:r>
-        <w:t xml:space="preserve">”</w:t>
-      </w:r>
-      <w:r>
-        <w:t xml:space="preserve"> </w:t>
-      </w:r>
-      <w:r>
-        <w:t xml:space="preserve">데릭:</w:t>
-      </w:r>
-      <w:r>
-        <w:t xml:space="preserve"> </w:t>
-      </w:r>
-      <w:r>
-        <w:t xml:space="preserve">“</w:t>
-      </w:r>
-      <w:r>
-        <w:t xml:space="preserve">파일럿 논의를 위한 상업 조건. 60일 후 결제. 남서부 독점. 리베이트 12%.</w:t>
-      </w:r>
-      <w:r>
-        <w:t xml:space="preserve">”</w:t>
-      </w:r>
-    </w:p>
-    <w:p>
-      <w:pPr>
-        <w:numPr>
-          <w:ilvl w:val="0"/>
-          <w:numId w:val="1005"/>
-        </w:numPr>
-      </w:pPr>
-      <w:r>
-        <w:t xml:space="preserve">SOFIA: He wrote</w:t>
-      </w:r>
-      <w:r>
-        <w:t xml:space="preserve"> </w:t>
-      </w:r>
-      <w:r>
-        <w:t xml:space="preserve">“</w:t>
-      </w:r>
-      <w:r>
-        <w:t xml:space="preserve">non-negotiable</w:t>
-      </w:r>
-      <w:r>
-        <w:t xml:space="preserve">”</w:t>
-      </w:r>
-      <w:r>
-        <w:t xml:space="preserve"> </w:t>
-      </w:r>
-      <w:r>
         <w:t xml:space="preserve">at the bottom?</w:t>
       </w:r>
-      <w:r>
-        <w:t xml:space="preserve"> </w:t>
-      </w:r>
-      <w:r>
-        <w:t xml:space="preserve">소피아: 맨 아래에</w:t>
-      </w:r>
-      <w:r>
-        <w:t xml:space="preserve"> </w:t>
-      </w:r>
-      <w:r>
-        <w:t xml:space="preserve">“</w:t>
-      </w:r>
-      <w:r>
-        <w:t xml:space="preserve">협상 불가</w:t>
-      </w:r>
-      <w:r>
-        <w:t xml:space="preserve">”</w:t>
-      </w:r>
-      <w:r>
-        <w:t xml:space="preserve">라고 썼죠?</w:t>
-      </w:r>
-    </w:p>
-    <w:p>
-      <w:pPr>
-        <w:numPr>
-          <w:ilvl w:val="0"/>
-          <w:numId w:val="1005"/>
-        </w:numPr>
+    </w:p>
+    <w:p>
+      <w:pPr>
+        <w:pStyle w:val="BodyText"/>
       </w:pPr>
       <w:r>
         <w:t xml:space="preserve">DEREK: In bold. How did you know?</w:t>
-      </w:r>
-      <w:r>
-        <w:t xml:space="preserve"> </w:t>
-      </w:r>
-      <w:r>
-        <w:t xml:space="preserve">데릭: 굵은 글씨로요. 어떻게 알았어요?</w:t>
       </w:r>
     </w:p>
     <w:p>
@@ -2598,7 +1380,7 @@
               <w:jc w:val="left"/>
             </w:pPr>
             <w:r>
-              <w:t xml:space="preserve">2턴. B2B 미팅의 경청 비율.</w:t>
+              <w:t xml:space="preserve">도입. B2B 미팅의 경청 비율.</w:t>
             </w:r>
           </w:p>
         </w:tc>
@@ -2648,7 +1430,7 @@
               <w:jc w:val="left"/>
             </w:pPr>
             <w:r>
-              <w:t xml:space="preserve">8턴. 문제 해결형 영업의 정의.</w:t>
+              <w:t xml:space="preserve">도입. 문제 해결형 영업의 정의.</w:t>
             </w:r>
           </w:p>
         </w:tc>
@@ -2698,7 +1480,7 @@
               <w:jc w:val="left"/>
             </w:pPr>
             <w:r>
-              <w:t xml:space="preserve">21턴. 고객의 핵심 고민을 묻는 질문.</w:t>
+              <w:t xml:space="preserve">장면1. 고객의 핵심 고민을 묻는 질문.</w:t>
             </w:r>
           </w:p>
         </w:tc>
@@ -2748,7 +1530,7 @@
               <w:jc w:val="left"/>
             </w:pPr>
             <w:r>
-              <w:t xml:space="preserve">43턴. 구매 담당자의 관점.</w:t>
+              <w:t xml:space="preserve">장면1. 구매 담당자의 관점.</w:t>
             </w:r>
           </w:p>
         </w:tc>
@@ -2798,7 +1580,7 @@
               <w:jc w:val="left"/>
             </w:pPr>
             <w:r>
-              <w:t xml:space="preserve">51턴. 미팅 초반의 차가운 거절 표현.</w:t>
+              <w:t xml:space="preserve">장면2. 미팅 초반의 차가운 거절 표현.</w:t>
             </w:r>
           </w:p>
         </w:tc>
@@ -2848,7 +1630,7 @@
               <w:jc w:val="left"/>
             </w:pPr>
             <w:r>
-              <w:t xml:space="preserve">57턴. 상대의 사전 준비를 인정하는 말.</w:t>
+              <w:t xml:space="preserve">장면2. 상대의 사전 준비를 인정하는 말.</w:t>
             </w:r>
           </w:p>
         </w:tc>
@@ -2898,7 +1680,7 @@
               <w:jc w:val="left"/>
             </w:pPr>
             <w:r>
-              <w:t xml:space="preserve">66턴. 고객 관점의 가치 제안 도입부.</w:t>
+              <w:t xml:space="preserve">장면2. 고객 관점의 가치 제안 도입부.</w:t>
             </w:r>
           </w:p>
         </w:tc>
@@ -2948,7 +1730,7 @@
               <w:jc w:val="left"/>
             </w:pPr>
             <w:r>
-              <w:t xml:space="preserve">77턴. 신뢰를 얻는 절제된 영업 화법.</w:t>
+              <w:t xml:space="preserve">장면2. 신뢰를 얻는 절제된 영업 화법.</w:t>
             </w:r>
           </w:p>
         </w:tc>
@@ -2998,7 +1780,7 @@
               <w:jc w:val="left"/>
             </w:pPr>
             <w:r>
-              <w:t xml:space="preserve">95턴. 큰 계약 전 작은 실험을 제안하는 표현.</w:t>
+              <w:t xml:space="preserve">절정·전환. 큰 계약 전 작은 실험을 제안하는 표현.</w:t>
             </w:r>
           </w:p>
         </w:tc>
@@ -3048,7 +1830,7 @@
               <w:jc w:val="left"/>
             </w:pPr>
             <w:r>
-              <w:t xml:space="preserve">109턴. 고객 데이터로 설득하는 원리.</w:t>
+              <w:t xml:space="preserve">마무리. 고객 데이터로 설득하는 원리.</w:t>
             </w:r>
           </w:p>
         </w:tc>
@@ -3499,7 +2281,7 @@
           <w:bCs/>
           <w:b/>
         </w:rPr>
-        <w:t xml:space="preserve">64턴 SOFIA:</w:t>
+        <w:t xml:space="preserve">SOFIA (장면2):</w:t>
       </w:r>
       <w:r>
         <w:t xml:space="preserve"> </w:t>
@@ -3795,9 +2577,1174 @@
         <w:t xml:space="preserve">가격만 묻는 B2B 고객에게, 그 고객이 말한 숫자를 활용해 ’진짜 문제’의 총비용을 35단어 안팎으로 제시해 보기.</w:t>
       </w:r>
     </w:p>
+    <w:p>
+      <w:r>
+        <w:pict>
+          <v:rect style="width:0;height:1.5pt" o:hralign="center" o:hrstd="t" o:hr="t"/>
+        </w:pict>
+      </w:r>
+    </w:p>
     <w:bookmarkEnd w:id="30"/>
     <w:bookmarkEnd w:id="31"/>
+    <w:bookmarkStart w:id="37" w:name="한국어-번역"/>
+    <w:p>
+      <w:pPr>
+        <w:pStyle w:val="Heading2"/>
+      </w:pPr>
+      <w:r>
+        <w:t xml:space="preserve">한국어 번역</w:t>
+      </w:r>
+    </w:p>
+    <w:bookmarkStart w:id="32" w:name="도입-오전-9시-glow-본사-로비-1"/>
+    <w:p>
+      <w:pPr>
+        <w:pStyle w:val="Heading3"/>
+      </w:pPr>
+      <w:r>
+        <w:t xml:space="preserve">도입 — 오전 9시, Glow 본사 로비</w:t>
+      </w:r>
+    </w:p>
+    <w:p>
+      <w:pPr>
+        <w:pStyle w:val="FirstParagraph"/>
+      </w:pPr>
+      <w:r>
+        <w:t xml:space="preserve">데릭: 지점 300곳. 손에 땀이 나요. 15년을 했는데 손에 땀이 나네요.</w:t>
+      </w:r>
+    </w:p>
+    <w:p>
+      <w:pPr>
+        <w:pStyle w:val="BodyText"/>
+      </w:pPr>
+      <w:r>
+        <w:t xml:space="preserve">소피아: 좋아요. 땀 나는 손이 더 잘 들어요. 오늘 우린 30% 말하고. 그쪽이 70% 말해요.</w:t>
+      </w:r>
+    </w:p>
+    <w:p>
+      <w:pPr>
+        <w:pStyle w:val="BodyText"/>
+      </w:pPr>
+      <w:r>
+        <w:t xml:space="preserve">타샤: 그리고 전 교육 얘기를 해요. 질문받을 때만.</w:t>
+      </w:r>
+    </w:p>
+    <w:p>
+      <w:pPr>
+        <w:pStyle w:val="BodyText"/>
+      </w:pPr>
+      <w:r>
+        <w:t xml:space="preserve">소피아: 바로 그거예요. 나디아 먼저. 우리 편이에요. 그레그 다음. 그 사람은 시험이고요.</w:t>
+      </w:r>
+    </w:p>
+    <w:p>
+      <w:pPr>
+        <w:pStyle w:val="BodyText"/>
+      </w:pPr>
+      <w:r>
+        <w:t xml:space="preserve">데릭: 그레그에 대해 뭘 알아요?</w:t>
+      </w:r>
+    </w:p>
+    <w:p>
+      <w:pPr>
+        <w:pStyle w:val="BodyText"/>
+      </w:pPr>
+      <w:r>
+        <w:t xml:space="preserve">소피아: 작년에 글로우에 1,100만 달러를 절약해 줬어요. 대부분 공급사에</w:t>
+      </w:r>
+      <w:r>
+        <w:t xml:space="preserve"> </w:t>
+      </w:r>
+      <w:r>
+        <w:t xml:space="preserve">“</w:t>
+      </w:r>
+      <w:r>
+        <w:t xml:space="preserve">노</w:t>
+      </w:r>
+      <w:r>
+        <w:t xml:space="preserve">”</w:t>
+      </w:r>
+      <w:r>
+        <w:t xml:space="preserve">를 말해서요.</w:t>
+      </w:r>
+    </w:p>
+    <w:p>
+      <w:pPr>
+        <w:pStyle w:val="BodyText"/>
+      </w:pPr>
+      <w:r>
+        <w:t xml:space="preserve">타샤: 그럼 우리한테도</w:t>
+      </w:r>
+      <w:r>
+        <w:t xml:space="preserve"> </w:t>
+      </w:r>
+      <w:r>
+        <w:t xml:space="preserve">“</w:t>
+      </w:r>
+      <w:r>
+        <w:t xml:space="preserve">노</w:t>
+      </w:r>
+      <w:r>
+        <w:t xml:space="preserve">”</w:t>
+      </w:r>
+      <w:r>
+        <w:t xml:space="preserve">라고 하겠네요.</w:t>
+      </w:r>
+    </w:p>
+    <w:p>
+      <w:pPr>
+        <w:pStyle w:val="BodyText"/>
+      </w:pPr>
+      <w:r>
+        <w:t xml:space="preserve">소피아: 가격엔</w:t>
+      </w:r>
+      <w:r>
+        <w:t xml:space="preserve"> </w:t>
+      </w:r>
+      <w:r>
+        <w:t xml:space="preserve">“</w:t>
+      </w:r>
+      <w:r>
+        <w:t xml:space="preserve">노</w:t>
+      </w:r>
+      <w:r>
+        <w:t xml:space="preserve">”</w:t>
+      </w:r>
+      <w:r>
+        <w:t xml:space="preserve">라고 하겠죠. 그게 그 사람 일이고, 아주 잘하니까요. 하지만 우린 가격을 파는 게 아니에요. 그 사람 자신의 문제를 해결해서 돌려주는 거고, 거기엔 아무도</w:t>
+      </w:r>
+      <w:r>
+        <w:t xml:space="preserve"> </w:t>
+      </w:r>
+      <w:r>
+        <w:t xml:space="preserve">“</w:t>
+      </w:r>
+      <w:r>
+        <w:t xml:space="preserve">노</w:t>
+      </w:r>
+      <w:r>
+        <w:t xml:space="preserve">”</w:t>
+      </w:r>
+      <w:r>
+        <w:t xml:space="preserve">라고 못 해요.</w:t>
+      </w:r>
+    </w:p>
+    <w:p>
+      <w:pPr>
+        <w:pStyle w:val="BodyText"/>
+      </w:pPr>
+      <w:r>
+        <w:t xml:space="preserve">데릭: 그 사람 문제가 뭔데요?</w:t>
+      </w:r>
+    </w:p>
+    <w:p>
+      <w:pPr>
+        <w:pStyle w:val="BodyText"/>
+      </w:pPr>
+      <w:r>
+        <w:t xml:space="preserve">소피아: 아직 몰라요. 그래서 나디아가 먼저예요.</w:t>
+      </w:r>
+    </w:p>
+    <w:p>
+      <w:pPr>
+        <w:pStyle w:val="BodyText"/>
+      </w:pPr>
+      <w:r>
+        <w:t xml:space="preserve">타샤: 노아 전화예요. 스피커로?</w:t>
+      </w:r>
+    </w:p>
+    <w:p>
+      <w:pPr>
+        <w:pStyle w:val="BodyText"/>
+      </w:pPr>
+      <w:r>
+        <w:t xml:space="preserve">노아: 행운을 빌려고요. 그리고 한 가지 상기. 큰 숫자가 테이블에 오르면 이런 미팅이 어떻게 흘러가는지 아니까요. 계약에 교육, 모든 시술자, 신규 채용자 포함. 아니면 계약 없음.</w:t>
+      </w:r>
+    </w:p>
+    <w:p>
+      <w:pPr>
+        <w:pStyle w:val="BodyText"/>
+      </w:pPr>
+      <w:r>
+        <w:t xml:space="preserve">소피아: 노아, 그거 손에 써 놨어요. 펜으로.</w:t>
+      </w:r>
+    </w:p>
+    <w:p>
+      <w:pPr>
+        <w:pStyle w:val="BodyText"/>
+      </w:pPr>
+      <w:r>
+        <w:t xml:space="preserve">노아: 미안해요. 내가 대신 긴장돼서요.</w:t>
+      </w:r>
+    </w:p>
+    <w:p>
+      <w:pPr>
+        <w:pStyle w:val="BodyText"/>
+      </w:pPr>
+      <w:r>
+        <w:t xml:space="preserve">소피아: 그러지 마요. 그레그를 위해 긴장해요. 끊어요, 노아.</w:t>
+      </w:r>
+    </w:p>
     <w:bookmarkEnd w:id="32"/>
+    <w:bookmarkStart w:id="33" w:name="장면1-오전-9시-30분-의료-총괄-dr.-nadia-reyes-1"/>
+    <w:p>
+      <w:pPr>
+        <w:pStyle w:val="Heading3"/>
+      </w:pPr>
+      <w:r>
+        <w:t xml:space="preserve">장면1 — 오전 9시 30분, 의료 총괄 Dr. Nadia Reyes</w:t>
+      </w:r>
+    </w:p>
+    <w:p>
+      <w:pPr>
+        <w:pStyle w:val="FirstParagraph"/>
+      </w:pPr>
+      <w:r>
+        <w:t xml:space="preserve">나디아: 소피아 알바레스. 10년 만이네. 아직도 회의마다 자기 펜을 들고 다니는구나.</w:t>
+      </w:r>
+    </w:p>
+    <w:p>
+      <w:pPr>
+        <w:pStyle w:val="BodyText"/>
+      </w:pPr>
+      <w:r>
+        <w:t xml:space="preserve">소피아: 좋은 습관도 있는 거야, 나디아. 이쪽은 데릭. 그리고 우리 교육 총괄 타샤.</w:t>
+      </w:r>
+    </w:p>
+    <w:p>
+      <w:pPr>
+        <w:pStyle w:val="BodyText"/>
+      </w:pPr>
+      <w:r>
+        <w:t xml:space="preserve">나디아: 타샤 브룩스? 그 웨비나? 오하이오 간호사 나온?</w:t>
+      </w:r>
+    </w:p>
+    <w:p>
+      <w:pPr>
+        <w:pStyle w:val="BodyText"/>
+      </w:pPr>
+      <w:r>
+        <w:t xml:space="preserve">타샤: 저예요. 보셨어요?</w:t>
+      </w:r>
+    </w:p>
+    <w:p>
+      <w:pPr>
+        <w:pStyle w:val="BodyText"/>
+      </w:pPr>
+      <w:r>
+        <w:t xml:space="preserve">나디아: 두 번. 지역 책임자 전원한테 보냈어요. 구매팀한텐 말 안 하고.</w:t>
+      </w:r>
+    </w:p>
+    <w:p>
+      <w:pPr>
+        <w:pStyle w:val="BodyText"/>
+      </w:pPr>
+      <w:r>
+        <w:t xml:space="preserve">소피아: 나디아, 너의 세계부터 시작해도 될까? 밤에 잠 못 들게 하는 게 뭐야?</w:t>
+      </w:r>
+    </w:p>
+    <w:p>
+      <w:pPr>
+        <w:pStyle w:val="BodyText"/>
+      </w:pPr>
+      <w:r>
+        <w:t xml:space="preserve">나디아: 이직률. 시술자가 1,100명이야. 매년 약 440명이 떠나.</w:t>
+      </w:r>
+    </w:p>
+    <w:p>
+      <w:pPr>
+        <w:pStyle w:val="BodyText"/>
+      </w:pPr>
+      <w:r>
+        <w:t xml:space="preserve">데릭: 40%. 그럼 새로 온 사람들은요?</w:t>
+      </w:r>
+    </w:p>
+    <w:p>
+      <w:pPr>
+        <w:pStyle w:val="BodyText"/>
+      </w:pPr>
+      <w:r>
+        <w:t xml:space="preserve">나디아: 그 주에 병원에 있는 사람이 가르쳐요. 품질 편차가 커요. 아주.</w:t>
+      </w:r>
+    </w:p>
+    <w:p>
+      <w:pPr>
+        <w:pStyle w:val="BodyText"/>
+      </w:pPr>
+      <w:r>
+        <w:t xml:space="preserve">타샤: 작년에 혈관 폐색이 몇 건이었어요? 공유해 주실 수 있다면.</w:t>
+      </w:r>
+    </w:p>
+    <w:p>
+      <w:pPr>
+        <w:pStyle w:val="BodyText"/>
+      </w:pPr>
+      <w:r>
+        <w:t xml:space="preserve">나디아: 우리가 아는 건 14건. 두 건이 소송이 됐어요. 하나는 아직 진행 중이고.</w:t>
+      </w:r>
+    </w:p>
+    <w:p>
+      <w:pPr>
+        <w:pStyle w:val="BodyText"/>
+      </w:pPr>
+      <w:r>
+        <w:t xml:space="preserve">소피아:</w:t>
+      </w:r>
+      <w:r>
+        <w:t xml:space="preserve"> </w:t>
+      </w:r>
+      <w:r>
+        <w:t xml:space="preserve">“</w:t>
+      </w:r>
+      <w:r>
+        <w:t xml:space="preserve">우리가 아는 건.</w:t>
+      </w:r>
+      <w:r>
+        <w:t xml:space="preserve">”</w:t>
+      </w:r>
+      <w:r>
+        <w:t xml:space="preserve"> </w:t>
+      </w:r>
+      <w:r>
+        <w:t xml:space="preserve">그러니까 아마 더 있겠네.</w:t>
+      </w:r>
+    </w:p>
+    <w:p>
+      <w:pPr>
+        <w:pStyle w:val="BodyText"/>
+      </w:pPr>
+      <w:r>
+        <w:t xml:space="preserve">나디아: 아마도. 우리 간호사들은 보고하길 두려워해, 특히 신입들은. 합병증 한 건이면 해고될 거라고 생각해서, 우리 대신 친구한테 전화해. 그리고 우리가 알게 될 때쯤엔 이미 늦어.</w:t>
+      </w:r>
+    </w:p>
+    <w:p>
+      <w:pPr>
+        <w:pStyle w:val="BodyText"/>
+      </w:pPr>
+      <w:r>
+        <w:t xml:space="preserve">타샤: 그게 미용 분야에서 가장 위험한 문장이에요.</w:t>
+      </w:r>
+    </w:p>
+    <w:p>
+      <w:pPr>
+        <w:pStyle w:val="BodyText"/>
+      </w:pPr>
+      <w:r>
+        <w:t xml:space="preserve">나디아: 알아요. 2년 동안 고치려고 해 왔어요. 예산 없이.</w:t>
+      </w:r>
+    </w:p>
+    <w:p>
+      <w:pPr>
+        <w:pStyle w:val="BodyText"/>
+      </w:pPr>
+      <w:r>
+        <w:t xml:space="preserve">데릭: 고친다면 어떤 모습일까요? 이상적인 세상에서?</w:t>
+      </w:r>
+    </w:p>
+    <w:p>
+      <w:pPr>
+        <w:pStyle w:val="BodyText"/>
+      </w:pPr>
+      <w:r>
+        <w:t xml:space="preserve">나디아: 모든 시술자에게 같은 교육. 신규 채용자 포함. 첫 달 안에.</w:t>
+      </w:r>
+    </w:p>
+    <w:p>
+      <w:pPr>
+        <w:pStyle w:val="BodyText"/>
+      </w:pPr>
+      <w:r>
+        <w:t xml:space="preserve">소피아: 그리고 보고가 부끄러운 게 아니라 당연한 문화도?</w:t>
+      </w:r>
+    </w:p>
+    <w:p>
+      <w:pPr>
+        <w:pStyle w:val="BodyText"/>
+      </w:pPr>
+      <w:r>
+        <w:t xml:space="preserve">나디아: 맞아. 바로 그거. 둘 다 도와줄 수 있어?</w:t>
+      </w:r>
+    </w:p>
+    <w:p>
+      <w:pPr>
+        <w:pStyle w:val="BodyText"/>
+      </w:pPr>
+      <w:r>
+        <w:t xml:space="preserve">타샤: 우리 인증이요. 이론은 온라인이라 집에서 할 수 있고, 실습은 병원에서 해요. 다 합쳐 반나절. 그리고 신규 채용자는 전원 첫 달 안에 인증받아요. 방금 말씀하신 바로 그 기간이죠.</w:t>
+      </w:r>
+    </w:p>
+    <w:p>
+      <w:pPr>
+        <w:pStyle w:val="BodyText"/>
+      </w:pPr>
+      <w:r>
+        <w:t xml:space="preserve">나디아: 반나절이요? 지금 우리 온보딩은 사흘이에요. 그리고 일관성도 없고.</w:t>
+      </w:r>
+    </w:p>
+    <w:p>
+      <w:pPr>
+        <w:pStyle w:val="BodyText"/>
+      </w:pPr>
+      <w:r>
+        <w:t xml:space="preserve">타샤: 그리고 첫 행동까지 시간을 측정해요. 전후로. 모든 학습자.</w:t>
+      </w:r>
+    </w:p>
+    <w:p>
+      <w:pPr>
+        <w:pStyle w:val="BodyText"/>
+      </w:pPr>
+      <w:r>
+        <w:t xml:space="preserve">나디아: 측정한다고요? 그럼 우리 이사회에 진짜 숫자를 보여 줄 수 있겠네요.</w:t>
+      </w:r>
+    </w:p>
+    <w:p>
+      <w:pPr>
+        <w:pStyle w:val="BodyText"/>
+      </w:pPr>
+      <w:r>
+        <w:t xml:space="preserve">소피아: 그리고 키트. 모든 방에 하나씩. 처음 10초 카드와 함께.</w:t>
+      </w:r>
+    </w:p>
+    <w:p>
+      <w:pPr>
+        <w:pStyle w:val="BodyText"/>
+      </w:pPr>
+      <w:r>
+        <w:t xml:space="preserve">나디아: 지점 300곳. 방은 아마 900개. 키트가 많이 필요하겠네.</w:t>
+      </w:r>
+    </w:p>
+    <w:p>
+      <w:pPr>
+        <w:pStyle w:val="BodyText"/>
+      </w:pPr>
+      <w:r>
+        <w:t xml:space="preserve">소피아: 물량에 포함돼. 별도 항목이 아니야.</w:t>
+      </w:r>
+    </w:p>
+    <w:p>
+      <w:pPr>
+        <w:pStyle w:val="BodyText"/>
+      </w:pPr>
+      <w:r>
+        <w:t xml:space="preserve">나디아: 나 이거 원해, 소피아. 하지만 계약은 내가 아니라 그레그가 해. 그리고 그레그는 단가보다 총비용, 그러니까 지점 하나에 1년 동안 쓰는 돈을 더 신경 써. 그 사람이 듣는 언어는 그것뿐이야.</w:t>
+      </w:r>
+    </w:p>
+    <w:p>
+      <w:pPr>
+        <w:pStyle w:val="BodyText"/>
+      </w:pPr>
+      <w:r>
+        <w:t xml:space="preserve">소피아: 총비용. 그럼 총비용으로 얘기하자. 그 사람이 제일 싫어하는 건?</w:t>
+      </w:r>
+    </w:p>
+    <w:p>
+      <w:pPr>
+        <w:pStyle w:val="BodyText"/>
+      </w:pPr>
+      <w:r>
+        <w:t xml:space="preserve">나디아: 놀랄 일. 그리고 소송. 소송은 나보다 더 싫어해.</w:t>
+      </w:r>
+    </w:p>
+    <w:p>
+      <w:pPr>
+        <w:pStyle w:val="BodyText"/>
+      </w:pPr>
+      <w:r>
+        <w:t xml:space="preserve">데릭: 그러니까 교육비. 법률 비용. 보험.</w:t>
+      </w:r>
+    </w:p>
+    <w:p>
+      <w:pPr>
+        <w:pStyle w:val="BodyText"/>
+      </w:pPr>
+      <w:r>
+        <w:t xml:space="preserve">나디아: 특히 보험. 소송 두 건 이후 보험료가 30% 올랐어요.</w:t>
+      </w:r>
+    </w:p>
+    <w:p>
+      <w:pPr>
+        <w:pStyle w:val="BodyText"/>
+      </w:pPr>
+      <w:r>
+        <w:t xml:space="preserve">타샤: 30%. 몇 년 전 어떤 병원 원장이 노아한테 비슷한 얘기를 했어요. 실은 40%였지만.</w:t>
+      </w:r>
+    </w:p>
+    <w:p>
+      <w:pPr>
+        <w:pStyle w:val="BodyText"/>
+      </w:pPr>
+      <w:r>
+        <w:t xml:space="preserve">나디아: 어떤 원장이요?</w:t>
+      </w:r>
+    </w:p>
+    <w:p>
+      <w:pPr>
+        <w:pStyle w:val="BodyText"/>
+      </w:pPr>
+      <w:r>
+        <w:t xml:space="preserve">타샤: 이름은 기억 안 나요. 오스틴의 글로우 바. 노아가 메모에 적어 뒀어요.</w:t>
+      </w:r>
+    </w:p>
+    <w:p>
+      <w:pPr>
+        <w:pStyle w:val="BodyText"/>
+      </w:pPr>
+      <w:r>
+        <w:t xml:space="preserve">나디아: …글로우 바? 작년에 글로우 바를 인수했어요. 그 원장, 지금 우리 회사에서 일해요. 티파니.</w:t>
+      </w:r>
+    </w:p>
+    <w:bookmarkEnd w:id="33"/>
+    <w:bookmarkStart w:id="34" w:name="장면2-오전-11시-구매-총괄-greg-holloway-1"/>
+    <w:p>
+      <w:pPr>
+        <w:pStyle w:val="Heading3"/>
+      </w:pPr>
+      <w:r>
+        <w:t xml:space="preserve">장면2 — 오전 11시, 구매 총괄 Greg Holloway</w:t>
+      </w:r>
+    </w:p>
+    <w:p>
+      <w:pPr>
+        <w:pStyle w:val="FirstParagraph"/>
+      </w:pPr>
+      <w:r>
+        <w:t xml:space="preserve">그레그: 소피아. 데릭. 40분 있어요. 39분 아껴 드리죠. 우린 플렉스를 써요. 300달러에.</w:t>
+      </w:r>
+    </w:p>
+    <w:p>
+      <w:pPr>
+        <w:pStyle w:val="BodyText"/>
+      </w:pPr>
+      <w:r>
+        <w:t xml:space="preserve">소피아: 솔직하게 말해 줘서 고마워요, 그레그. 가기 전에 몇 가지 질문해도 될까요?</w:t>
+      </w:r>
+    </w:p>
+    <w:p>
+      <w:pPr>
+        <w:pStyle w:val="BodyText"/>
+      </w:pPr>
+      <w:r>
+        <w:t xml:space="preserve">그레그: 1분 있어요. 잘 쓰세요.</w:t>
+      </w:r>
+    </w:p>
+    <w:p>
+      <w:pPr>
+        <w:pStyle w:val="BodyText"/>
+      </w:pPr>
+      <w:r>
+        <w:t xml:space="preserve">소피아: 글로우는 신규 시술자 한 명 교육에 얼마를 써요?</w:t>
+      </w:r>
+    </w:p>
+    <w:p>
+      <w:pPr>
+        <w:pStyle w:val="BodyText"/>
+      </w:pPr>
+      <w:r>
+        <w:t xml:space="preserve">그레그: …1,800달러. 선임 시술자의 사흘. 왜요?</w:t>
+      </w:r>
+    </w:p>
+    <w:p>
+      <w:pPr>
+        <w:pStyle w:val="BodyText"/>
+      </w:pPr>
+      <w:r>
+        <w:t xml:space="preserve">소피아: 그리고 1년에 약 440명을 뽑죠. 그럼 거의 80만 달러예요.</w:t>
+      </w:r>
+    </w:p>
+    <w:p>
+      <w:pPr>
+        <w:pStyle w:val="BodyText"/>
+      </w:pPr>
+      <w:r>
+        <w:t xml:space="preserve">그레그: 숙제를 했네요.</w:t>
+      </w:r>
+    </w:p>
+    <w:p>
+      <w:pPr>
+        <w:pStyle w:val="BodyText"/>
+      </w:pPr>
+      <w:r>
+        <w:t xml:space="preserve">소피아: 그리고 작년 보험료 인상. 30%. 기준 금액이 얼마예요?</w:t>
+      </w:r>
+    </w:p>
+    <w:p>
+      <w:pPr>
+        <w:pStyle w:val="BodyText"/>
+      </w:pPr>
+      <w:r>
+        <w:t xml:space="preserve">그레그: 240만 달러. 그러니 네, 약 70만 달러 더. 상기시켜 줘서 고맙네요.</w:t>
+      </w:r>
+    </w:p>
+    <w:p>
+      <w:pPr>
+        <w:pStyle w:val="BodyText"/>
+      </w:pPr>
+      <w:r>
+        <w:t xml:space="preserve">데릭: 그리고 진행 중인 소송은요?</w:t>
+      </w:r>
+    </w:p>
+    <w:p>
+      <w:pPr>
+        <w:pStyle w:val="BodyText"/>
+      </w:pPr>
+      <w:r>
+        <w:t xml:space="preserve">그레그: 그건 얘기 못 해요. 1분 끝났어요.</w:t>
+      </w:r>
+    </w:p>
+    <w:p>
+      <w:pPr>
+        <w:pStyle w:val="BodyText"/>
+      </w:pPr>
+      <w:r>
+        <w:t xml:space="preserve">소피아: 그럼 남은 38분을 쓸게요. 당신 문제는 주사기 가격이 아니에요.</w:t>
+      </w:r>
+    </w:p>
+    <w:p>
+      <w:pPr>
+        <w:pStyle w:val="BodyText"/>
+      </w:pPr>
+      <w:r>
+        <w:t xml:space="preserve">그레그: 모두의 문제는 주사기 가격이에요.</w:t>
+      </w:r>
+    </w:p>
+    <w:p>
+      <w:pPr>
+        <w:pStyle w:val="BodyText"/>
+      </w:pPr>
+      <w:r>
+        <w:t xml:space="preserve">소피아: 당신 문제는 연 150만 달러 정도예요. 신규 시술자 교육에 거의 80만, 보험에 약 70만 추가. 그게 누구한테서든 주사기 하나 사기도 전이에요.</w:t>
+      </w:r>
+    </w:p>
+    <w:p>
+      <w:pPr>
+        <w:pStyle w:val="BodyText"/>
+      </w:pPr>
+      <w:r>
+        <w:t xml:space="preserve">그레그: …계속하세요.</w:t>
+      </w:r>
+    </w:p>
+    <w:p>
+      <w:pPr>
+        <w:pStyle w:val="BodyText"/>
+      </w:pPr>
+      <w:r>
+        <w:t xml:space="preserve">소피아: 당신 병원들한테 뭐가 이득이냐고요? 세 가지. 첫째, 모든 시술자를 인증해요. 신규 채용자 포함. 매달.</w:t>
+      </w:r>
+    </w:p>
+    <w:p>
+      <w:pPr>
+        <w:pStyle w:val="BodyText"/>
+      </w:pPr>
+      <w:r>
+        <w:t xml:space="preserve">타샤: 반나절. 병원에서. 사흘 대신. 선임 시술자들은 환자한테 돌아가고요.</w:t>
+      </w:r>
+    </w:p>
+    <w:p>
+      <w:pPr>
+        <w:pStyle w:val="BodyText"/>
+      </w:pPr>
+      <w:r>
+        <w:t xml:space="preserve">그레그: 트레이너 비용은 누가 내요?</w:t>
+      </w:r>
+    </w:p>
+    <w:p>
+      <w:pPr>
+        <w:pStyle w:val="BodyText"/>
+      </w:pPr>
+      <w:r>
+        <w:t xml:space="preserve">소피아: 우리가요. 물량 계약의 일부예요. 둘째, 모든 방에 응급 키트.</w:t>
+      </w:r>
+    </w:p>
+    <w:p>
+      <w:pPr>
+        <w:pStyle w:val="BodyText"/>
+      </w:pPr>
+      <w:r>
+        <w:t xml:space="preserve">그레그: 그리고 셋째는?</w:t>
+      </w:r>
+    </w:p>
+    <w:p>
+      <w:pPr>
+        <w:pStyle w:val="BodyText"/>
+      </w:pPr>
+      <w:r>
+        <w:t xml:space="preserve">소피아: 데이터. 월간 보고서. 첫 행동까지 시간. 합병증. 이사회가 좋아할 거예요.</w:t>
+      </w:r>
+    </w:p>
+    <w:p>
+      <w:pPr>
+        <w:pStyle w:val="BodyText"/>
+      </w:pPr>
+      <w:r>
+        <w:t xml:space="preserve">그레그: 좋네요. 하지만 우리 보험사는 당신네 보고서에 관심 없어요.</w:t>
+      </w:r>
+    </w:p>
+    <w:p>
+      <w:pPr>
+        <w:pStyle w:val="BodyText"/>
+      </w:pPr>
+      <w:r>
+        <w:t xml:space="preserve">데릭: 사실 관심 있는 보험사가 있어요. 메덱스 뮤추얼. 응급 교육 기록이 있으면 최대 8% 크레딧.</w:t>
+      </w:r>
+    </w:p>
+    <w:p>
+      <w:pPr>
+        <w:pStyle w:val="BodyText"/>
+      </w:pPr>
+      <w:r>
+        <w:t xml:space="preserve">그레그: 8%? 240만에?</w:t>
+      </w:r>
+    </w:p>
+    <w:p>
+      <w:pPr>
+        <w:pStyle w:val="BodyText"/>
+      </w:pPr>
+      <w:r>
+        <w:t xml:space="preserve">데릭: 연 20만 가까이요, 보험사가 맞춰 주면요. 솔직히 그건 약속 못 해요. 우리가 아니라 보험사가 결정하는 거니까요. 하지만 메덱스는 지금 제공하고 있고, 조건을 보여 드릴 수 있어요.</w:t>
+      </w:r>
+    </w:p>
+    <w:p>
+      <w:pPr>
+        <w:pStyle w:val="BodyText"/>
+      </w:pPr>
+      <w:r>
+        <w:t xml:space="preserve">그레그: 약속은 안 하네요. 알아챘어요. 이 방에 들어오는 영업 사원 대부분은 다 약속해요. 더 낮은 가격, 더 빠른 배송, 더 적은 소송. 그리고 난 그다음 1년을 그 약속 지키게 하느라 보내죠. 당신은 방금 정반대로 했어요.</w:t>
+      </w:r>
+    </w:p>
+    <w:p>
+      <w:pPr>
+        <w:pStyle w:val="BodyText"/>
+      </w:pPr>
+      <w:r>
+        <w:t xml:space="preserve">소피아: 우린 알아봐요. 약속하진 않고요. 회사 규칙이에요.</w:t>
+      </w:r>
+    </w:p>
+    <w:p>
+      <w:pPr>
+        <w:pStyle w:val="BodyText"/>
+      </w:pPr>
+      <w:r>
+        <w:t xml:space="preserve">그레그: 그럼 가격은요? 425? 지점 300곳에?</w:t>
+      </w:r>
+    </w:p>
+    <w:p>
+      <w:pPr>
+        <w:pStyle w:val="BodyText"/>
+      </w:pPr>
+      <w:r>
+        <w:t xml:space="preserve">소피아: 볼륨 등급이 있어요. 서면으로. 그 등급의 모두에게 동일하게. 거기까지 갈 거예요.</w:t>
+      </w:r>
+    </w:p>
+    <w:p>
+      <w:pPr>
+        <w:pStyle w:val="BodyText"/>
+      </w:pPr>
+      <w:r>
+        <w:t xml:space="preserve">그레그: 가격 전에 누구랑 얘기하고 싶어요. 티파니 무어. 우리 텍사스 지역 이사.</w:t>
+      </w:r>
+    </w:p>
+    <w:bookmarkEnd w:id="34"/>
+    <w:bookmarkStart w:id="35" w:name="절정전환-tiffany-그리고-파일럿-1"/>
+    <w:p>
+      <w:pPr>
+        <w:pStyle w:val="Heading3"/>
+      </w:pPr>
+      <w:r>
+        <w:t xml:space="preserve">절정·전환 — Tiffany, 그리고 파일럿</w:t>
+      </w:r>
+    </w:p>
+    <w:p>
+      <w:pPr>
+        <w:pStyle w:val="FirstParagraph"/>
+      </w:pPr>
+      <w:r>
+        <w:t xml:space="preserve">티파니: 그레그. 불렀어요? 아. 베이라. 아는 이름이네요.</w:t>
+      </w:r>
+    </w:p>
+    <w:p>
+      <w:pPr>
+        <w:pStyle w:val="BodyText"/>
+      </w:pPr>
+      <w:r>
+        <w:t xml:space="preserve">데릭: 티파니. 데릭 쇼예요. 몇 년 전에 우리 CEO와 얘기하셨죠. 보험에 대해.</w:t>
+      </w:r>
+    </w:p>
+    <w:p>
+      <w:pPr>
+        <w:pStyle w:val="BodyText"/>
+      </w:pPr>
+      <w:r>
+        <w:t xml:space="preserve">티파니: 공책 들고 온 그 사람? 내</w:t>
+      </w:r>
+      <w:r>
+        <w:t xml:space="preserve"> </w:t>
+      </w:r>
+      <w:r>
+        <w:t xml:space="preserve">“</w:t>
+      </w:r>
+      <w:r>
+        <w:t xml:space="preserve">두 번째로 큰 비용</w:t>
+      </w:r>
+      <w:r>
+        <w:t xml:space="preserve">”</w:t>
+      </w:r>
+      <w:r>
+        <w:t xml:space="preserve">을 물었던? 진짜 그걸 만들었어요?</w:t>
+      </w:r>
+    </w:p>
+    <w:p>
+      <w:pPr>
+        <w:pStyle w:val="BodyText"/>
+      </w:pPr>
+      <w:r>
+        <w:t xml:space="preserve">타샤: 만들었어요. 그리고 교육은 제 담당이고요.</w:t>
+      </w:r>
+    </w:p>
+    <w:p>
+      <w:pPr>
+        <w:pStyle w:val="BodyText"/>
+      </w:pPr>
+      <w:r>
+        <w:t xml:space="preserve">그레그: 티파니, 오스틴 병원들. 우리가 인수하기 전에. 무슨 일이 있었죠?</w:t>
+      </w:r>
+    </w:p>
+    <w:p>
+      <w:pPr>
+        <w:pStyle w:val="BodyText"/>
+      </w:pPr>
+      <w:r>
+        <w:t xml:space="preserve">티파니: 혈관 폐색. 환자 한 명, 운 나쁜 오후 한 번. 그다음 합의, 그리고 이듬해 보험료가 40% 올랐어요. 사업 전체를 거의 잃을 뻔했어요. 그래서 당신한테 판 거예요, 그레그. 가격 때문이 아니라.</w:t>
+      </w:r>
+    </w:p>
+    <w:p>
+      <w:pPr>
+        <w:pStyle w:val="BodyText"/>
+      </w:pPr>
+      <w:r>
+        <w:t xml:space="preserve">그레그: 그게 이유라고는 말한 적 없잖아요.</w:t>
+      </w:r>
+    </w:p>
+    <w:p>
+      <w:pPr>
+        <w:pStyle w:val="BodyText"/>
+      </w:pPr>
+      <w:r>
+        <w:t xml:space="preserve">티파니: 물어본 적 없잖아요. 마진만 물었지.</w:t>
+      </w:r>
+    </w:p>
+    <w:p>
+      <w:pPr>
+        <w:pStyle w:val="BodyText"/>
+      </w:pPr>
+      <w:r>
+        <w:t xml:space="preserve">그레그: …그렇네요.</w:t>
+      </w:r>
+    </w:p>
+    <w:p>
+      <w:pPr>
+        <w:pStyle w:val="BodyText"/>
+      </w:pPr>
+      <w:r>
+        <w:t xml:space="preserve">티파니: 누가 우리 간호사들을 제대로 교육했다면, 난 아직 병원 세 곳을 갖고 있을 거예요.</w:t>
+      </w:r>
+    </w:p>
+    <w:p>
+      <w:pPr>
+        <w:pStyle w:val="BodyText"/>
+      </w:pPr>
+      <w:r>
+        <w:t xml:space="preserve">나디아: 그레그. 들어가도 돼요? 복도에서 티파니 목소리가 들려서.</w:t>
+      </w:r>
+    </w:p>
+    <w:p>
+      <w:pPr>
+        <w:pStyle w:val="BodyText"/>
+      </w:pPr>
+      <w:r>
+        <w:t xml:space="preserve">그레그: 당연히 들었겠죠. 앉아요.</w:t>
+      </w:r>
+    </w:p>
+    <w:p>
+      <w:pPr>
+        <w:pStyle w:val="BodyText"/>
+      </w:pPr>
+      <w:r>
+        <w:t xml:space="preserve">나디아: 그레그, 난 이 프로그램을 원해요. 의학적으로 옳은 일이에요. 알잖아요.</w:t>
+      </w:r>
+    </w:p>
+    <w:p>
+      <w:pPr>
+        <w:pStyle w:val="BodyText"/>
+      </w:pPr>
+      <w:r>
+        <w:t xml:space="preserve">그레그: 의학적으론 그럴지도. 하지만 난 옳다고 느껴진다고 승인할 수 있는 자리가 아니에요. 재무적으론 우리 병원들 숫자로 된, CFO한테 가져갈 수 있는 증거가 필요해요. 이야기 말고요. 아무리 좋은 이야기라도.</w:t>
+      </w:r>
+    </w:p>
+    <w:p>
+      <w:pPr>
+        <w:pStyle w:val="BodyText"/>
+      </w:pPr>
+      <w:r>
+        <w:t xml:space="preserve">소피아: 그럼 증거를 만들죠. 파일럿을 하고 싶어요. 지점 30곳. 90일.</w:t>
+      </w:r>
+    </w:p>
+    <w:p>
+      <w:pPr>
+        <w:pStyle w:val="BodyText"/>
+      </w:pPr>
+      <w:r>
+        <w:t xml:space="preserve">그레그: 어떻게 측정해요?</w:t>
+      </w:r>
+    </w:p>
+    <w:p>
+      <w:pPr>
+        <w:pStyle w:val="BodyText"/>
+      </w:pPr>
+      <w:r>
+        <w:t xml:space="preserve">타샤: 첫 행동까지 시간. 보고된 합병증. 환자 만족도. 절약된 교육 시간.</w:t>
+      </w:r>
+    </w:p>
+    <w:p>
+      <w:pPr>
+        <w:pStyle w:val="BodyText"/>
+      </w:pPr>
+      <w:r>
+        <w:t xml:space="preserve">나디아: 그리고 보고 문화. 간호사들이 합병증을 더 많이 보고하기 시작하면, 그건 나쁜 신호가 아니라 좋은 신호예요. 진실을 말할 만큼 우릴 믿는다는 뜻이고, 마침내</w:t>
+      </w:r>
+      <w:r>
+        <w:t xml:space="preserve"> </w:t>
+      </w:r>
+      <w:r>
+        <w:t xml:space="preserve">‘</w:t>
+      </w:r>
+      <w:r>
+        <w:t xml:space="preserve">우리가 아는</w:t>
+      </w:r>
+      <w:r>
+        <w:t xml:space="preserve">’</w:t>
+      </w:r>
+      <w:r>
+        <w:t xml:space="preserve"> </w:t>
+      </w:r>
+      <w:r>
+        <w:t xml:space="preserve">숫자가 아니라 진짜 숫자를 보게 되는 거죠.</w:t>
+      </w:r>
+    </w:p>
+    <w:p>
+      <w:pPr>
+        <w:pStyle w:val="BodyText"/>
+      </w:pPr>
+      <w:r>
+        <w:t xml:space="preserve">그레그: 보고가 늘면 좋은 거라고요? CFO한테 설명하기 어렵겠네요.</w:t>
+      </w:r>
+    </w:p>
+    <w:p>
+      <w:pPr>
+        <w:pStyle w:val="BodyText"/>
+      </w:pPr>
+      <w:r>
+        <w:t xml:space="preserve">소피아: 설명하는 거 도와줄게요. 해 봤어요. 정형외과에서.</w:t>
+      </w:r>
+    </w:p>
+    <w:p>
+      <w:pPr>
+        <w:pStyle w:val="BodyText"/>
+      </w:pPr>
+      <w:r>
+        <w:t xml:space="preserve">그레그: 어느 30곳이요?</w:t>
+      </w:r>
+    </w:p>
+    <w:p>
+      <w:pPr>
+        <w:pStyle w:val="BodyText"/>
+      </w:pPr>
+      <w:r>
+        <w:t xml:space="preserve">티파니: 텍사스. 내 지역. 내가 첫 번째가 되고 싶어요.</w:t>
+      </w:r>
+    </w:p>
+    <w:p>
+      <w:pPr>
+        <w:pStyle w:val="BodyText"/>
+      </w:pPr>
+      <w:r>
+        <w:t xml:space="preserve">그레그: 좋아요. 텍사스. 30곳. 90일. 하지만 상업 조건은 내가 정해요. 다음 주에.</w:t>
+      </w:r>
+    </w:p>
+    <w:p>
+      <w:pPr>
+        <w:pStyle w:val="BodyText"/>
+      </w:pPr>
+      <w:r>
+        <w:t xml:space="preserve">소피아: 준비하고 있을게요. 변호사와 함께.</w:t>
+      </w:r>
+    </w:p>
+    <w:p>
+      <w:pPr>
+        <w:pStyle w:val="BodyText"/>
+      </w:pPr>
+      <w:r>
+        <w:t xml:space="preserve">그레그: 좋은 변호사로 데려와요. 필요할 거예요.</w:t>
+      </w:r>
+    </w:p>
+    <w:bookmarkEnd w:id="35"/>
+    <w:bookmarkStart w:id="36" w:name="마무리-오후-1시-주차장-1"/>
+    <w:p>
+      <w:pPr>
+        <w:pStyle w:val="Heading3"/>
+      </w:pPr>
+      <w:r>
+        <w:t xml:space="preserve">마무리 — 오후 1시, 주차장</w:t>
+      </w:r>
+    </w:p>
+    <w:p>
+      <w:pPr>
+        <w:pStyle w:val="FirstParagraph"/>
+      </w:pPr>
+      <w:r>
+        <w:t xml:space="preserve">데릭: 30곳. 파일럿. 미팅 한 번에. 소피아, 어떻게 한 거예요?</w:t>
+      </w:r>
+    </w:p>
+    <w:p>
+      <w:pPr>
+        <w:pStyle w:val="BodyText"/>
+      </w:pPr>
+      <w:r>
+        <w:t xml:space="preserve">소피아: 내가 한 게 아니에요. 티파니가 했죠, 그레그가 한 번도 못 들은 이야기로. 나디아가 했고요, 2년 동안 이걸 원해 왔으니까. 나머지는 그레그 자신의 숫자가 했어요. 난 질문하고 입 다물고 있었을 뿐이에요.</w:t>
+      </w:r>
+    </w:p>
+    <w:p>
+      <w:pPr>
+        <w:pStyle w:val="BodyText"/>
+      </w:pPr>
+      <w:r>
+        <w:t xml:space="preserve">타샤: 그 사람한테 숫자를 물었죠. 그리고 그걸 다시 돌려줬고요.</w:t>
+      </w:r>
+    </w:p>
+    <w:p>
+      <w:pPr>
+        <w:pStyle w:val="BodyText"/>
+      </w:pPr>
+      <w:r>
+        <w:t xml:space="preserve">소피아: 사람들은 자기 숫자를 믿어요. 우리 숫자는 절대 안 믿고요.</w:t>
+      </w:r>
+    </w:p>
+    <w:p>
+      <w:pPr>
+        <w:pStyle w:val="BodyText"/>
+      </w:pPr>
+      <w:r>
+        <w:t xml:space="preserve">데릭: 노아한테 전화해도 돼요? 듣고 싶어 할 거예요.</w:t>
+      </w:r>
+    </w:p>
+    <w:p>
+      <w:pPr>
+        <w:pStyle w:val="BodyText"/>
+      </w:pPr>
+      <w:r>
+        <w:t xml:space="preserve">소피아: 당신이 전화해요. 당신 거래처잖아요.</w:t>
+      </w:r>
+    </w:p>
+    <w:p>
+      <w:pPr>
+        <w:pStyle w:val="BodyText"/>
+      </w:pPr>
+      <w:r>
+        <w:t xml:space="preserve">데릭: 노아. 데릭이에요. 글로우가 승낙했어요. 파일럿에. 30곳. 텍사스.</w:t>
+      </w:r>
+    </w:p>
+    <w:p>
+      <w:pPr>
+        <w:pStyle w:val="BodyText"/>
+      </w:pPr>
+      <w:r>
+        <w:t xml:space="preserve">노아: 데릭! 그리고 교육은?</w:t>
+      </w:r>
+    </w:p>
+    <w:p>
+      <w:pPr>
+        <w:pStyle w:val="BodyText"/>
+      </w:pPr>
+      <w:r>
+        <w:t xml:space="preserve">데릭: 계획에 들어가 있어요. 모든 시술자. 신규 채용자 포함. 타샤가 이끌어요.</w:t>
+      </w:r>
+    </w:p>
+    <w:p>
+      <w:pPr>
+        <w:pStyle w:val="BodyText"/>
+      </w:pPr>
+      <w:r>
+        <w:t xml:space="preserve">노아: 그리고 티파니? 글로우 바? 소피아가 문자했어요.</w:t>
+      </w:r>
+    </w:p>
+    <w:p>
+      <w:pPr>
+        <w:pStyle w:val="BodyText"/>
+      </w:pPr>
+      <w:r>
+        <w:t xml:space="preserve">데릭: 당신 공책을 기억하더라고요. 안부 전하래요.</w:t>
+      </w:r>
+    </w:p>
+    <w:p>
+      <w:pPr>
+        <w:pStyle w:val="BodyText"/>
+      </w:pPr>
+      <w:r>
+        <w:t xml:space="preserve">타샤: 데릭, 이메일 읽어 봐요. 그레그한테서. 방금 왔어요.</w:t>
+      </w:r>
+    </w:p>
+    <w:p>
+      <w:pPr>
+        <w:pStyle w:val="BodyText"/>
+      </w:pPr>
+      <w:r>
+        <w:t xml:space="preserve">데릭:</w:t>
+      </w:r>
+      <w:r>
+        <w:t xml:space="preserve"> </w:t>
+      </w:r>
+      <w:r>
+        <w:t xml:space="preserve">“</w:t>
+      </w:r>
+      <w:r>
+        <w:t xml:space="preserve">파일럿 논의를 위한 상업 조건. 60일 후 결제. 남서부 독점. 리베이트 12%.</w:t>
+      </w:r>
+      <w:r>
+        <w:t xml:space="preserve">”</w:t>
+      </w:r>
+    </w:p>
+    <w:p>
+      <w:pPr>
+        <w:pStyle w:val="BodyText"/>
+      </w:pPr>
+      <w:r>
+        <w:t xml:space="preserve">소피아: 맨 아래에</w:t>
+      </w:r>
+      <w:r>
+        <w:t xml:space="preserve"> </w:t>
+      </w:r>
+      <w:r>
+        <w:t xml:space="preserve">“</w:t>
+      </w:r>
+      <w:r>
+        <w:t xml:space="preserve">협상 불가</w:t>
+      </w:r>
+      <w:r>
+        <w:t xml:space="preserve">”</w:t>
+      </w:r>
+      <w:r>
+        <w:t xml:space="preserve">라고 썼죠?</w:t>
+      </w:r>
+    </w:p>
+    <w:p>
+      <w:pPr>
+        <w:pStyle w:val="BodyText"/>
+      </w:pPr>
+      <w:r>
+        <w:t xml:space="preserve">데릭: 굵은 글씨로요. 어떻게 알았어요?</w:t>
+      </w:r>
+    </w:p>
+    <w:bookmarkEnd w:id="36"/>
+    <w:bookmarkEnd w:id="37"/>
+    <w:bookmarkEnd w:id="38"/>
     <w:sectPr/>
   </w:body>
 </w:document>
@@ -3904,583 +3851,8 @@
       </w:pPr>
     </w:lvl>
   </w:abstractNum>
-  <w:abstractNum w:abstractNumId="99411">
-    <w:nsid w:val="A99411"/>
-    <w:multiLevelType w:val="multilevel"/>
-    <w:lvl w:ilvl="0">
-      <w:start w:val="1"/>
-      <w:numFmt w:val="decimal"/>
-      <w:lvlText w:val="%1."/>
-      <w:lvlJc w:val="left"/>
-      <w:pPr>
-        <w:ind w:left="720" w:hanging="480"/>
-      </w:pPr>
-    </w:lvl>
-    <w:lvl w:ilvl="1">
-      <w:start w:val="1"/>
-      <w:numFmt w:val="decimal"/>
-      <w:lvlText w:val="%2."/>
-      <w:lvlJc w:val="left"/>
-      <w:pPr>
-        <w:ind w:left="1440" w:hanging="480"/>
-      </w:pPr>
-    </w:lvl>
-    <w:lvl w:ilvl="2">
-      <w:start w:val="1"/>
-      <w:numFmt w:val="decimal"/>
-      <w:lvlText w:val="%3."/>
-      <w:lvlJc w:val="left"/>
-      <w:pPr>
-        <w:ind w:left="2160" w:hanging="480"/>
-      </w:pPr>
-    </w:lvl>
-    <w:lvl w:ilvl="3">
-      <w:start w:val="1"/>
-      <w:numFmt w:val="decimal"/>
-      <w:lvlText w:val="%4."/>
-      <w:lvlJc w:val="left"/>
-      <w:pPr>
-        <w:ind w:left="2880" w:hanging="480"/>
-      </w:pPr>
-    </w:lvl>
-    <w:lvl w:ilvl="4">
-      <w:start w:val="1"/>
-      <w:numFmt w:val="decimal"/>
-      <w:lvlText w:val="%5."/>
-      <w:lvlJc w:val="left"/>
-      <w:pPr>
-        <w:ind w:left="3600" w:hanging="480"/>
-      </w:pPr>
-    </w:lvl>
-    <w:lvl w:ilvl="5">
-      <w:start w:val="1"/>
-      <w:numFmt w:val="decimal"/>
-      <w:lvlText w:val="%6."/>
-      <w:lvlJc w:val="left"/>
-      <w:pPr>
-        <w:ind w:left="4320" w:hanging="480"/>
-      </w:pPr>
-    </w:lvl>
-    <w:lvl w:ilvl="6">
-      <w:start w:val="1"/>
-      <w:numFmt w:val="decimal"/>
-      <w:lvlText w:val="%7."/>
-      <w:lvlJc w:val="left"/>
-      <w:pPr>
-        <w:ind w:left="5040" w:hanging="480"/>
-      </w:pPr>
-    </w:lvl>
-    <w:lvl w:ilvl="7">
-      <w:start w:val="1"/>
-      <w:numFmt w:val="decimal"/>
-      <w:lvlText w:val="%8."/>
-      <w:lvlJc w:val="left"/>
-      <w:pPr>
-        <w:ind w:left="5760" w:hanging="480"/>
-      </w:pPr>
-    </w:lvl>
-    <w:lvl w:ilvl="8">
-      <w:start w:val="1"/>
-      <w:numFmt w:val="decimal"/>
-      <w:lvlText w:val="%9."/>
-      <w:lvlJc w:val="left"/>
-      <w:pPr>
-        <w:ind w:left="6480" w:hanging="480"/>
-      </w:pPr>
-    </w:lvl>
-  </w:abstractNum>
-  <w:abstractNum w:abstractNumId="994116">
-    <w:nsid w:val="A994116"/>
-    <w:multiLevelType w:val="multilevel"/>
-    <w:lvl w:ilvl="0">
-      <w:start w:val="16"/>
-      <w:numFmt w:val="decimal"/>
-      <w:lvlText w:val="%1."/>
-      <w:lvlJc w:val="left"/>
-      <w:pPr>
-        <w:ind w:left="720" w:hanging="480"/>
-      </w:pPr>
-    </w:lvl>
-    <w:lvl w:ilvl="1">
-      <w:start w:val="16"/>
-      <w:numFmt w:val="decimal"/>
-      <w:lvlText w:val="%2."/>
-      <w:lvlJc w:val="left"/>
-      <w:pPr>
-        <w:ind w:left="1440" w:hanging="480"/>
-      </w:pPr>
-    </w:lvl>
-    <w:lvl w:ilvl="2">
-      <w:start w:val="16"/>
-      <w:numFmt w:val="decimal"/>
-      <w:lvlText w:val="%3."/>
-      <w:lvlJc w:val="left"/>
-      <w:pPr>
-        <w:ind w:left="2160" w:hanging="480"/>
-      </w:pPr>
-    </w:lvl>
-    <w:lvl w:ilvl="3">
-      <w:start w:val="16"/>
-      <w:numFmt w:val="decimal"/>
-      <w:lvlText w:val="%4."/>
-      <w:lvlJc w:val="left"/>
-      <w:pPr>
-        <w:ind w:left="2880" w:hanging="480"/>
-      </w:pPr>
-    </w:lvl>
-    <w:lvl w:ilvl="4">
-      <w:start w:val="16"/>
-      <w:numFmt w:val="decimal"/>
-      <w:lvlText w:val="%5."/>
-      <w:lvlJc w:val="left"/>
-      <w:pPr>
-        <w:ind w:left="3600" w:hanging="480"/>
-      </w:pPr>
-    </w:lvl>
-    <w:lvl w:ilvl="5">
-      <w:start w:val="16"/>
-      <w:numFmt w:val="decimal"/>
-      <w:lvlText w:val="%6."/>
-      <w:lvlJc w:val="left"/>
-      <w:pPr>
-        <w:ind w:left="4320" w:hanging="480"/>
-      </w:pPr>
-    </w:lvl>
-    <w:lvl w:ilvl="6">
-      <w:start w:val="16"/>
-      <w:numFmt w:val="decimal"/>
-      <w:lvlText w:val="%7."/>
-      <w:lvlJc w:val="left"/>
-      <w:pPr>
-        <w:ind w:left="5040" w:hanging="480"/>
-      </w:pPr>
-    </w:lvl>
-    <w:lvl w:ilvl="7">
-      <w:start w:val="16"/>
-      <w:numFmt w:val="decimal"/>
-      <w:lvlText w:val="%8."/>
-      <w:lvlJc w:val="left"/>
-      <w:pPr>
-        <w:ind w:left="5760" w:hanging="480"/>
-      </w:pPr>
-    </w:lvl>
-    <w:lvl w:ilvl="8">
-      <w:start w:val="16"/>
-      <w:numFmt w:val="decimal"/>
-      <w:lvlText w:val="%9."/>
-      <w:lvlJc w:val="left"/>
-      <w:pPr>
-        <w:ind w:left="6480" w:hanging="480"/>
-      </w:pPr>
-    </w:lvl>
-  </w:abstractNum>
-  <w:abstractNum w:abstractNumId="994151">
-    <w:nsid w:val="A994151"/>
-    <w:multiLevelType w:val="multilevel"/>
-    <w:lvl w:ilvl="0">
-      <w:start w:val="51"/>
-      <w:numFmt w:val="decimal"/>
-      <w:lvlText w:val="%1."/>
-      <w:lvlJc w:val="left"/>
-      <w:pPr>
-        <w:ind w:left="720" w:hanging="480"/>
-      </w:pPr>
-    </w:lvl>
-    <w:lvl w:ilvl="1">
-      <w:start w:val="51"/>
-      <w:numFmt w:val="decimal"/>
-      <w:lvlText w:val="%2."/>
-      <w:lvlJc w:val="left"/>
-      <w:pPr>
-        <w:ind w:left="1440" w:hanging="480"/>
-      </w:pPr>
-    </w:lvl>
-    <w:lvl w:ilvl="2">
-      <w:start w:val="51"/>
-      <w:numFmt w:val="decimal"/>
-      <w:lvlText w:val="%3."/>
-      <w:lvlJc w:val="left"/>
-      <w:pPr>
-        <w:ind w:left="2160" w:hanging="480"/>
-      </w:pPr>
-    </w:lvl>
-    <w:lvl w:ilvl="3">
-      <w:start w:val="51"/>
-      <w:numFmt w:val="decimal"/>
-      <w:lvlText w:val="%4."/>
-      <w:lvlJc w:val="left"/>
-      <w:pPr>
-        <w:ind w:left="2880" w:hanging="480"/>
-      </w:pPr>
-    </w:lvl>
-    <w:lvl w:ilvl="4">
-      <w:start w:val="51"/>
-      <w:numFmt w:val="decimal"/>
-      <w:lvlText w:val="%5."/>
-      <w:lvlJc w:val="left"/>
-      <w:pPr>
-        <w:ind w:left="3600" w:hanging="480"/>
-      </w:pPr>
-    </w:lvl>
-    <w:lvl w:ilvl="5">
-      <w:start w:val="51"/>
-      <w:numFmt w:val="decimal"/>
-      <w:lvlText w:val="%6."/>
-      <w:lvlJc w:val="left"/>
-      <w:pPr>
-        <w:ind w:left="4320" w:hanging="480"/>
-      </w:pPr>
-    </w:lvl>
-    <w:lvl w:ilvl="6">
-      <w:start w:val="51"/>
-      <w:numFmt w:val="decimal"/>
-      <w:lvlText w:val="%7."/>
-      <w:lvlJc w:val="left"/>
-      <w:pPr>
-        <w:ind w:left="5040" w:hanging="480"/>
-      </w:pPr>
-    </w:lvl>
-    <w:lvl w:ilvl="7">
-      <w:start w:val="51"/>
-      <w:numFmt w:val="decimal"/>
-      <w:lvlText w:val="%8."/>
-      <w:lvlJc w:val="left"/>
-      <w:pPr>
-        <w:ind w:left="5760" w:hanging="480"/>
-      </w:pPr>
-    </w:lvl>
-    <w:lvl w:ilvl="8">
-      <w:start w:val="51"/>
-      <w:numFmt w:val="decimal"/>
-      <w:lvlText w:val="%9."/>
-      <w:lvlJc w:val="left"/>
-      <w:pPr>
-        <w:ind w:left="6480" w:hanging="480"/>
-      </w:pPr>
-    </w:lvl>
-  </w:abstractNum>
-  <w:abstractNum w:abstractNumId="994181">
-    <w:nsid w:val="A994181"/>
-    <w:multiLevelType w:val="multilevel"/>
-    <w:lvl w:ilvl="0">
-      <w:start w:val="81"/>
-      <w:numFmt w:val="decimal"/>
-      <w:lvlText w:val="%1."/>
-      <w:lvlJc w:val="left"/>
-      <w:pPr>
-        <w:ind w:left="720" w:hanging="480"/>
-      </w:pPr>
-    </w:lvl>
-    <w:lvl w:ilvl="1">
-      <w:start w:val="81"/>
-      <w:numFmt w:val="decimal"/>
-      <w:lvlText w:val="%2."/>
-      <w:lvlJc w:val="left"/>
-      <w:pPr>
-        <w:ind w:left="1440" w:hanging="480"/>
-      </w:pPr>
-    </w:lvl>
-    <w:lvl w:ilvl="2">
-      <w:start w:val="81"/>
-      <w:numFmt w:val="decimal"/>
-      <w:lvlText w:val="%3."/>
-      <w:lvlJc w:val="left"/>
-      <w:pPr>
-        <w:ind w:left="2160" w:hanging="480"/>
-      </w:pPr>
-    </w:lvl>
-    <w:lvl w:ilvl="3">
-      <w:start w:val="81"/>
-      <w:numFmt w:val="decimal"/>
-      <w:lvlText w:val="%4."/>
-      <w:lvlJc w:val="left"/>
-      <w:pPr>
-        <w:ind w:left="2880" w:hanging="480"/>
-      </w:pPr>
-    </w:lvl>
-    <w:lvl w:ilvl="4">
-      <w:start w:val="81"/>
-      <w:numFmt w:val="decimal"/>
-      <w:lvlText w:val="%5."/>
-      <w:lvlJc w:val="left"/>
-      <w:pPr>
-        <w:ind w:left="3600" w:hanging="480"/>
-      </w:pPr>
-    </w:lvl>
-    <w:lvl w:ilvl="5">
-      <w:start w:val="81"/>
-      <w:numFmt w:val="decimal"/>
-      <w:lvlText w:val="%6."/>
-      <w:lvlJc w:val="left"/>
-      <w:pPr>
-        <w:ind w:left="4320" w:hanging="480"/>
-      </w:pPr>
-    </w:lvl>
-    <w:lvl w:ilvl="6">
-      <w:start w:val="81"/>
-      <w:numFmt w:val="decimal"/>
-      <w:lvlText w:val="%7."/>
-      <w:lvlJc w:val="left"/>
-      <w:pPr>
-        <w:ind w:left="5040" w:hanging="480"/>
-      </w:pPr>
-    </w:lvl>
-    <w:lvl w:ilvl="7">
-      <w:start w:val="81"/>
-      <w:numFmt w:val="decimal"/>
-      <w:lvlText w:val="%8."/>
-      <w:lvlJc w:val="left"/>
-      <w:pPr>
-        <w:ind w:left="5760" w:hanging="480"/>
-      </w:pPr>
-    </w:lvl>
-    <w:lvl w:ilvl="8">
-      <w:start w:val="81"/>
-      <w:numFmt w:val="decimal"/>
-      <w:lvlText w:val="%9."/>
-      <w:lvlJc w:val="left"/>
-      <w:pPr>
-        <w:ind w:left="6480" w:hanging="480"/>
-      </w:pPr>
-    </w:lvl>
-  </w:abstractNum>
-  <w:abstractNum w:abstractNumId="9941106">
-    <w:nsid w:val="A9941106"/>
-    <w:multiLevelType w:val="multilevel"/>
-    <w:lvl w:ilvl="0">
-      <w:start w:val="106"/>
-      <w:numFmt w:val="decimal"/>
-      <w:lvlText w:val="%1."/>
-      <w:lvlJc w:val="left"/>
-      <w:pPr>
-        <w:ind w:left="720" w:hanging="480"/>
-      </w:pPr>
-    </w:lvl>
-    <w:lvl w:ilvl="1">
-      <w:start w:val="106"/>
-      <w:numFmt w:val="decimal"/>
-      <w:lvlText w:val="%2."/>
-      <w:lvlJc w:val="left"/>
-      <w:pPr>
-        <w:ind w:left="1440" w:hanging="480"/>
-      </w:pPr>
-    </w:lvl>
-    <w:lvl w:ilvl="2">
-      <w:start w:val="106"/>
-      <w:numFmt w:val="decimal"/>
-      <w:lvlText w:val="%3."/>
-      <w:lvlJc w:val="left"/>
-      <w:pPr>
-        <w:ind w:left="2160" w:hanging="480"/>
-      </w:pPr>
-    </w:lvl>
-    <w:lvl w:ilvl="3">
-      <w:start w:val="106"/>
-      <w:numFmt w:val="decimal"/>
-      <w:lvlText w:val="%4."/>
-      <w:lvlJc w:val="left"/>
-      <w:pPr>
-        <w:ind w:left="2880" w:hanging="480"/>
-      </w:pPr>
-    </w:lvl>
-    <w:lvl w:ilvl="4">
-      <w:start w:val="106"/>
-      <w:numFmt w:val="decimal"/>
-      <w:lvlText w:val="%5."/>
-      <w:lvlJc w:val="left"/>
-      <w:pPr>
-        <w:ind w:left="3600" w:hanging="480"/>
-      </w:pPr>
-    </w:lvl>
-    <w:lvl w:ilvl="5">
-      <w:start w:val="106"/>
-      <w:numFmt w:val="decimal"/>
-      <w:lvlText w:val="%6."/>
-      <w:lvlJc w:val="left"/>
-      <w:pPr>
-        <w:ind w:left="4320" w:hanging="480"/>
-      </w:pPr>
-    </w:lvl>
-    <w:lvl w:ilvl="6">
-      <w:start w:val="106"/>
-      <w:numFmt w:val="decimal"/>
-      <w:lvlText w:val="%7."/>
-      <w:lvlJc w:val="left"/>
-      <w:pPr>
-        <w:ind w:left="5040" w:hanging="480"/>
-      </w:pPr>
-    </w:lvl>
-    <w:lvl w:ilvl="7">
-      <w:start w:val="106"/>
-      <w:numFmt w:val="decimal"/>
-      <w:lvlText w:val="%8."/>
-      <w:lvlJc w:val="left"/>
-      <w:pPr>
-        <w:ind w:left="5760" w:hanging="480"/>
-      </w:pPr>
-    </w:lvl>
-    <w:lvl w:ilvl="8">
-      <w:start w:val="106"/>
-      <w:numFmt w:val="decimal"/>
-      <w:lvlText w:val="%9."/>
-      <w:lvlJc w:val="left"/>
-      <w:pPr>
-        <w:ind w:left="6480" w:hanging="480"/>
-      </w:pPr>
-    </w:lvl>
-  </w:abstractNum>
   <w:num w:numId="1000">
     <w:abstractNumId w:val="990"/>
-  </w:num>
-  <w:num w:numId="1001">
-    <w:abstractNumId w:val="99411"/>
-    <w:lvlOverride w:ilvl="0">
-      <w:startOverride w:val="1"/>
-    </w:lvlOverride>
-    <w:lvlOverride w:ilvl="1">
-      <w:startOverride w:val="1"/>
-    </w:lvlOverride>
-    <w:lvlOverride w:ilvl="2">
-      <w:startOverride w:val="1"/>
-    </w:lvlOverride>
-    <w:lvlOverride w:ilvl="3">
-      <w:startOverride w:val="1"/>
-    </w:lvlOverride>
-    <w:lvlOverride w:ilvl="4">
-      <w:startOverride w:val="1"/>
-    </w:lvlOverride>
-    <w:lvlOverride w:ilvl="5">
-      <w:startOverride w:val="1"/>
-    </w:lvlOverride>
-    <w:lvlOverride w:ilvl="6">
-      <w:startOverride w:val="1"/>
-    </w:lvlOverride>
-    <w:lvlOverride w:ilvl="7">
-      <w:startOverride w:val="1"/>
-    </w:lvlOverride>
-    <w:lvlOverride w:ilvl="8">
-      <w:startOverride w:val="1"/>
-    </w:lvlOverride>
-  </w:num>
-  <w:num w:numId="1002">
-    <w:abstractNumId w:val="994116"/>
-    <w:lvlOverride w:ilvl="0">
-      <w:startOverride w:val="16"/>
-    </w:lvlOverride>
-    <w:lvlOverride w:ilvl="1">
-      <w:startOverride w:val="16"/>
-    </w:lvlOverride>
-    <w:lvlOverride w:ilvl="2">
-      <w:startOverride w:val="16"/>
-    </w:lvlOverride>
-    <w:lvlOverride w:ilvl="3">
-      <w:startOverride w:val="16"/>
-    </w:lvlOverride>
-    <w:lvlOverride w:ilvl="4">
-      <w:startOverride w:val="16"/>
-    </w:lvlOverride>
-    <w:lvlOverride w:ilvl="5">
-      <w:startOverride w:val="16"/>
-    </w:lvlOverride>
-    <w:lvlOverride w:ilvl="6">
-      <w:startOverride w:val="16"/>
-    </w:lvlOverride>
-    <w:lvlOverride w:ilvl="7">
-      <w:startOverride w:val="16"/>
-    </w:lvlOverride>
-    <w:lvlOverride w:ilvl="8">
-      <w:startOverride w:val="16"/>
-    </w:lvlOverride>
-  </w:num>
-  <w:num w:numId="1003">
-    <w:abstractNumId w:val="994151"/>
-    <w:lvlOverride w:ilvl="0">
-      <w:startOverride w:val="51"/>
-    </w:lvlOverride>
-    <w:lvlOverride w:ilvl="1">
-      <w:startOverride w:val="51"/>
-    </w:lvlOverride>
-    <w:lvlOverride w:ilvl="2">
-      <w:startOverride w:val="51"/>
-    </w:lvlOverride>
-    <w:lvlOverride w:ilvl="3">
-      <w:startOverride w:val="51"/>
-    </w:lvlOverride>
-    <w:lvlOverride w:ilvl="4">
-      <w:startOverride w:val="51"/>
-    </w:lvlOverride>
-    <w:lvlOverride w:ilvl="5">
-      <w:startOverride w:val="51"/>
-    </w:lvlOverride>
-    <w:lvlOverride w:ilvl="6">
-      <w:startOverride w:val="51"/>
-    </w:lvlOverride>
-    <w:lvlOverride w:ilvl="7">
-      <w:startOverride w:val="51"/>
-    </w:lvlOverride>
-    <w:lvlOverride w:ilvl="8">
-      <w:startOverride w:val="51"/>
-    </w:lvlOverride>
-  </w:num>
-  <w:num w:numId="1004">
-    <w:abstractNumId w:val="994181"/>
-    <w:lvlOverride w:ilvl="0">
-      <w:startOverride w:val="81"/>
-    </w:lvlOverride>
-    <w:lvlOverride w:ilvl="1">
-      <w:startOverride w:val="81"/>
-    </w:lvlOverride>
-    <w:lvlOverride w:ilvl="2">
-      <w:startOverride w:val="81"/>
-    </w:lvlOverride>
-    <w:lvlOverride w:ilvl="3">
-      <w:startOverride w:val="81"/>
-    </w:lvlOverride>
-    <w:lvlOverride w:ilvl="4">
-      <w:startOverride w:val="81"/>
-    </w:lvlOverride>
-    <w:lvlOverride w:ilvl="5">
-      <w:startOverride w:val="81"/>
-    </w:lvlOverride>
-    <w:lvlOverride w:ilvl="6">
-      <w:startOverride w:val="81"/>
-    </w:lvlOverride>
-    <w:lvlOverride w:ilvl="7">
-      <w:startOverride w:val="81"/>
-    </w:lvlOverride>
-    <w:lvlOverride w:ilvl="8">
-      <w:startOverride w:val="81"/>
-    </w:lvlOverride>
-  </w:num>
-  <w:num w:numId="1005">
-    <w:abstractNumId w:val="9941106"/>
-    <w:lvlOverride w:ilvl="0">
-      <w:startOverride w:val="106"/>
-    </w:lvlOverride>
-    <w:lvlOverride w:ilvl="1">
-      <w:startOverride w:val="106"/>
-    </w:lvlOverride>
-    <w:lvlOverride w:ilvl="2">
-      <w:startOverride w:val="106"/>
-    </w:lvlOverride>
-    <w:lvlOverride w:ilvl="3">
-      <w:startOverride w:val="106"/>
-    </w:lvlOverride>
-    <w:lvlOverride w:ilvl="4">
-      <w:startOverride w:val="106"/>
-    </w:lvlOverride>
-    <w:lvlOverride w:ilvl="5">
-      <w:startOverride w:val="106"/>
-    </w:lvlOverride>
-    <w:lvlOverride w:ilvl="6">
-      <w:startOverride w:val="106"/>
-    </w:lvlOverride>
-    <w:lvlOverride w:ilvl="7">
-      <w:startOverride w:val="106"/>
-    </w:lvlOverride>
-    <w:lvlOverride w:ilvl="8">
-      <w:startOverride w:val="106"/>
-    </w:lvlOverride>
   </w:num>
 </w:numbering>
 </file>
